--- a/UserStories.docx
+++ b/UserStories.docx
@@ -5,21 +5,91 @@
     <w:p>
       <w:pPr>
         <w:rPr>
-          <w:rFonts w:ascii="Times New Roman" w:hAnsi="Times New Roman" w:cs="Times New Roman"/>
-          <w:b/>
-          <w:bCs/>
-          <w:sz w:val="28"/>
-          <w:szCs w:val="28"/>
-        </w:rPr>
-      </w:pPr>
-      <w:r>
-        <w:rPr>
-          <w:rFonts w:ascii="Times New Roman" w:hAnsi="Times New Roman" w:cs="Times New Roman"/>
-          <w:b/>
-          <w:bCs/>
-          <w:sz w:val="28"/>
-          <w:szCs w:val="28"/>
-        </w:rPr>
+          <w:noProof/>
+        </w:rPr>
+      </w:pPr>
+      <w:r>
+        <w:rPr>
+          <w:rFonts w:ascii="Times New Roman" w:hAnsi="Times New Roman" w:cs="Times New Roman"/>
+          <w:b/>
+          <w:bCs/>
+          <w:sz w:val="28"/>
+          <w:szCs w:val="28"/>
+        </w:rPr>
+        <w:t>Макет базы данных:</w:t>
+      </w:r>
+      <w:r>
+        <w:rPr>
+          <w:noProof/>
+        </w:rPr>
+        <w:t xml:space="preserve"> </w:t>
+      </w:r>
+      <w:r>
+        <w:rPr>
+          <w:noProof/>
+        </w:rPr>
+        <w:drawing>
+          <wp:inline distT="0" distB="0" distL="0" distR="0" wp14:anchorId="7C3B2DED" wp14:editId="2D1B55D8">
+            <wp:extent cx="5928995" cy="2990850"/>
+            <wp:effectExtent l="0" t="0" r="0" b="0"/>
+            <wp:docPr id="897188962" name="Рисунок 1"/>
+            <wp:cNvGraphicFramePr>
+              <a:graphicFrameLocks xmlns:a="http://schemas.openxmlformats.org/drawingml/2006/main" noChangeAspect="1"/>
+            </wp:cNvGraphicFramePr>
+            <a:graphic xmlns:a="http://schemas.openxmlformats.org/drawingml/2006/main">
+              <a:graphicData uri="http://schemas.openxmlformats.org/drawingml/2006/picture">
+                <pic:pic xmlns:pic="http://schemas.openxmlformats.org/drawingml/2006/picture">
+                  <pic:nvPicPr>
+                    <pic:cNvPr id="897188962" name=""/>
+                    <pic:cNvPicPr/>
+                  </pic:nvPicPr>
+                  <pic:blipFill>
+                    <a:blip r:embed="rId6"/>
+                    <a:stretch>
+                      <a:fillRect/>
+                    </a:stretch>
+                  </pic:blipFill>
+                  <pic:spPr>
+                    <a:xfrm>
+                      <a:off x="0" y="0"/>
+                      <a:ext cx="5935228" cy="2993994"/>
+                    </a:xfrm>
+                    <a:prstGeom prst="rect">
+                      <a:avLst/>
+                    </a:prstGeom>
+                  </pic:spPr>
+                </pic:pic>
+              </a:graphicData>
+            </a:graphic>
+          </wp:inline>
+        </w:drawing>
+      </w:r>
+      <w:r>
+        <w:rPr>
+          <w:noProof/>
+        </w:rPr>
+        <w:br w:type="page"/>
+      </w:r>
+    </w:p>
+    <w:p>
+      <w:pPr>
+        <w:rPr>
+          <w:rFonts w:ascii="Times New Roman" w:hAnsi="Times New Roman" w:cs="Times New Roman"/>
+          <w:b/>
+          <w:bCs/>
+          <w:sz w:val="28"/>
+          <w:szCs w:val="28"/>
+        </w:rPr>
+      </w:pPr>
+      <w:r>
+        <w:rPr>
+          <w:rFonts w:ascii="Times New Roman" w:hAnsi="Times New Roman" w:cs="Times New Roman"/>
+          <w:b/>
+          <w:bCs/>
+          <w:sz w:val="28"/>
+          <w:szCs w:val="28"/>
+        </w:rPr>
+        <w:lastRenderedPageBreak/>
         <w:t>История 1: Оприходование партий товара</w:t>
       </w:r>
     </w:p>
@@ -341,6 +411,7 @@
       <w:r>
         <w:rPr>
           <w:rFonts w:ascii="Times New Roman" w:hAnsi="Times New Roman" w:cs="Times New Roman"/>
+          <w:noProof/>
           <w:sz w:val="28"/>
           <w:szCs w:val="28"/>
         </w:rPr>
@@ -360,7 +431,7 @@
                     <pic:cNvPicPr/>
                   </pic:nvPicPr>
                   <pic:blipFill>
-                    <a:blip r:embed="rId6"/>
+                    <a:blip r:embed="rId7"/>
                     <a:stretch>
                       <a:fillRect/>
                     </a:stretch>
@@ -700,6 +771,7 @@
         <w:t xml:space="preserve">. Для каждой строки найти товар в таблице Products по совпадению артикула и увеличить его остаток: </w:t>
       </w:r>
       <w:proofErr w:type="spellStart"/>
+      <w:proofErr w:type="gramStart"/>
       <w:r>
         <w:rPr>
           <w:rFonts w:ascii="Times New Roman" w:hAnsi="Times New Roman" w:cs="Times New Roman"/>
@@ -709,6 +781,7 @@
         <w:t>product.CurrentStock</w:t>
       </w:r>
       <w:proofErr w:type="spellEnd"/>
+      <w:proofErr w:type="gramEnd"/>
       <w:r>
         <w:rPr>
           <w:rFonts w:ascii="Times New Roman" w:hAnsi="Times New Roman" w:cs="Times New Roman"/>
@@ -825,6 +898,7 @@
         <w:t xml:space="preserve"> на выполнение метода </w:t>
       </w:r>
       <w:proofErr w:type="spellStart"/>
+      <w:proofErr w:type="gramStart"/>
       <w:r>
         <w:rPr>
           <w:rFonts w:ascii="Times New Roman" w:hAnsi="Times New Roman" w:cs="Times New Roman"/>
@@ -840,7 +914,16 @@
           <w:sz w:val="28"/>
           <w:szCs w:val="28"/>
         </w:rPr>
-        <w:t>(), чтобы интерфейс отобразил новые остатки.</w:t>
+        <w:t>(</w:t>
+      </w:r>
+      <w:proofErr w:type="gramEnd"/>
+      <w:r>
+        <w:rPr>
+          <w:rFonts w:ascii="Times New Roman" w:hAnsi="Times New Roman" w:cs="Times New Roman"/>
+          <w:sz w:val="28"/>
+          <w:szCs w:val="28"/>
+        </w:rPr>
+        <w:t>), чтобы интерфейс отобразил новые остатки.</w:t>
       </w:r>
       <w:r>
         <w:rPr>
@@ -1153,6 +1236,7 @@
       <w:r>
         <w:rPr>
           <w:rFonts w:ascii="Times New Roman" w:hAnsi="Times New Roman" w:cs="Times New Roman"/>
+          <w:noProof/>
           <w:sz w:val="28"/>
           <w:szCs w:val="28"/>
         </w:rPr>
@@ -1172,7 +1256,7 @@
                     <pic:cNvPicPr/>
                   </pic:nvPicPr>
                   <pic:blipFill>
-                    <a:blip r:embed="rId7"/>
+                    <a:blip r:embed="rId8"/>
                     <a:stretch>
                       <a:fillRect/>
                     </a:stretch>
@@ -1951,6 +2035,7 @@
       <w:r>
         <w:rPr>
           <w:rFonts w:ascii="Times New Roman" w:hAnsi="Times New Roman" w:cs="Times New Roman"/>
+          <w:noProof/>
           <w:sz w:val="28"/>
           <w:szCs w:val="28"/>
         </w:rPr>
@@ -1970,7 +2055,7 @@
                     <pic:cNvPicPr/>
                   </pic:nvPicPr>
                   <pic:blipFill>
-                    <a:blip r:embed="rId8"/>
+                    <a:blip r:embed="rId9"/>
                     <a:stretch>
                       <a:fillRect/>
                     </a:stretch>
@@ -2165,6 +2250,7 @@
         <w:t xml:space="preserve">6.2. В методе загрузки формы выполнить обращение к таблице Products через контекст БД. Применить LINQ-фильтр: </w:t>
       </w:r>
       <w:proofErr w:type="spellStart"/>
+      <w:proofErr w:type="gramStart"/>
       <w:r>
         <w:rPr>
           <w:rFonts w:ascii="Times New Roman" w:hAnsi="Times New Roman" w:cs="Times New Roman"/>
@@ -2180,9 +2266,19 @@
           <w:sz w:val="28"/>
           <w:szCs w:val="28"/>
         </w:rPr>
-        <w:t xml:space="preserve">(p =&gt; </w:t>
-      </w:r>
-      <w:proofErr w:type="spellStart"/>
+        <w:t>(</w:t>
+      </w:r>
+      <w:proofErr w:type="gramEnd"/>
+      <w:r>
+        <w:rPr>
+          <w:rFonts w:ascii="Times New Roman" w:hAnsi="Times New Roman" w:cs="Times New Roman"/>
+          <w:sz w:val="28"/>
+          <w:szCs w:val="28"/>
+        </w:rPr>
+        <w:t xml:space="preserve">p =&gt; </w:t>
+      </w:r>
+      <w:proofErr w:type="spellStart"/>
+      <w:proofErr w:type="gramStart"/>
       <w:r>
         <w:rPr>
           <w:rFonts w:ascii="Times New Roman" w:hAnsi="Times New Roman" w:cs="Times New Roman"/>
@@ -2198,7 +2294,16 @@
           <w:sz w:val="28"/>
           <w:szCs w:val="28"/>
         </w:rPr>
-        <w:t xml:space="preserve"> != </w:t>
+        <w:t xml:space="preserve"> !</w:t>
+      </w:r>
+      <w:proofErr w:type="gramEnd"/>
+      <w:r>
+        <w:rPr>
+          <w:rFonts w:ascii="Times New Roman" w:hAnsi="Times New Roman" w:cs="Times New Roman"/>
+          <w:sz w:val="28"/>
+          <w:szCs w:val="28"/>
+        </w:rPr>
+        <w:t xml:space="preserve">= </w:t>
       </w:r>
       <w:proofErr w:type="spellStart"/>
       <w:r>
@@ -2234,7 +2339,16 @@
           <w:sz w:val="28"/>
           <w:szCs w:val="28"/>
         </w:rPr>
-        <w:t xml:space="preserve"> &lt; </w:t>
+        <w:t xml:space="preserve"> </w:t>
+      </w:r>
+      <w:proofErr w:type="gramStart"/>
+      <w:r>
+        <w:rPr>
+          <w:rFonts w:ascii="Times New Roman" w:hAnsi="Times New Roman" w:cs="Times New Roman"/>
+          <w:sz w:val="28"/>
+          <w:szCs w:val="28"/>
+        </w:rPr>
+        <w:t xml:space="preserve">&lt; </w:t>
       </w:r>
       <w:proofErr w:type="spellStart"/>
       <w:r>
@@ -2246,6 +2360,7 @@
         <w:t>DateTime.Today</w:t>
       </w:r>
       <w:proofErr w:type="spellEnd"/>
+      <w:proofErr w:type="gramEnd"/>
       <w:r>
         <w:rPr>
           <w:rFonts w:ascii="Times New Roman" w:hAnsi="Times New Roman" w:cs="Times New Roman"/>
@@ -2255,6 +2370,7 @@
         <w:t xml:space="preserve"> &amp;&amp; </w:t>
       </w:r>
       <w:proofErr w:type="spellStart"/>
+      <w:proofErr w:type="gramStart"/>
       <w:r>
         <w:rPr>
           <w:rFonts w:ascii="Times New Roman" w:hAnsi="Times New Roman" w:cs="Times New Roman"/>
@@ -2270,7 +2386,16 @@
           <w:sz w:val="28"/>
           <w:szCs w:val="28"/>
         </w:rPr>
-        <w:t xml:space="preserve"> &gt; 0). Результат преобразовать в список и привязать к источнику данных </w:t>
+        <w:t xml:space="preserve"> &gt;</w:t>
+      </w:r>
+      <w:proofErr w:type="gramEnd"/>
+      <w:r>
+        <w:rPr>
+          <w:rFonts w:ascii="Times New Roman" w:hAnsi="Times New Roman" w:cs="Times New Roman"/>
+          <w:sz w:val="28"/>
+          <w:szCs w:val="28"/>
+        </w:rPr>
+        <w:t xml:space="preserve"> 0). Результат преобразовать в список и привязать к источнику данных </w:t>
       </w:r>
       <w:proofErr w:type="spellStart"/>
       <w:r>
@@ -2433,6 +2558,7 @@
         <w:t xml:space="preserve">. Для каждой строки найти товар в таблице Products по Артикулу и установить </w:t>
       </w:r>
       <w:proofErr w:type="spellStart"/>
+      <w:proofErr w:type="gramStart"/>
       <w:r>
         <w:rPr>
           <w:rFonts w:ascii="Times New Roman" w:hAnsi="Times New Roman" w:cs="Times New Roman"/>
@@ -2442,6 +2568,7 @@
         <w:t>product.CurrentStock</w:t>
       </w:r>
       <w:proofErr w:type="spellEnd"/>
+      <w:proofErr w:type="gramEnd"/>
       <w:r>
         <w:rPr>
           <w:rFonts w:ascii="Times New Roman" w:hAnsi="Times New Roman" w:cs="Times New Roman"/>
@@ -2839,6 +2966,7 @@
       <w:r>
         <w:rPr>
           <w:rFonts w:ascii="Times New Roman" w:hAnsi="Times New Roman" w:cs="Times New Roman"/>
+          <w:noProof/>
           <w:sz w:val="28"/>
           <w:szCs w:val="28"/>
         </w:rPr>
@@ -2858,7 +2986,7 @@
                     <pic:cNvPicPr/>
                   </pic:nvPicPr>
                   <pic:blipFill>
-                    <a:blip r:embed="rId9"/>
+                    <a:blip r:embed="rId10"/>
                     <a:stretch>
                       <a:fillRect/>
                     </a:stretch>
@@ -3191,6 +3319,7 @@
         <w:t xml:space="preserve">6.4. Реализовать обновление визуальных заголовков. В коде каждой формы, где есть колонки с ценами, прописать условие обновления: </w:t>
       </w:r>
       <w:proofErr w:type="spellStart"/>
+      <w:proofErr w:type="gramStart"/>
       <w:r>
         <w:rPr>
           <w:rFonts w:ascii="Times New Roman" w:hAnsi="Times New Roman" w:cs="Times New Roman"/>
@@ -3200,13 +3329,23 @@
         <w:t>dgv.Columns</w:t>
       </w:r>
       <w:proofErr w:type="spellEnd"/>
-      <w:r>
-        <w:rPr>
-          <w:rFonts w:ascii="Times New Roman" w:hAnsi="Times New Roman" w:cs="Times New Roman"/>
-          <w:sz w:val="28"/>
-          <w:szCs w:val="28"/>
-        </w:rPr>
-        <w:t>["Цена"].</w:t>
+      <w:proofErr w:type="gramEnd"/>
+      <w:r>
+        <w:rPr>
+          <w:rFonts w:ascii="Times New Roman" w:hAnsi="Times New Roman" w:cs="Times New Roman"/>
+          <w:sz w:val="28"/>
+          <w:szCs w:val="28"/>
+        </w:rPr>
+        <w:t>["Цена"</w:t>
+      </w:r>
+      <w:proofErr w:type="gramStart"/>
+      <w:r>
+        <w:rPr>
+          <w:rFonts w:ascii="Times New Roman" w:hAnsi="Times New Roman" w:cs="Times New Roman"/>
+          <w:sz w:val="28"/>
+          <w:szCs w:val="28"/>
+        </w:rPr>
+        <w:t>].</w:t>
       </w:r>
       <w:proofErr w:type="spellStart"/>
       <w:r>
@@ -3218,6 +3357,7 @@
         <w:t>HeaderText</w:t>
       </w:r>
       <w:proofErr w:type="spellEnd"/>
+      <w:proofErr w:type="gramEnd"/>
       <w:r>
         <w:rPr>
           <w:rFonts w:ascii="Times New Roman" w:hAnsi="Times New Roman" w:cs="Times New Roman"/>
@@ -3547,6 +3687,7 @@
       <w:r>
         <w:rPr>
           <w:rFonts w:ascii="Times New Roman" w:hAnsi="Times New Roman" w:cs="Times New Roman"/>
+          <w:noProof/>
           <w:sz w:val="28"/>
           <w:szCs w:val="28"/>
         </w:rPr>
@@ -3566,7 +3707,7 @@
                     <pic:cNvPicPr/>
                   </pic:nvPicPr>
                   <pic:blipFill>
-                    <a:blip r:embed="rId10"/>
+                    <a:blip r:embed="rId11"/>
                     <a:stretch>
                       <a:fillRect/>
                     </a:stretch>
@@ -3677,7 +3818,16 @@
           <w:sz w:val="28"/>
           <w:szCs w:val="28"/>
         </w:rPr>
-        <w:t xml:space="preserve"> и задать ему свойство Filter со значением "JSON файлы (*.</w:t>
+        <w:t xml:space="preserve"> и задать ему свойство Filter со значением "JSON файлы (</w:t>
+      </w:r>
+      <w:proofErr w:type="gramStart"/>
+      <w:r>
+        <w:rPr>
+          <w:rFonts w:ascii="Times New Roman" w:hAnsi="Times New Roman" w:cs="Times New Roman"/>
+          <w:sz w:val="28"/>
+          <w:szCs w:val="28"/>
+        </w:rPr>
+        <w:t>*.</w:t>
       </w:r>
       <w:proofErr w:type="spellStart"/>
       <w:r>
@@ -3689,31 +3839,86 @@
         <w:t>json</w:t>
       </w:r>
       <w:proofErr w:type="spellEnd"/>
-      <w:r>
-        <w:rPr>
-          <w:rFonts w:ascii="Times New Roman" w:hAnsi="Times New Roman" w:cs="Times New Roman"/>
-          <w:sz w:val="28"/>
-          <w:szCs w:val="28"/>
-        </w:rPr>
-        <w:t>)|*.</w:t>
-      </w:r>
-      <w:proofErr w:type="spellStart"/>
-      <w:r>
-        <w:rPr>
-          <w:rFonts w:ascii="Times New Roman" w:hAnsi="Times New Roman" w:cs="Times New Roman"/>
-          <w:sz w:val="28"/>
-          <w:szCs w:val="28"/>
-        </w:rPr>
-        <w:t>json|Все</w:t>
-      </w:r>
-      <w:proofErr w:type="spellEnd"/>
-      <w:r>
-        <w:rPr>
-          <w:rFonts w:ascii="Times New Roman" w:hAnsi="Times New Roman" w:cs="Times New Roman"/>
-          <w:sz w:val="28"/>
-          <w:szCs w:val="28"/>
-        </w:rPr>
-        <w:t xml:space="preserve"> файлы (*.*)|*.*". </w:t>
+      <w:proofErr w:type="gramEnd"/>
+      <w:r>
+        <w:rPr>
+          <w:rFonts w:ascii="Times New Roman" w:hAnsi="Times New Roman" w:cs="Times New Roman"/>
+          <w:sz w:val="28"/>
+          <w:szCs w:val="28"/>
+        </w:rPr>
+        <w:t>)|</w:t>
+      </w:r>
+      <w:proofErr w:type="gramStart"/>
+      <w:r>
+        <w:rPr>
+          <w:rFonts w:ascii="Times New Roman" w:hAnsi="Times New Roman" w:cs="Times New Roman"/>
+          <w:sz w:val="28"/>
+          <w:szCs w:val="28"/>
+        </w:rPr>
+        <w:t>*.</w:t>
+      </w:r>
+      <w:proofErr w:type="spellStart"/>
+      <w:r>
+        <w:rPr>
+          <w:rFonts w:ascii="Times New Roman" w:hAnsi="Times New Roman" w:cs="Times New Roman"/>
+          <w:sz w:val="28"/>
+          <w:szCs w:val="28"/>
+        </w:rPr>
+        <w:t>json</w:t>
+      </w:r>
+      <w:proofErr w:type="gramEnd"/>
+      <w:r>
+        <w:rPr>
+          <w:rFonts w:ascii="Times New Roman" w:hAnsi="Times New Roman" w:cs="Times New Roman"/>
+          <w:sz w:val="28"/>
+          <w:szCs w:val="28"/>
+        </w:rPr>
+        <w:t>|Все</w:t>
+      </w:r>
+      <w:proofErr w:type="spellEnd"/>
+      <w:r>
+        <w:rPr>
+          <w:rFonts w:ascii="Times New Roman" w:hAnsi="Times New Roman" w:cs="Times New Roman"/>
+          <w:sz w:val="28"/>
+          <w:szCs w:val="28"/>
+        </w:rPr>
+        <w:t xml:space="preserve"> файлы (</w:t>
+      </w:r>
+      <w:proofErr w:type="gramStart"/>
+      <w:r>
+        <w:rPr>
+          <w:rFonts w:ascii="Times New Roman" w:hAnsi="Times New Roman" w:cs="Times New Roman"/>
+          <w:sz w:val="28"/>
+          <w:szCs w:val="28"/>
+        </w:rPr>
+        <w:t>*.*</w:t>
+      </w:r>
+      <w:proofErr w:type="gramEnd"/>
+      <w:r>
+        <w:rPr>
+          <w:rFonts w:ascii="Times New Roman" w:hAnsi="Times New Roman" w:cs="Times New Roman"/>
+          <w:sz w:val="28"/>
+          <w:szCs w:val="28"/>
+        </w:rPr>
+        <w:t>)|</w:t>
+      </w:r>
+      <w:proofErr w:type="gramStart"/>
+      <w:r>
+        <w:rPr>
+          <w:rFonts w:ascii="Times New Roman" w:hAnsi="Times New Roman" w:cs="Times New Roman"/>
+          <w:sz w:val="28"/>
+          <w:szCs w:val="28"/>
+        </w:rPr>
+        <w:t>*.*</w:t>
+      </w:r>
+      <w:proofErr w:type="gramEnd"/>
+      <w:r>
+        <w:rPr>
+          <w:rFonts w:ascii="Times New Roman" w:hAnsi="Times New Roman" w:cs="Times New Roman"/>
+          <w:sz w:val="28"/>
+          <w:szCs w:val="28"/>
+        </w:rPr>
+        <w:t xml:space="preserve">". </w:t>
       </w:r>
     </w:p>
     <w:p>
@@ -3892,9 +4097,19 @@
           <w:sz w:val="28"/>
           <w:szCs w:val="28"/>
         </w:rPr>
-        <w:t xml:space="preserve"> строки в коллекцию List&lt;</w:t>
-      </w:r>
-      <w:proofErr w:type="spellStart"/>
+        <w:t xml:space="preserve"> строки в коллекцию </w:t>
+      </w:r>
+      <w:proofErr w:type="gramStart"/>
+      <w:r>
+        <w:rPr>
+          <w:rFonts w:ascii="Times New Roman" w:hAnsi="Times New Roman" w:cs="Times New Roman"/>
+          <w:sz w:val="28"/>
+          <w:szCs w:val="28"/>
+        </w:rPr>
+        <w:t>List&lt;</w:t>
+      </w:r>
+      <w:proofErr w:type="spellStart"/>
+      <w:proofErr w:type="gramEnd"/>
       <w:r>
         <w:rPr>
           <w:rFonts w:ascii="Times New Roman" w:hAnsi="Times New Roman" w:cs="Times New Roman"/>
@@ -4038,6 +4253,7 @@
         <w:t>(</w:t>
       </w:r>
       <w:proofErr w:type="spellStart"/>
+      <w:proofErr w:type="gramStart"/>
       <w:r>
         <w:rPr>
           <w:rFonts w:ascii="Times New Roman" w:hAnsi="Times New Roman" w:cs="Times New Roman"/>
@@ -4047,6 +4263,7 @@
         <w:t>item.Price</w:t>
       </w:r>
       <w:proofErr w:type="spellEnd"/>
+      <w:proofErr w:type="gramEnd"/>
       <w:r>
         <w:rPr>
           <w:rFonts w:ascii="Times New Roman" w:hAnsi="Times New Roman" w:cs="Times New Roman"/>
@@ -4468,6 +4685,7 @@
       <w:r>
         <w:rPr>
           <w:rFonts w:ascii="Times New Roman" w:hAnsi="Times New Roman" w:cs="Times New Roman"/>
+          <w:noProof/>
           <w:sz w:val="28"/>
           <w:szCs w:val="28"/>
         </w:rPr>
@@ -4487,7 +4705,7 @@
                     <pic:cNvPicPr/>
                   </pic:nvPicPr>
                   <pic:blipFill>
-                    <a:blip r:embed="rId11"/>
+                    <a:blip r:embed="rId12"/>
                     <a:stretch>
                       <a:fillRect/>
                     </a:stretch>
@@ -4705,7 +4923,16 @@
           <w:sz w:val="28"/>
           <w:szCs w:val="28"/>
         </w:rPr>
-        <w:t>[0].</w:t>
+        <w:t>[0</w:t>
+      </w:r>
+      <w:proofErr w:type="gramStart"/>
+      <w:r>
+        <w:rPr>
+          <w:rFonts w:ascii="Times New Roman" w:hAnsi="Times New Roman" w:cs="Times New Roman"/>
+          <w:sz w:val="28"/>
+          <w:szCs w:val="28"/>
+        </w:rPr>
+        <w:t>].</w:t>
       </w:r>
       <w:proofErr w:type="spellStart"/>
       <w:r>
@@ -4717,6 +4944,7 @@
         <w:t>IsNewRow</w:t>
       </w:r>
       <w:proofErr w:type="spellEnd"/>
+      <w:proofErr w:type="gramEnd"/>
       <w:r>
         <w:rPr>
           <w:rFonts w:ascii="Times New Roman" w:hAnsi="Times New Roman" w:cs="Times New Roman"/>
@@ -4848,7 +5076,43 @@
           <w:sz w:val="28"/>
           <w:szCs w:val="28"/>
         </w:rPr>
-        <w:t xml:space="preserve"> заменяя символ ; на , во избежание поломки разметки CSV. </w:t>
+        <w:t xml:space="preserve"> заменяя </w:t>
+      </w:r>
+      <w:proofErr w:type="gramStart"/>
+      <w:r>
+        <w:rPr>
+          <w:rFonts w:ascii="Times New Roman" w:hAnsi="Times New Roman" w:cs="Times New Roman"/>
+          <w:sz w:val="28"/>
+          <w:szCs w:val="28"/>
+        </w:rPr>
+        <w:t>символ ;</w:t>
+      </w:r>
+      <w:proofErr w:type="gramEnd"/>
+      <w:r>
+        <w:rPr>
+          <w:rFonts w:ascii="Times New Roman" w:hAnsi="Times New Roman" w:cs="Times New Roman"/>
+          <w:sz w:val="28"/>
+          <w:szCs w:val="28"/>
+        </w:rPr>
+        <w:t xml:space="preserve"> </w:t>
+      </w:r>
+      <w:proofErr w:type="gramStart"/>
+      <w:r>
+        <w:rPr>
+          <w:rFonts w:ascii="Times New Roman" w:hAnsi="Times New Roman" w:cs="Times New Roman"/>
+          <w:sz w:val="28"/>
+          <w:szCs w:val="28"/>
+        </w:rPr>
+        <w:t>на ,</w:t>
+      </w:r>
+      <w:proofErr w:type="gramEnd"/>
+      <w:r>
+        <w:rPr>
+          <w:rFonts w:ascii="Times New Roman" w:hAnsi="Times New Roman" w:cs="Times New Roman"/>
+          <w:sz w:val="28"/>
+          <w:szCs w:val="28"/>
+        </w:rPr>
+        <w:t xml:space="preserve"> во избежание поломки разметки CSV. </w:t>
       </w:r>
     </w:p>
     <w:p>
@@ -6471,6 +6735,7 @@
   <w:style w:type="character" w:default="1" w:styleId="a0">
     <w:name w:val="Default Paragraph Font"/>
     <w:uiPriority w:val="1"/>
+    <w:semiHidden/>
     <w:unhideWhenUsed/>
   </w:style>
   <w:style w:type="table" w:default="1" w:styleId="a1">

--- a/UserStories.docx
+++ b/UserStories.docx
@@ -4,6 +4,7 @@
   <w:body>
     <w:p>
       <w:pPr>
+        <w:ind w:firstLine="708"/>
         <w:rPr>
           <w:noProof/>
         </w:rPr>
@@ -111,159 +112,101 @@
           <w:sz w:val="28"/>
           <w:szCs w:val="28"/>
         </w:rPr>
-        <w:t xml:space="preserve">1. </w:t>
-      </w:r>
-      <w:proofErr w:type="spellStart"/>
-      <w:r>
-        <w:rPr>
-          <w:rFonts w:ascii="Times New Roman" w:hAnsi="Times New Roman" w:cs="Times New Roman"/>
-          <w:b/>
-          <w:bCs/>
-          <w:sz w:val="28"/>
-          <w:szCs w:val="28"/>
-        </w:rPr>
-        <w:t>Userstory</w:t>
-      </w:r>
-      <w:proofErr w:type="spellEnd"/>
-      <w:r>
-        <w:rPr>
-          <w:rFonts w:ascii="Times New Roman" w:hAnsi="Times New Roman" w:cs="Times New Roman"/>
-          <w:b/>
-          <w:bCs/>
+        <w:t xml:space="preserve">1. Userstory: </w:t>
+      </w:r>
+      <w:r>
+        <w:rPr>
+          <w:rFonts w:ascii="Times New Roman" w:hAnsi="Times New Roman" w:cs="Times New Roman"/>
+          <w:sz w:val="28"/>
+          <w:szCs w:val="28"/>
+        </w:rPr>
+        <w:t>Как Администратор или Кладовщик, я хочу приходовать поступающий товар на склад, указывая количество, чтобы поддерживать актуальные остатки в системе.</w:t>
+      </w:r>
+    </w:p>
+    <w:p>
+      <w:pPr>
+        <w:rPr>
+          <w:rFonts w:ascii="Times New Roman" w:hAnsi="Times New Roman" w:cs="Times New Roman"/>
+          <w:b/>
+          <w:bCs/>
+          <w:sz w:val="28"/>
+          <w:szCs w:val="28"/>
+        </w:rPr>
+      </w:pPr>
+      <w:r>
+        <w:rPr>
+          <w:rFonts w:ascii="Times New Roman" w:hAnsi="Times New Roman" w:cs="Times New Roman"/>
+          <w:b/>
+          <w:bCs/>
+          <w:sz w:val="28"/>
+          <w:szCs w:val="28"/>
+        </w:rPr>
+        <w:t xml:space="preserve">2. Пользователи: </w:t>
+      </w:r>
+      <w:r>
+        <w:rPr>
+          <w:rFonts w:ascii="Times New Roman" w:hAnsi="Times New Roman" w:cs="Times New Roman"/>
+          <w:sz w:val="28"/>
+          <w:szCs w:val="28"/>
+        </w:rPr>
+        <w:t>Кладовщик, Администратор.</w:t>
+      </w:r>
+    </w:p>
+    <w:p>
+      <w:pPr>
+        <w:rPr>
+          <w:rFonts w:ascii="Times New Roman" w:hAnsi="Times New Roman" w:cs="Times New Roman"/>
+          <w:b/>
+          <w:bCs/>
+          <w:sz w:val="28"/>
+          <w:szCs w:val="28"/>
+        </w:rPr>
+      </w:pPr>
+      <w:r>
+        <w:rPr>
+          <w:rFonts w:ascii="Times New Roman" w:hAnsi="Times New Roman" w:cs="Times New Roman"/>
+          <w:b/>
+          <w:bCs/>
+          <w:sz w:val="28"/>
+          <w:szCs w:val="28"/>
+        </w:rPr>
+        <w:t xml:space="preserve">3. Место: </w:t>
+      </w:r>
+      <w:r>
+        <w:rPr>
+          <w:rFonts w:ascii="Times New Roman" w:hAnsi="Times New Roman" w:cs="Times New Roman"/>
+          <w:sz w:val="28"/>
+          <w:szCs w:val="28"/>
+        </w:rPr>
+        <w:t>Форма поставок (DeliveryForm), База данных (Таблица Products), Главная форма (MainForm).</w:t>
+      </w:r>
+    </w:p>
+    <w:p>
+      <w:pPr>
+        <w:rPr>
+          <w:rFonts w:ascii="Times New Roman" w:hAnsi="Times New Roman" w:cs="Times New Roman"/>
+          <w:sz w:val="28"/>
+          <w:szCs w:val="28"/>
+        </w:rPr>
+      </w:pPr>
+      <w:r>
+        <w:rPr>
+          <w:rFonts w:ascii="Times New Roman" w:hAnsi="Times New Roman" w:cs="Times New Roman"/>
+          <w:b/>
+          <w:bCs/>
+          <w:sz w:val="28"/>
+          <w:szCs w:val="28"/>
+        </w:rPr>
+        <w:t>4. Задачи</w:t>
+      </w:r>
+      <w:r>
+        <w:rPr>
+          <w:rFonts w:ascii="Times New Roman" w:hAnsi="Times New Roman" w:cs="Times New Roman"/>
           <w:sz w:val="28"/>
           <w:szCs w:val="28"/>
         </w:rPr>
         <w:t xml:space="preserve">: </w:t>
       </w:r>
-      <w:r>
-        <w:rPr>
-          <w:rFonts w:ascii="Times New Roman" w:hAnsi="Times New Roman" w:cs="Times New Roman"/>
-          <w:sz w:val="28"/>
-          <w:szCs w:val="28"/>
-        </w:rPr>
-        <w:t>Как Администратор или Кладовщик, я хочу приходовать поступающий товар на склад, указывая количество, чтобы поддерживать актуальные остатки в системе.</w:t>
-      </w:r>
-    </w:p>
-    <w:p>
-      <w:pPr>
-        <w:rPr>
-          <w:rFonts w:ascii="Times New Roman" w:hAnsi="Times New Roman" w:cs="Times New Roman"/>
-          <w:b/>
-          <w:bCs/>
-          <w:sz w:val="28"/>
-          <w:szCs w:val="28"/>
-        </w:rPr>
-      </w:pPr>
-      <w:r>
-        <w:rPr>
-          <w:rFonts w:ascii="Times New Roman" w:hAnsi="Times New Roman" w:cs="Times New Roman"/>
-          <w:b/>
-          <w:bCs/>
-          <w:sz w:val="28"/>
-          <w:szCs w:val="28"/>
-        </w:rPr>
-        <w:t xml:space="preserve">2. Пользователи: </w:t>
-      </w:r>
-      <w:r>
-        <w:rPr>
-          <w:rFonts w:ascii="Times New Roman" w:hAnsi="Times New Roman" w:cs="Times New Roman"/>
-          <w:sz w:val="28"/>
-          <w:szCs w:val="28"/>
-        </w:rPr>
-        <w:t>Кладовщик, Администратор.</w:t>
-      </w:r>
-    </w:p>
-    <w:p>
-      <w:pPr>
-        <w:rPr>
-          <w:rFonts w:ascii="Times New Roman" w:hAnsi="Times New Roman" w:cs="Times New Roman"/>
-          <w:b/>
-          <w:bCs/>
-          <w:sz w:val="28"/>
-          <w:szCs w:val="28"/>
-        </w:rPr>
-      </w:pPr>
-      <w:r>
-        <w:rPr>
-          <w:rFonts w:ascii="Times New Roman" w:hAnsi="Times New Roman" w:cs="Times New Roman"/>
-          <w:b/>
-          <w:bCs/>
-          <w:sz w:val="28"/>
-          <w:szCs w:val="28"/>
-        </w:rPr>
-        <w:t xml:space="preserve">3. Место: </w:t>
-      </w:r>
-      <w:r>
-        <w:rPr>
-          <w:rFonts w:ascii="Times New Roman" w:hAnsi="Times New Roman" w:cs="Times New Roman"/>
-          <w:sz w:val="28"/>
-          <w:szCs w:val="28"/>
-        </w:rPr>
-        <w:t>Форма поставок (</w:t>
-      </w:r>
-      <w:proofErr w:type="spellStart"/>
-      <w:r>
-        <w:rPr>
-          <w:rFonts w:ascii="Times New Roman" w:hAnsi="Times New Roman" w:cs="Times New Roman"/>
-          <w:sz w:val="28"/>
-          <w:szCs w:val="28"/>
-        </w:rPr>
-        <w:t>DeliveryForm</w:t>
-      </w:r>
-      <w:proofErr w:type="spellEnd"/>
-      <w:r>
-        <w:rPr>
-          <w:rFonts w:ascii="Times New Roman" w:hAnsi="Times New Roman" w:cs="Times New Roman"/>
-          <w:sz w:val="28"/>
-          <w:szCs w:val="28"/>
-        </w:rPr>
-        <w:t>), База данных (Таблица Products), Главная форма (</w:t>
-      </w:r>
-      <w:proofErr w:type="spellStart"/>
-      <w:r>
-        <w:rPr>
-          <w:rFonts w:ascii="Times New Roman" w:hAnsi="Times New Roman" w:cs="Times New Roman"/>
-          <w:sz w:val="28"/>
-          <w:szCs w:val="28"/>
-        </w:rPr>
-        <w:t>MainForm</w:t>
-      </w:r>
-      <w:proofErr w:type="spellEnd"/>
-      <w:r>
-        <w:rPr>
-          <w:rFonts w:ascii="Times New Roman" w:hAnsi="Times New Roman" w:cs="Times New Roman"/>
-          <w:sz w:val="28"/>
-          <w:szCs w:val="28"/>
-        </w:rPr>
-        <w:t>).</w:t>
-      </w:r>
-    </w:p>
-    <w:p>
-      <w:pPr>
-        <w:rPr>
-          <w:rFonts w:ascii="Times New Roman" w:hAnsi="Times New Roman" w:cs="Times New Roman"/>
-          <w:sz w:val="28"/>
-          <w:szCs w:val="28"/>
-        </w:rPr>
-      </w:pPr>
-      <w:r>
-        <w:rPr>
-          <w:rFonts w:ascii="Times New Roman" w:hAnsi="Times New Roman" w:cs="Times New Roman"/>
-          <w:b/>
-          <w:bCs/>
-          <w:sz w:val="28"/>
-          <w:szCs w:val="28"/>
-        </w:rPr>
-        <w:t>4. Задачи</w:t>
-      </w:r>
-      <w:r>
-        <w:rPr>
-          <w:rFonts w:ascii="Times New Roman" w:hAnsi="Times New Roman" w:cs="Times New Roman"/>
-          <w:sz w:val="28"/>
-          <w:szCs w:val="28"/>
-        </w:rPr>
-        <w:t xml:space="preserve">: </w:t>
-      </w:r>
     </w:p>
     <w:p>
       <w:pPr>
@@ -297,25 +240,7 @@
           <w:sz w:val="28"/>
           <w:szCs w:val="28"/>
         </w:rPr>
-        <w:t xml:space="preserve">Добавление UI-элементов на форму </w:t>
-      </w:r>
-      <w:proofErr w:type="spellStart"/>
-      <w:r>
-        <w:rPr>
-          <w:rFonts w:ascii="Times New Roman" w:hAnsi="Times New Roman" w:cs="Times New Roman"/>
-          <w:sz w:val="28"/>
-          <w:szCs w:val="28"/>
-        </w:rPr>
-        <w:t>DeliveryForm</w:t>
-      </w:r>
-      <w:proofErr w:type="spellEnd"/>
-      <w:r>
-        <w:rPr>
-          <w:rFonts w:ascii="Times New Roman" w:hAnsi="Times New Roman" w:cs="Times New Roman"/>
-          <w:sz w:val="28"/>
-          <w:szCs w:val="28"/>
-        </w:rPr>
-        <w:t xml:space="preserve"> для формирования списка поставок. </w:t>
+        <w:t xml:space="preserve">Добавление UI-элементов на форму DeliveryForm для формирования списка поставок. </w:t>
       </w:r>
     </w:p>
     <w:p>
@@ -490,133 +415,7 @@
           <w:sz w:val="28"/>
           <w:szCs w:val="28"/>
         </w:rPr>
-        <w:t xml:space="preserve">6.1. На форму </w:t>
-      </w:r>
-      <w:proofErr w:type="spellStart"/>
-      <w:r>
-        <w:rPr>
-          <w:rFonts w:ascii="Times New Roman" w:hAnsi="Times New Roman" w:cs="Times New Roman"/>
-          <w:sz w:val="28"/>
-          <w:szCs w:val="28"/>
-        </w:rPr>
-        <w:t>DeliveryForm</w:t>
-      </w:r>
-      <w:proofErr w:type="spellEnd"/>
-      <w:r>
-        <w:rPr>
-          <w:rFonts w:ascii="Times New Roman" w:hAnsi="Times New Roman" w:cs="Times New Roman"/>
-          <w:sz w:val="28"/>
-          <w:szCs w:val="28"/>
-        </w:rPr>
-        <w:t xml:space="preserve"> добавить элементы управления: выпадающие списки </w:t>
-      </w:r>
-      <w:proofErr w:type="spellStart"/>
-      <w:r>
-        <w:rPr>
-          <w:rFonts w:ascii="Times New Roman" w:hAnsi="Times New Roman" w:cs="Times New Roman"/>
-          <w:sz w:val="28"/>
-          <w:szCs w:val="28"/>
-        </w:rPr>
-        <w:t>ComboBox</w:t>
-      </w:r>
-      <w:proofErr w:type="spellEnd"/>
-      <w:r>
-        <w:rPr>
-          <w:rFonts w:ascii="Times New Roman" w:hAnsi="Times New Roman" w:cs="Times New Roman"/>
-          <w:sz w:val="28"/>
-          <w:szCs w:val="28"/>
-        </w:rPr>
-        <w:t xml:space="preserve"> (для выбора товара и размера), поля </w:t>
-      </w:r>
-      <w:proofErr w:type="spellStart"/>
-      <w:r>
-        <w:rPr>
-          <w:rFonts w:ascii="Times New Roman" w:hAnsi="Times New Roman" w:cs="Times New Roman"/>
-          <w:sz w:val="28"/>
-          <w:szCs w:val="28"/>
-        </w:rPr>
-        <w:t>NumericUpDown</w:t>
-      </w:r>
-      <w:proofErr w:type="spellEnd"/>
-      <w:r>
-        <w:rPr>
-          <w:rFonts w:ascii="Times New Roman" w:hAnsi="Times New Roman" w:cs="Times New Roman"/>
-          <w:sz w:val="28"/>
-          <w:szCs w:val="28"/>
-        </w:rPr>
-        <w:t xml:space="preserve"> (для ввода количества </w:t>
-      </w:r>
-      <w:proofErr w:type="spellStart"/>
-      <w:r>
-        <w:rPr>
-          <w:rFonts w:ascii="Times New Roman" w:hAnsi="Times New Roman" w:cs="Times New Roman"/>
-          <w:sz w:val="28"/>
-          <w:szCs w:val="28"/>
-        </w:rPr>
-        <w:t>numQty</w:t>
-      </w:r>
-      <w:proofErr w:type="spellEnd"/>
-      <w:r>
-        <w:rPr>
-          <w:rFonts w:ascii="Times New Roman" w:hAnsi="Times New Roman" w:cs="Times New Roman"/>
-          <w:sz w:val="28"/>
-          <w:szCs w:val="28"/>
-        </w:rPr>
-        <w:t xml:space="preserve"> и цены </w:t>
-      </w:r>
-      <w:proofErr w:type="spellStart"/>
-      <w:r>
-        <w:rPr>
-          <w:rFonts w:ascii="Times New Roman" w:hAnsi="Times New Roman" w:cs="Times New Roman"/>
-          <w:sz w:val="28"/>
-          <w:szCs w:val="28"/>
-        </w:rPr>
-        <w:t>numPrice</w:t>
-      </w:r>
-      <w:proofErr w:type="spellEnd"/>
-      <w:r>
-        <w:rPr>
-          <w:rFonts w:ascii="Times New Roman" w:hAnsi="Times New Roman" w:cs="Times New Roman"/>
-          <w:sz w:val="28"/>
-          <w:szCs w:val="28"/>
-        </w:rPr>
-        <w:t xml:space="preserve">), а также таблицу </w:t>
-      </w:r>
-      <w:proofErr w:type="spellStart"/>
-      <w:r>
-        <w:rPr>
-          <w:rFonts w:ascii="Times New Roman" w:hAnsi="Times New Roman" w:cs="Times New Roman"/>
-          <w:sz w:val="28"/>
-          <w:szCs w:val="28"/>
-        </w:rPr>
-        <w:t>DataGridView</w:t>
-      </w:r>
-      <w:proofErr w:type="spellEnd"/>
-      <w:r>
-        <w:rPr>
-          <w:rFonts w:ascii="Times New Roman" w:hAnsi="Times New Roman" w:cs="Times New Roman"/>
-          <w:sz w:val="28"/>
-          <w:szCs w:val="28"/>
-        </w:rPr>
-        <w:t xml:space="preserve"> (</w:t>
-      </w:r>
-      <w:proofErr w:type="spellStart"/>
-      <w:r>
-        <w:rPr>
-          <w:rFonts w:ascii="Times New Roman" w:hAnsi="Times New Roman" w:cs="Times New Roman"/>
-          <w:sz w:val="28"/>
-          <w:szCs w:val="28"/>
-        </w:rPr>
-        <w:t>dgvPreview</w:t>
-      </w:r>
-      <w:proofErr w:type="spellEnd"/>
-      <w:r>
-        <w:rPr>
-          <w:rFonts w:ascii="Times New Roman" w:hAnsi="Times New Roman" w:cs="Times New Roman"/>
-          <w:sz w:val="28"/>
-          <w:szCs w:val="28"/>
-        </w:rPr>
-        <w:t>) для формирования черновика накладной.</w:t>
+        <w:t>6.1. На форму DeliveryForm добавить элементы управления: выпадающие списки ComboBox (для выбора товара и размера), поля NumericUpDown (для ввода количества numQty и цены numPrice), а также таблицу DataGridView (dgvPreview) для формирования черновика накладной.</w:t>
       </w:r>
       <w:r>
         <w:rPr>
@@ -643,134 +442,25 @@
           <w:sz w:val="28"/>
           <w:szCs w:val="28"/>
         </w:rPr>
-        <w:t xml:space="preserve">6.2. В обработчике добавления в список реализовать проверку: </w:t>
-      </w:r>
-      <w:proofErr w:type="spellStart"/>
-      <w:r>
-        <w:rPr>
-          <w:rFonts w:ascii="Times New Roman" w:hAnsi="Times New Roman" w:cs="Times New Roman"/>
-          <w:sz w:val="28"/>
-          <w:szCs w:val="28"/>
-        </w:rPr>
-        <w:t>if</w:t>
-      </w:r>
-      <w:proofErr w:type="spellEnd"/>
-      <w:r>
-        <w:rPr>
-          <w:rFonts w:ascii="Times New Roman" w:hAnsi="Times New Roman" w:cs="Times New Roman"/>
-          <w:sz w:val="28"/>
-          <w:szCs w:val="28"/>
-        </w:rPr>
-        <w:t xml:space="preserve"> (</w:t>
-      </w:r>
-      <w:proofErr w:type="spellStart"/>
-      <w:r>
-        <w:rPr>
-          <w:rFonts w:ascii="Times New Roman" w:hAnsi="Times New Roman" w:cs="Times New Roman"/>
-          <w:sz w:val="28"/>
-          <w:szCs w:val="28"/>
-        </w:rPr>
-        <w:t>numQty.Value</w:t>
-      </w:r>
-      <w:proofErr w:type="spellEnd"/>
-      <w:r>
-        <w:rPr>
-          <w:rFonts w:ascii="Times New Roman" w:hAnsi="Times New Roman" w:cs="Times New Roman"/>
-          <w:sz w:val="28"/>
-          <w:szCs w:val="28"/>
-        </w:rPr>
-        <w:t xml:space="preserve"> &lt;= 0 || </w:t>
-      </w:r>
-      <w:proofErr w:type="spellStart"/>
-      <w:r>
-        <w:rPr>
-          <w:rFonts w:ascii="Times New Roman" w:hAnsi="Times New Roman" w:cs="Times New Roman"/>
-          <w:sz w:val="28"/>
-          <w:szCs w:val="28"/>
-        </w:rPr>
-        <w:t>numPrice.Value</w:t>
-      </w:r>
-      <w:proofErr w:type="spellEnd"/>
-      <w:r>
-        <w:rPr>
-          <w:rFonts w:ascii="Times New Roman" w:hAnsi="Times New Roman" w:cs="Times New Roman"/>
-          <w:sz w:val="28"/>
-          <w:szCs w:val="28"/>
-        </w:rPr>
-        <w:t xml:space="preserve"> &lt;= 0). Если условие выполняется, прервать метод и вывести </w:t>
-      </w:r>
-      <w:proofErr w:type="spellStart"/>
-      <w:r>
-        <w:rPr>
-          <w:rFonts w:ascii="Times New Roman" w:hAnsi="Times New Roman" w:cs="Times New Roman"/>
-          <w:sz w:val="28"/>
-          <w:szCs w:val="28"/>
-        </w:rPr>
-        <w:t>MessageBox</w:t>
-      </w:r>
-      <w:proofErr w:type="spellEnd"/>
-      <w:r>
-        <w:rPr>
-          <w:rFonts w:ascii="Times New Roman" w:hAnsi="Times New Roman" w:cs="Times New Roman"/>
-          <w:sz w:val="28"/>
-          <w:szCs w:val="28"/>
-        </w:rPr>
-        <w:t xml:space="preserve"> с ошибкой: "Количество и цена должны быть больше 0!".</w:t>
-      </w:r>
-    </w:p>
-    <w:p>
-      <w:pPr>
-        <w:rPr>
-          <w:rFonts w:ascii="Times New Roman" w:hAnsi="Times New Roman" w:cs="Times New Roman"/>
-          <w:sz w:val="28"/>
-          <w:szCs w:val="28"/>
-        </w:rPr>
-      </w:pPr>
-      <w:r>
-        <w:rPr>
-          <w:rFonts w:ascii="Times New Roman" w:hAnsi="Times New Roman" w:cs="Times New Roman"/>
-          <w:sz w:val="28"/>
-          <w:szCs w:val="28"/>
-        </w:rPr>
-        <w:t xml:space="preserve">6.3. По кнопке "Оприходовать" инициализировать объект транзакции БД. В цикле </w:t>
-      </w:r>
-      <w:proofErr w:type="spellStart"/>
-      <w:r>
-        <w:rPr>
-          <w:rFonts w:ascii="Times New Roman" w:hAnsi="Times New Roman" w:cs="Times New Roman"/>
-          <w:sz w:val="28"/>
-          <w:szCs w:val="28"/>
-        </w:rPr>
-        <w:t>foreach</w:t>
-      </w:r>
-      <w:proofErr w:type="spellEnd"/>
-      <w:r>
-        <w:rPr>
-          <w:rFonts w:ascii="Times New Roman" w:hAnsi="Times New Roman" w:cs="Times New Roman"/>
-          <w:sz w:val="28"/>
-          <w:szCs w:val="28"/>
-        </w:rPr>
-        <w:t xml:space="preserve"> пройтись по всем строкам таблицы </w:t>
-      </w:r>
-      <w:proofErr w:type="spellStart"/>
-      <w:r>
-        <w:rPr>
-          <w:rFonts w:ascii="Times New Roman" w:hAnsi="Times New Roman" w:cs="Times New Roman"/>
-          <w:sz w:val="28"/>
-          <w:szCs w:val="28"/>
-        </w:rPr>
-        <w:t>dgvPreview</w:t>
-      </w:r>
-      <w:proofErr w:type="spellEnd"/>
-      <w:r>
-        <w:rPr>
-          <w:rFonts w:ascii="Times New Roman" w:hAnsi="Times New Roman" w:cs="Times New Roman"/>
-          <w:sz w:val="28"/>
-          <w:szCs w:val="28"/>
-        </w:rPr>
-        <w:t xml:space="preserve">. Для каждой строки найти товар в таблице Products по совпадению артикула и увеличить его остаток: </w:t>
-      </w:r>
-      <w:proofErr w:type="spellStart"/>
+        <w:t>6.2. В обработчике добавления в список реализовать проверку: if (numQty.Value &lt;= 0 || numPrice.Value &lt;= 0). Если условие выполняется, прервать метод и вывести MessageBox с ошибкой: "Количество и цена должны быть больше 0!".</w:t>
+      </w:r>
+    </w:p>
+    <w:p>
+      <w:pPr>
+        <w:rPr>
+          <w:rFonts w:ascii="Times New Roman" w:hAnsi="Times New Roman" w:cs="Times New Roman"/>
+          <w:sz w:val="28"/>
+          <w:szCs w:val="28"/>
+        </w:rPr>
+      </w:pPr>
+      <w:r>
+        <w:rPr>
+          <w:rFonts w:ascii="Times New Roman" w:hAnsi="Times New Roman" w:cs="Times New Roman"/>
+          <w:sz w:val="28"/>
+          <w:szCs w:val="28"/>
+        </w:rPr>
+        <w:t xml:space="preserve">6.3. По кнопке "Оприходовать" инициализировать объект транзакции БД. В цикле foreach пройтись по всем строкам таблицы dgvPreview. Для каждой строки найти товар в таблице Products по совпадению артикула и увеличить его остаток: </w:t>
+      </w:r>
       <w:proofErr w:type="gramStart"/>
       <w:r>
         <w:rPr>
@@ -780,7 +470,6 @@
         </w:rPr>
         <w:t>product.CurrentStock</w:t>
       </w:r>
-      <w:proofErr w:type="spellEnd"/>
       <w:proofErr w:type="gramEnd"/>
       <w:r>
         <w:rPr>
@@ -788,116 +477,25 @@
           <w:sz w:val="28"/>
           <w:szCs w:val="28"/>
         </w:rPr>
-        <w:t xml:space="preserve"> += </w:t>
-      </w:r>
-      <w:proofErr w:type="spellStart"/>
-      <w:r>
-        <w:rPr>
-          <w:rFonts w:ascii="Times New Roman" w:hAnsi="Times New Roman" w:cs="Times New Roman"/>
-          <w:sz w:val="28"/>
-          <w:szCs w:val="28"/>
-        </w:rPr>
-        <w:t>qty</w:t>
-      </w:r>
-      <w:proofErr w:type="spellEnd"/>
-      <w:r>
-        <w:rPr>
-          <w:rFonts w:ascii="Times New Roman" w:hAnsi="Times New Roman" w:cs="Times New Roman"/>
-          <w:sz w:val="28"/>
-          <w:szCs w:val="28"/>
-        </w:rPr>
-        <w:t xml:space="preserve">. После завершения цикла выполнить </w:t>
-      </w:r>
-      <w:proofErr w:type="spellStart"/>
-      <w:r>
-        <w:rPr>
-          <w:rFonts w:ascii="Times New Roman" w:hAnsi="Times New Roman" w:cs="Times New Roman"/>
-          <w:sz w:val="28"/>
-          <w:szCs w:val="28"/>
-        </w:rPr>
-        <w:t>Commit</w:t>
-      </w:r>
-      <w:proofErr w:type="spellEnd"/>
-      <w:r>
-        <w:rPr>
-          <w:rFonts w:ascii="Times New Roman" w:hAnsi="Times New Roman" w:cs="Times New Roman"/>
-          <w:sz w:val="28"/>
-          <w:szCs w:val="28"/>
-        </w:rPr>
-        <w:t xml:space="preserve">. </w:t>
-      </w:r>
-    </w:p>
-    <w:p>
-      <w:pPr>
-        <w:rPr>
-          <w:rFonts w:ascii="Times New Roman" w:hAnsi="Times New Roman" w:cs="Times New Roman"/>
-          <w:sz w:val="28"/>
-          <w:szCs w:val="28"/>
-        </w:rPr>
-      </w:pPr>
-      <w:r>
-        <w:rPr>
-          <w:rFonts w:ascii="Times New Roman" w:hAnsi="Times New Roman" w:cs="Times New Roman"/>
-          <w:sz w:val="28"/>
-          <w:szCs w:val="28"/>
-        </w:rPr>
-        <w:t xml:space="preserve">6.4. В случае успешного </w:t>
-      </w:r>
-      <w:proofErr w:type="spellStart"/>
-      <w:r>
-        <w:rPr>
-          <w:rFonts w:ascii="Times New Roman" w:hAnsi="Times New Roman" w:cs="Times New Roman"/>
-          <w:sz w:val="28"/>
-          <w:szCs w:val="28"/>
-        </w:rPr>
-        <w:t>Commit</w:t>
-      </w:r>
-      <w:proofErr w:type="spellEnd"/>
-      <w:r>
-        <w:rPr>
-          <w:rFonts w:ascii="Times New Roman" w:hAnsi="Times New Roman" w:cs="Times New Roman"/>
-          <w:sz w:val="28"/>
-          <w:szCs w:val="28"/>
-        </w:rPr>
-        <w:t xml:space="preserve"> закрыть текущую форму </w:t>
-      </w:r>
-      <w:proofErr w:type="spellStart"/>
-      <w:r>
-        <w:rPr>
-          <w:rFonts w:ascii="Times New Roman" w:hAnsi="Times New Roman" w:cs="Times New Roman"/>
-          <w:sz w:val="28"/>
-          <w:szCs w:val="28"/>
-        </w:rPr>
-        <w:t>DeliveryForm</w:t>
-      </w:r>
-      <w:proofErr w:type="spellEnd"/>
-      <w:r>
-        <w:rPr>
-          <w:rFonts w:ascii="Times New Roman" w:hAnsi="Times New Roman" w:cs="Times New Roman"/>
-          <w:sz w:val="28"/>
-          <w:szCs w:val="28"/>
-        </w:rPr>
-        <w:t xml:space="preserve"> и послать сигнал родительской форме </w:t>
-      </w:r>
-      <w:proofErr w:type="spellStart"/>
-      <w:r>
-        <w:rPr>
-          <w:rFonts w:ascii="Times New Roman" w:hAnsi="Times New Roman" w:cs="Times New Roman"/>
-          <w:sz w:val="28"/>
-          <w:szCs w:val="28"/>
-        </w:rPr>
-        <w:t>MainForm</w:t>
-      </w:r>
-      <w:proofErr w:type="spellEnd"/>
-      <w:r>
-        <w:rPr>
-          <w:rFonts w:ascii="Times New Roman" w:hAnsi="Times New Roman" w:cs="Times New Roman"/>
-          <w:sz w:val="28"/>
-          <w:szCs w:val="28"/>
-        </w:rPr>
-        <w:t xml:space="preserve"> на выполнение метода </w:t>
-      </w:r>
-      <w:proofErr w:type="spellStart"/>
+        <w:t xml:space="preserve"> += qty. После завершения цикла выполнить Commit. </w:t>
+      </w:r>
+    </w:p>
+    <w:p>
+      <w:pPr>
+        <w:rPr>
+          <w:rFonts w:ascii="Times New Roman" w:hAnsi="Times New Roman" w:cs="Times New Roman"/>
+          <w:sz w:val="28"/>
+          <w:szCs w:val="28"/>
+        </w:rPr>
+      </w:pPr>
+      <w:r>
+        <w:rPr>
+          <w:rFonts w:ascii="Times New Roman" w:hAnsi="Times New Roman" w:cs="Times New Roman"/>
+          <w:sz w:val="28"/>
+          <w:szCs w:val="28"/>
+        </w:rPr>
+        <w:t xml:space="preserve">6.4. В случае успешного Commit закрыть текущую форму DeliveryForm и послать сигнал родительской форме MainForm на выполнение метода </w:t>
+      </w:r>
       <w:proofErr w:type="gramStart"/>
       <w:r>
         <w:rPr>
@@ -905,16 +503,7 @@
           <w:sz w:val="28"/>
           <w:szCs w:val="28"/>
         </w:rPr>
-        <w:t>LoadData</w:t>
-      </w:r>
-      <w:proofErr w:type="spellEnd"/>
-      <w:r>
-        <w:rPr>
-          <w:rFonts w:ascii="Times New Roman" w:hAnsi="Times New Roman" w:cs="Times New Roman"/>
-          <w:sz w:val="28"/>
-          <w:szCs w:val="28"/>
-        </w:rPr>
-        <w:t>(</w:t>
+        <w:t>LoadData(</w:t>
       </w:r>
       <w:proofErr w:type="gramEnd"/>
       <w:r>
@@ -924,6 +513,57 @@
           <w:szCs w:val="28"/>
         </w:rPr>
         <w:t>), чтобы интерфейс отобразил новые остатки.</w:t>
+      </w:r>
+    </w:p>
+    <w:p>
+      <w:pPr>
+        <w:rPr>
+          <w:rFonts w:ascii="Times New Roman" w:hAnsi="Times New Roman" w:cs="Times New Roman"/>
+          <w:sz w:val="28"/>
+          <w:szCs w:val="28"/>
+        </w:rPr>
+      </w:pPr>
+      <w:r>
+        <w:rPr>
+          <w:rFonts w:ascii="Times New Roman" w:hAnsi="Times New Roman" w:cs="Times New Roman"/>
+          <w:sz w:val="28"/>
+          <w:szCs w:val="28"/>
+        </w:rPr>
+        <w:drawing>
+          <wp:inline distT="0" distB="0" distL="0" distR="0" wp14:anchorId="51A89BD7" wp14:editId="33670E2A">
+            <wp:extent cx="4642159" cy="2928937"/>
+            <wp:effectExtent l="0" t="0" r="6350" b="5080"/>
+            <wp:docPr id="551191462" name="Рисунок 1"/>
+            <wp:cNvGraphicFramePr>
+              <a:graphicFrameLocks xmlns:a="http://schemas.openxmlformats.org/drawingml/2006/main" noChangeAspect="1"/>
+            </wp:cNvGraphicFramePr>
+            <a:graphic xmlns:a="http://schemas.openxmlformats.org/drawingml/2006/main">
+              <a:graphicData uri="http://schemas.openxmlformats.org/drawingml/2006/picture">
+                <pic:pic xmlns:pic="http://schemas.openxmlformats.org/drawingml/2006/picture">
+                  <pic:nvPicPr>
+                    <pic:cNvPr id="551191462" name=""/>
+                    <pic:cNvPicPr/>
+                  </pic:nvPicPr>
+                  <pic:blipFill>
+                    <a:blip r:embed="rId8"/>
+                    <a:stretch>
+                      <a:fillRect/>
+                    </a:stretch>
+                  </pic:blipFill>
+                  <pic:spPr>
+                    <a:xfrm>
+                      <a:off x="0" y="0"/>
+                      <a:ext cx="4651961" cy="2935122"/>
+                    </a:xfrm>
+                    <a:prstGeom prst="rect">
+                      <a:avLst/>
+                    </a:prstGeom>
+                  </pic:spPr>
+                </pic:pic>
+              </a:graphicData>
+            </a:graphic>
+          </wp:inline>
+        </w:drawing>
       </w:r>
       <w:r>
         <w:rPr>
@@ -972,29 +612,7 @@
           <w:sz w:val="28"/>
           <w:szCs w:val="28"/>
         </w:rPr>
-        <w:t xml:space="preserve">1. </w:t>
-      </w:r>
-      <w:proofErr w:type="spellStart"/>
-      <w:r>
-        <w:rPr>
-          <w:rFonts w:ascii="Times New Roman" w:hAnsi="Times New Roman" w:cs="Times New Roman"/>
-          <w:b/>
-          <w:bCs/>
-          <w:sz w:val="28"/>
-          <w:szCs w:val="28"/>
-        </w:rPr>
-        <w:t>Userstory</w:t>
-      </w:r>
-      <w:proofErr w:type="spellEnd"/>
-      <w:r>
-        <w:rPr>
-          <w:rFonts w:ascii="Times New Roman" w:hAnsi="Times New Roman" w:cs="Times New Roman"/>
-          <w:b/>
-          <w:bCs/>
-          <w:sz w:val="28"/>
-          <w:szCs w:val="28"/>
-        </w:rPr>
-        <w:t xml:space="preserve">: </w:t>
+        <w:t xml:space="preserve">1. Userstory: </w:t>
       </w:r>
       <w:r>
         <w:rPr>
@@ -1060,61 +678,7 @@
           <w:sz w:val="28"/>
           <w:szCs w:val="28"/>
         </w:rPr>
-        <w:t>Экран «Формирование отгрузки» (</w:t>
-      </w:r>
-      <w:proofErr w:type="spellStart"/>
-      <w:r>
-        <w:rPr>
-          <w:rFonts w:ascii="Times New Roman" w:hAnsi="Times New Roman" w:cs="Times New Roman"/>
-          <w:sz w:val="28"/>
-          <w:szCs w:val="28"/>
-        </w:rPr>
-        <w:t>ShipmentForm</w:t>
-      </w:r>
-      <w:proofErr w:type="spellEnd"/>
-      <w:r>
-        <w:rPr>
-          <w:rFonts w:ascii="Times New Roman" w:hAnsi="Times New Roman" w:cs="Times New Roman"/>
-          <w:sz w:val="28"/>
-          <w:szCs w:val="28"/>
-        </w:rPr>
-        <w:t xml:space="preserve">), База данных (Таблицы </w:t>
-      </w:r>
-      <w:proofErr w:type="spellStart"/>
-      <w:r>
-        <w:rPr>
-          <w:rFonts w:ascii="Times New Roman" w:hAnsi="Times New Roman" w:cs="Times New Roman"/>
-          <w:sz w:val="28"/>
-          <w:szCs w:val="28"/>
-        </w:rPr>
-        <w:t>Shipments</w:t>
-      </w:r>
-      <w:proofErr w:type="spellEnd"/>
-      <w:r>
-        <w:rPr>
-          <w:rFonts w:ascii="Times New Roman" w:hAnsi="Times New Roman" w:cs="Times New Roman"/>
-          <w:sz w:val="28"/>
-          <w:szCs w:val="28"/>
-        </w:rPr>
-        <w:t xml:space="preserve">, </w:t>
-      </w:r>
-      <w:proofErr w:type="spellStart"/>
-      <w:r>
-        <w:rPr>
-          <w:rFonts w:ascii="Times New Roman" w:hAnsi="Times New Roman" w:cs="Times New Roman"/>
-          <w:sz w:val="28"/>
-          <w:szCs w:val="28"/>
-        </w:rPr>
-        <w:t>ShipmentDetails</w:t>
-      </w:r>
-      <w:proofErr w:type="spellEnd"/>
-      <w:r>
-        <w:rPr>
-          <w:rFonts w:ascii="Times New Roman" w:hAnsi="Times New Roman" w:cs="Times New Roman"/>
-          <w:sz w:val="28"/>
-          <w:szCs w:val="28"/>
-        </w:rPr>
-        <w:t>, Products).</w:t>
+        <w:t>Экран «Формирование отгрузки» (ShipmentForm), База данных (Таблицы Shipments, ShipmentDetails, Products).</w:t>
       </w:r>
     </w:p>
     <w:p>
@@ -1256,7 +820,7 @@
                     <pic:cNvPicPr/>
                   </pic:nvPicPr>
                   <pic:blipFill>
-                    <a:blip r:embed="rId8"/>
+                    <a:blip r:embed="rId9"/>
                     <a:stretch>
                       <a:fillRect/>
                     </a:stretch>
@@ -1313,454 +877,109 @@
           <w:sz w:val="28"/>
           <w:szCs w:val="28"/>
         </w:rPr>
-        <w:t xml:space="preserve">6.1. Добавить на </w:t>
-      </w:r>
-      <w:proofErr w:type="spellStart"/>
-      <w:r>
-        <w:rPr>
-          <w:rFonts w:ascii="Times New Roman" w:hAnsi="Times New Roman" w:cs="Times New Roman"/>
-          <w:sz w:val="28"/>
-          <w:szCs w:val="28"/>
-        </w:rPr>
-        <w:t>ShipmentForm</w:t>
-      </w:r>
-      <w:proofErr w:type="spellEnd"/>
-      <w:r>
-        <w:rPr>
-          <w:rFonts w:ascii="Times New Roman" w:hAnsi="Times New Roman" w:cs="Times New Roman"/>
-          <w:sz w:val="28"/>
-          <w:szCs w:val="28"/>
-        </w:rPr>
-        <w:t xml:space="preserve"> </w:t>
-      </w:r>
-      <w:proofErr w:type="spellStart"/>
-      <w:r>
-        <w:rPr>
-          <w:rFonts w:ascii="Times New Roman" w:hAnsi="Times New Roman" w:cs="Times New Roman"/>
-          <w:sz w:val="28"/>
-          <w:szCs w:val="28"/>
-        </w:rPr>
-        <w:t>DataGridView</w:t>
-      </w:r>
-      <w:proofErr w:type="spellEnd"/>
-      <w:r>
-        <w:rPr>
-          <w:rFonts w:ascii="Times New Roman" w:hAnsi="Times New Roman" w:cs="Times New Roman"/>
-          <w:sz w:val="28"/>
-          <w:szCs w:val="28"/>
-        </w:rPr>
-        <w:t xml:space="preserve"> </w:t>
-      </w:r>
-      <w:proofErr w:type="spellStart"/>
-      <w:r>
-        <w:rPr>
-          <w:rFonts w:ascii="Times New Roman" w:hAnsi="Times New Roman" w:cs="Times New Roman"/>
-          <w:sz w:val="28"/>
-          <w:szCs w:val="28"/>
-        </w:rPr>
-        <w:t>dgvCart</w:t>
-      </w:r>
-      <w:proofErr w:type="spellEnd"/>
-      <w:r>
-        <w:rPr>
-          <w:rFonts w:ascii="Times New Roman" w:hAnsi="Times New Roman" w:cs="Times New Roman"/>
-          <w:sz w:val="28"/>
-          <w:szCs w:val="28"/>
-        </w:rPr>
-        <w:t xml:space="preserve"> для отображения добавляемых в чек позиций. Добавить </w:t>
-      </w:r>
-      <w:proofErr w:type="spellStart"/>
-      <w:r>
-        <w:rPr>
-          <w:rFonts w:ascii="Times New Roman" w:hAnsi="Times New Roman" w:cs="Times New Roman"/>
-          <w:sz w:val="28"/>
-          <w:szCs w:val="28"/>
-        </w:rPr>
-        <w:t>ComboBox</w:t>
-      </w:r>
-      <w:proofErr w:type="spellEnd"/>
-      <w:r>
-        <w:rPr>
-          <w:rFonts w:ascii="Times New Roman" w:hAnsi="Times New Roman" w:cs="Times New Roman"/>
-          <w:sz w:val="28"/>
-          <w:szCs w:val="28"/>
-        </w:rPr>
-        <w:t xml:space="preserve"> выбора товара, который подгружает актуальные данные напрямую из таблицы Products. </w:t>
-      </w:r>
-    </w:p>
-    <w:p>
-      <w:pPr>
-        <w:rPr>
-          <w:rFonts w:ascii="Times New Roman" w:hAnsi="Times New Roman" w:cs="Times New Roman"/>
-          <w:sz w:val="28"/>
-          <w:szCs w:val="28"/>
-        </w:rPr>
-      </w:pPr>
-      <w:r>
-        <w:rPr>
-          <w:rFonts w:ascii="Times New Roman" w:hAnsi="Times New Roman" w:cs="Times New Roman"/>
-          <w:sz w:val="28"/>
-          <w:szCs w:val="28"/>
-        </w:rPr>
-        <w:t xml:space="preserve">6.2. В обработчике кнопки "Добавить в список" реализовать проверку остатков на лету. Перед добавлением строки в </w:t>
-      </w:r>
-      <w:proofErr w:type="spellStart"/>
-      <w:r>
-        <w:rPr>
-          <w:rFonts w:ascii="Times New Roman" w:hAnsi="Times New Roman" w:cs="Times New Roman"/>
-          <w:sz w:val="28"/>
-          <w:szCs w:val="28"/>
-        </w:rPr>
-        <w:t>dgvCart</w:t>
-      </w:r>
-      <w:proofErr w:type="spellEnd"/>
-      <w:r>
-        <w:rPr>
-          <w:rFonts w:ascii="Times New Roman" w:hAnsi="Times New Roman" w:cs="Times New Roman"/>
-          <w:sz w:val="28"/>
-          <w:szCs w:val="28"/>
-        </w:rPr>
-        <w:t xml:space="preserve"> сверять введенное количество с полем </w:t>
-      </w:r>
-      <w:proofErr w:type="spellStart"/>
-      <w:r>
-        <w:rPr>
-          <w:rFonts w:ascii="Times New Roman" w:hAnsi="Times New Roman" w:cs="Times New Roman"/>
-          <w:sz w:val="28"/>
-          <w:szCs w:val="28"/>
-        </w:rPr>
-        <w:t>CurrentStock</w:t>
-      </w:r>
-      <w:proofErr w:type="spellEnd"/>
-      <w:r>
-        <w:rPr>
-          <w:rFonts w:ascii="Times New Roman" w:hAnsi="Times New Roman" w:cs="Times New Roman"/>
-          <w:sz w:val="28"/>
-          <w:szCs w:val="28"/>
-        </w:rPr>
-        <w:t xml:space="preserve"> выбранного товара в БД. При превышении прерывать метод и выводить </w:t>
-      </w:r>
-      <w:proofErr w:type="spellStart"/>
-      <w:r>
-        <w:rPr>
-          <w:rFonts w:ascii="Times New Roman" w:hAnsi="Times New Roman" w:cs="Times New Roman"/>
-          <w:sz w:val="28"/>
-          <w:szCs w:val="28"/>
-        </w:rPr>
-        <w:t>MessageBox</w:t>
-      </w:r>
-      <w:proofErr w:type="spellEnd"/>
-      <w:r>
-        <w:rPr>
-          <w:rFonts w:ascii="Times New Roman" w:hAnsi="Times New Roman" w:cs="Times New Roman"/>
-          <w:sz w:val="28"/>
-          <w:szCs w:val="28"/>
-        </w:rPr>
-        <w:t xml:space="preserve"> с предупреждением. </w:t>
-      </w:r>
-    </w:p>
-    <w:p>
-      <w:pPr>
-        <w:rPr>
-          <w:rFonts w:ascii="Times New Roman" w:hAnsi="Times New Roman" w:cs="Times New Roman"/>
-          <w:sz w:val="28"/>
-          <w:szCs w:val="28"/>
-        </w:rPr>
-      </w:pPr>
-      <w:r>
-        <w:rPr>
-          <w:rFonts w:ascii="Times New Roman" w:hAnsi="Times New Roman" w:cs="Times New Roman"/>
-          <w:sz w:val="28"/>
-          <w:szCs w:val="28"/>
-        </w:rPr>
-        <w:t xml:space="preserve">.3. По кнопке "Подтвердить отгрузку" инициализировать транзакцию </w:t>
-      </w:r>
-      <w:proofErr w:type="spellStart"/>
-      <w:r>
-        <w:rPr>
-          <w:rFonts w:ascii="Times New Roman" w:hAnsi="Times New Roman" w:cs="Times New Roman"/>
-          <w:sz w:val="28"/>
-          <w:szCs w:val="28"/>
-        </w:rPr>
-        <w:t>IDbContextTransaction</w:t>
-      </w:r>
-      <w:proofErr w:type="spellEnd"/>
-      <w:r>
-        <w:rPr>
-          <w:rFonts w:ascii="Times New Roman" w:hAnsi="Times New Roman" w:cs="Times New Roman"/>
-          <w:sz w:val="28"/>
-          <w:szCs w:val="28"/>
-        </w:rPr>
-        <w:t xml:space="preserve">. Сначала выполнить создание шапки документа: INSERT INTO </w:t>
-      </w:r>
-      <w:proofErr w:type="spellStart"/>
-      <w:r>
-        <w:rPr>
-          <w:rFonts w:ascii="Times New Roman" w:hAnsi="Times New Roman" w:cs="Times New Roman"/>
-          <w:sz w:val="28"/>
-          <w:szCs w:val="28"/>
-        </w:rPr>
-        <w:t>Shipments</w:t>
-      </w:r>
-      <w:proofErr w:type="spellEnd"/>
-      <w:r>
-        <w:rPr>
-          <w:rFonts w:ascii="Times New Roman" w:hAnsi="Times New Roman" w:cs="Times New Roman"/>
-          <w:sz w:val="28"/>
-          <w:szCs w:val="28"/>
-        </w:rPr>
-        <w:t xml:space="preserve"> (</w:t>
-      </w:r>
-      <w:proofErr w:type="spellStart"/>
-      <w:r>
-        <w:rPr>
-          <w:rFonts w:ascii="Times New Roman" w:hAnsi="Times New Roman" w:cs="Times New Roman"/>
-          <w:sz w:val="28"/>
-          <w:szCs w:val="28"/>
-        </w:rPr>
-        <w:t>UserId</w:t>
-      </w:r>
-      <w:proofErr w:type="spellEnd"/>
-      <w:r>
-        <w:rPr>
-          <w:rFonts w:ascii="Times New Roman" w:hAnsi="Times New Roman" w:cs="Times New Roman"/>
-          <w:sz w:val="28"/>
-          <w:szCs w:val="28"/>
-        </w:rPr>
-        <w:t xml:space="preserve">, </w:t>
-      </w:r>
-      <w:proofErr w:type="spellStart"/>
-      <w:r>
-        <w:rPr>
-          <w:rFonts w:ascii="Times New Roman" w:hAnsi="Times New Roman" w:cs="Times New Roman"/>
-          <w:sz w:val="28"/>
-          <w:szCs w:val="28"/>
-        </w:rPr>
-        <w:t>ShipmentDate</w:t>
-      </w:r>
-      <w:proofErr w:type="spellEnd"/>
-      <w:r>
-        <w:rPr>
-          <w:rFonts w:ascii="Times New Roman" w:hAnsi="Times New Roman" w:cs="Times New Roman"/>
-          <w:sz w:val="28"/>
-          <w:szCs w:val="28"/>
-        </w:rPr>
-        <w:t xml:space="preserve">) и получить сгенерированный базой идентификатор. </w:t>
-      </w:r>
-    </w:p>
-    <w:p>
-      <w:pPr>
-        <w:rPr>
-          <w:rFonts w:ascii="Times New Roman" w:hAnsi="Times New Roman" w:cs="Times New Roman"/>
-          <w:sz w:val="28"/>
-          <w:szCs w:val="28"/>
-        </w:rPr>
-      </w:pPr>
-      <w:r>
-        <w:rPr>
-          <w:rFonts w:ascii="Times New Roman" w:hAnsi="Times New Roman" w:cs="Times New Roman"/>
-          <w:sz w:val="28"/>
-          <w:szCs w:val="28"/>
-        </w:rPr>
-        <w:t xml:space="preserve">6.4. Запустить цикл </w:t>
-      </w:r>
-      <w:proofErr w:type="spellStart"/>
-      <w:r>
-        <w:rPr>
-          <w:rFonts w:ascii="Times New Roman" w:hAnsi="Times New Roman" w:cs="Times New Roman"/>
-          <w:sz w:val="28"/>
-          <w:szCs w:val="28"/>
-        </w:rPr>
-        <w:t>foreach</w:t>
-      </w:r>
-      <w:proofErr w:type="spellEnd"/>
-      <w:r>
-        <w:rPr>
-          <w:rFonts w:ascii="Times New Roman" w:hAnsi="Times New Roman" w:cs="Times New Roman"/>
-          <w:sz w:val="28"/>
-          <w:szCs w:val="28"/>
-        </w:rPr>
-        <w:t xml:space="preserve"> по строкам </w:t>
-      </w:r>
-      <w:proofErr w:type="spellStart"/>
-      <w:r>
-        <w:rPr>
-          <w:rFonts w:ascii="Times New Roman" w:hAnsi="Times New Roman" w:cs="Times New Roman"/>
-          <w:sz w:val="28"/>
-          <w:szCs w:val="28"/>
-        </w:rPr>
-        <w:t>dgvCart</w:t>
-      </w:r>
-      <w:proofErr w:type="spellEnd"/>
-      <w:r>
-        <w:rPr>
-          <w:rFonts w:ascii="Times New Roman" w:hAnsi="Times New Roman" w:cs="Times New Roman"/>
-          <w:sz w:val="28"/>
-          <w:szCs w:val="28"/>
-        </w:rPr>
-        <w:t xml:space="preserve">. Внутри цикла для каждой строки выполнить INSERT INTO </w:t>
-      </w:r>
-      <w:proofErr w:type="spellStart"/>
-      <w:r>
-        <w:rPr>
-          <w:rFonts w:ascii="Times New Roman" w:hAnsi="Times New Roman" w:cs="Times New Roman"/>
-          <w:sz w:val="28"/>
-          <w:szCs w:val="28"/>
-        </w:rPr>
-        <w:t>ShipmentDetails</w:t>
-      </w:r>
-      <w:proofErr w:type="spellEnd"/>
-      <w:r>
-        <w:rPr>
-          <w:rFonts w:ascii="Times New Roman" w:hAnsi="Times New Roman" w:cs="Times New Roman"/>
-          <w:sz w:val="28"/>
-          <w:szCs w:val="28"/>
-        </w:rPr>
-        <w:t xml:space="preserve"> (</w:t>
-      </w:r>
-      <w:proofErr w:type="spellStart"/>
-      <w:r>
-        <w:rPr>
-          <w:rFonts w:ascii="Times New Roman" w:hAnsi="Times New Roman" w:cs="Times New Roman"/>
-          <w:sz w:val="28"/>
-          <w:szCs w:val="28"/>
-        </w:rPr>
-        <w:t>ShipmentId</w:t>
-      </w:r>
-      <w:proofErr w:type="spellEnd"/>
-      <w:r>
-        <w:rPr>
-          <w:rFonts w:ascii="Times New Roman" w:hAnsi="Times New Roman" w:cs="Times New Roman"/>
-          <w:sz w:val="28"/>
-          <w:szCs w:val="28"/>
-        </w:rPr>
-        <w:t xml:space="preserve">, </w:t>
-      </w:r>
-      <w:proofErr w:type="spellStart"/>
-      <w:r>
-        <w:rPr>
-          <w:rFonts w:ascii="Times New Roman" w:hAnsi="Times New Roman" w:cs="Times New Roman"/>
-          <w:sz w:val="28"/>
-          <w:szCs w:val="28"/>
-        </w:rPr>
-        <w:t>ProductId</w:t>
-      </w:r>
-      <w:proofErr w:type="spellEnd"/>
-      <w:r>
-        <w:rPr>
-          <w:rFonts w:ascii="Times New Roman" w:hAnsi="Times New Roman" w:cs="Times New Roman"/>
-          <w:sz w:val="28"/>
-          <w:szCs w:val="28"/>
-        </w:rPr>
-        <w:t xml:space="preserve">, </w:t>
-      </w:r>
-      <w:proofErr w:type="spellStart"/>
-      <w:r>
-        <w:rPr>
-          <w:rFonts w:ascii="Times New Roman" w:hAnsi="Times New Roman" w:cs="Times New Roman"/>
-          <w:sz w:val="28"/>
-          <w:szCs w:val="28"/>
-        </w:rPr>
-        <w:t>Quantity</w:t>
-      </w:r>
-      <w:proofErr w:type="spellEnd"/>
-      <w:r>
-        <w:rPr>
-          <w:rFonts w:ascii="Times New Roman" w:hAnsi="Times New Roman" w:cs="Times New Roman"/>
-          <w:sz w:val="28"/>
-          <w:szCs w:val="28"/>
-        </w:rPr>
-        <w:t xml:space="preserve">) и обновить остатки на складе: UPDATE Products SET </w:t>
-      </w:r>
-      <w:proofErr w:type="spellStart"/>
-      <w:r>
-        <w:rPr>
-          <w:rFonts w:ascii="Times New Roman" w:hAnsi="Times New Roman" w:cs="Times New Roman"/>
-          <w:sz w:val="28"/>
-          <w:szCs w:val="28"/>
-        </w:rPr>
-        <w:t>CurrentStock</w:t>
-      </w:r>
-      <w:proofErr w:type="spellEnd"/>
-      <w:r>
-        <w:rPr>
-          <w:rFonts w:ascii="Times New Roman" w:hAnsi="Times New Roman" w:cs="Times New Roman"/>
-          <w:sz w:val="28"/>
-          <w:szCs w:val="28"/>
-        </w:rPr>
-        <w:t xml:space="preserve"> = </w:t>
-      </w:r>
-      <w:proofErr w:type="spellStart"/>
-      <w:r>
-        <w:rPr>
-          <w:rFonts w:ascii="Times New Roman" w:hAnsi="Times New Roman" w:cs="Times New Roman"/>
-          <w:sz w:val="28"/>
-          <w:szCs w:val="28"/>
-        </w:rPr>
-        <w:t>CurrentStock</w:t>
-      </w:r>
-      <w:proofErr w:type="spellEnd"/>
-      <w:r>
-        <w:rPr>
-          <w:rFonts w:ascii="Times New Roman" w:hAnsi="Times New Roman" w:cs="Times New Roman"/>
-          <w:sz w:val="28"/>
-          <w:szCs w:val="28"/>
-        </w:rPr>
-        <w:t xml:space="preserve"> - [</w:t>
-      </w:r>
-      <w:proofErr w:type="spellStart"/>
-      <w:r>
-        <w:rPr>
-          <w:rFonts w:ascii="Times New Roman" w:hAnsi="Times New Roman" w:cs="Times New Roman"/>
-          <w:sz w:val="28"/>
-          <w:szCs w:val="28"/>
-        </w:rPr>
-        <w:t>Quantity</w:t>
-      </w:r>
-      <w:proofErr w:type="spellEnd"/>
-      <w:r>
-        <w:rPr>
-          <w:rFonts w:ascii="Times New Roman" w:hAnsi="Times New Roman" w:cs="Times New Roman"/>
-          <w:sz w:val="28"/>
-          <w:szCs w:val="28"/>
-        </w:rPr>
-        <w:t xml:space="preserve">] WHERE </w:t>
-      </w:r>
-      <w:proofErr w:type="spellStart"/>
-      <w:r>
-        <w:rPr>
-          <w:rFonts w:ascii="Times New Roman" w:hAnsi="Times New Roman" w:cs="Times New Roman"/>
-          <w:sz w:val="28"/>
-          <w:szCs w:val="28"/>
-        </w:rPr>
-        <w:t>Article</w:t>
-      </w:r>
-      <w:proofErr w:type="spellEnd"/>
-      <w:r>
-        <w:rPr>
-          <w:rFonts w:ascii="Times New Roman" w:hAnsi="Times New Roman" w:cs="Times New Roman"/>
-          <w:sz w:val="28"/>
-          <w:szCs w:val="28"/>
-        </w:rPr>
-        <w:t xml:space="preserve"> = [Артикул]. Выполнить </w:t>
-      </w:r>
-      <w:proofErr w:type="spellStart"/>
-      <w:r>
-        <w:rPr>
-          <w:rFonts w:ascii="Times New Roman" w:hAnsi="Times New Roman" w:cs="Times New Roman"/>
-          <w:sz w:val="28"/>
-          <w:szCs w:val="28"/>
-        </w:rPr>
-        <w:t>Commit</w:t>
-      </w:r>
-      <w:proofErr w:type="spellEnd"/>
-      <w:r>
-        <w:rPr>
-          <w:rFonts w:ascii="Times New Roman" w:hAnsi="Times New Roman" w:cs="Times New Roman"/>
-          <w:sz w:val="28"/>
-          <w:szCs w:val="28"/>
-        </w:rPr>
-        <w:t>.</w:t>
+        <w:t xml:space="preserve">6.1. Добавить на ShipmentForm DataGridView dgvCart для отображения добавляемых в чек позиций. Добавить ComboBox выбора товара, который подгружает актуальные данные напрямую из таблицы Products. </w:t>
+      </w:r>
+    </w:p>
+    <w:p>
+      <w:pPr>
+        <w:rPr>
+          <w:rFonts w:ascii="Times New Roman" w:hAnsi="Times New Roman" w:cs="Times New Roman"/>
+          <w:sz w:val="28"/>
+          <w:szCs w:val="28"/>
+        </w:rPr>
+      </w:pPr>
+      <w:r>
+        <w:rPr>
+          <w:rFonts w:ascii="Times New Roman" w:hAnsi="Times New Roman" w:cs="Times New Roman"/>
+          <w:sz w:val="28"/>
+          <w:szCs w:val="28"/>
+        </w:rPr>
+        <w:t xml:space="preserve">6.2. В обработчике кнопки "Добавить в список" реализовать проверку остатков на лету. Перед добавлением строки в dgvCart сверять введенное количество с полем CurrentStock выбранного товара в БД. При превышении прерывать метод и выводить MessageBox с предупреждением. </w:t>
+      </w:r>
+    </w:p>
+    <w:p>
+      <w:pPr>
+        <w:rPr>
+          <w:rFonts w:ascii="Times New Roman" w:hAnsi="Times New Roman" w:cs="Times New Roman"/>
+          <w:sz w:val="28"/>
+          <w:szCs w:val="28"/>
+        </w:rPr>
+      </w:pPr>
+      <w:r>
+        <w:rPr>
+          <w:rFonts w:ascii="Times New Roman" w:hAnsi="Times New Roman" w:cs="Times New Roman"/>
+          <w:sz w:val="28"/>
+          <w:szCs w:val="28"/>
+        </w:rPr>
+        <w:t xml:space="preserve">.3. По кнопке "Подтвердить отгрузку" инициализировать транзакцию IDbContextTransaction. Сначала выполнить создание шапки документа: INSERT INTO Shipments (UserId, ShipmentDate) и получить сгенерированный базой идентификатор. </w:t>
+      </w:r>
+    </w:p>
+    <w:p>
+      <w:pPr>
+        <w:rPr>
+          <w:rFonts w:ascii="Times New Roman" w:hAnsi="Times New Roman" w:cs="Times New Roman"/>
+          <w:sz w:val="28"/>
+          <w:szCs w:val="28"/>
+        </w:rPr>
+      </w:pPr>
+      <w:r>
+        <w:rPr>
+          <w:rFonts w:ascii="Times New Roman" w:hAnsi="Times New Roman" w:cs="Times New Roman"/>
+          <w:sz w:val="28"/>
+          <w:szCs w:val="28"/>
+        </w:rPr>
+        <w:t>6.4. Запустить цикл foreach по строкам dgvCart. Внутри цикла для каждой строки выполнить INSERT INTO ShipmentDetails (ShipmentId, ProductId, Quantity) и обновить остатки на складе: UPDATE Products SET CurrentStock = CurrentStock - [Quantity] WHERE Article = [Артикул]. Выполнить Commit.</w:t>
+      </w:r>
+    </w:p>
+    <w:p>
+      <w:pPr>
+        <w:rPr>
+          <w:rFonts w:ascii="Times New Roman" w:hAnsi="Times New Roman" w:cs="Times New Roman"/>
+          <w:sz w:val="28"/>
+          <w:szCs w:val="28"/>
+        </w:rPr>
+      </w:pPr>
+      <w:r>
+        <w:rPr>
+          <w:rFonts w:ascii="Times New Roman" w:hAnsi="Times New Roman" w:cs="Times New Roman"/>
+          <w:sz w:val="28"/>
+          <w:szCs w:val="28"/>
+        </w:rPr>
+        <w:drawing>
+          <wp:inline distT="0" distB="0" distL="0" distR="0" wp14:anchorId="6B7BBA07" wp14:editId="68D1D981">
+            <wp:extent cx="4572000" cy="2902387"/>
+            <wp:effectExtent l="0" t="0" r="0" b="0"/>
+            <wp:docPr id="1166103765" name="Рисунок 1"/>
+            <wp:cNvGraphicFramePr>
+              <a:graphicFrameLocks xmlns:a="http://schemas.openxmlformats.org/drawingml/2006/main" noChangeAspect="1"/>
+            </wp:cNvGraphicFramePr>
+            <a:graphic xmlns:a="http://schemas.openxmlformats.org/drawingml/2006/main">
+              <a:graphicData uri="http://schemas.openxmlformats.org/drawingml/2006/picture">
+                <pic:pic xmlns:pic="http://schemas.openxmlformats.org/drawingml/2006/picture">
+                  <pic:nvPicPr>
+                    <pic:cNvPr id="1166103765" name=""/>
+                    <pic:cNvPicPr/>
+                  </pic:nvPicPr>
+                  <pic:blipFill>
+                    <a:blip r:embed="rId10"/>
+                    <a:stretch>
+                      <a:fillRect/>
+                    </a:stretch>
+                  </pic:blipFill>
+                  <pic:spPr>
+                    <a:xfrm>
+                      <a:off x="0" y="0"/>
+                      <a:ext cx="4578195" cy="2906320"/>
+                    </a:xfrm>
+                    <a:prstGeom prst="rect">
+                      <a:avLst/>
+                    </a:prstGeom>
+                  </pic:spPr>
+                </pic:pic>
+              </a:graphicData>
+            </a:graphic>
+          </wp:inline>
+        </w:drawing>
       </w:r>
       <w:r>
         <w:rPr>
@@ -1809,29 +1028,7 @@
           <w:sz w:val="28"/>
           <w:szCs w:val="28"/>
         </w:rPr>
-        <w:t xml:space="preserve">1. </w:t>
-      </w:r>
-      <w:proofErr w:type="spellStart"/>
-      <w:r>
-        <w:rPr>
-          <w:rFonts w:ascii="Times New Roman" w:hAnsi="Times New Roman" w:cs="Times New Roman"/>
-          <w:b/>
-          <w:bCs/>
-          <w:sz w:val="28"/>
-          <w:szCs w:val="28"/>
-        </w:rPr>
-        <w:t>Userstory</w:t>
-      </w:r>
-      <w:proofErr w:type="spellEnd"/>
-      <w:r>
-        <w:rPr>
-          <w:rFonts w:ascii="Times New Roman" w:hAnsi="Times New Roman" w:cs="Times New Roman"/>
-          <w:b/>
-          <w:bCs/>
-          <w:sz w:val="28"/>
-          <w:szCs w:val="28"/>
-        </w:rPr>
-        <w:t xml:space="preserve">: </w:t>
+        <w:t xml:space="preserve">1. Userstory: </w:t>
       </w:r>
       <w:r>
         <w:rPr>
@@ -1897,25 +1094,7 @@
           <w:sz w:val="28"/>
           <w:szCs w:val="28"/>
         </w:rPr>
-        <w:t>Экран «Списание» (</w:t>
-      </w:r>
-      <w:proofErr w:type="spellStart"/>
-      <w:r>
-        <w:rPr>
-          <w:rFonts w:ascii="Times New Roman" w:hAnsi="Times New Roman" w:cs="Times New Roman"/>
-          <w:sz w:val="28"/>
-          <w:szCs w:val="28"/>
-        </w:rPr>
-        <w:t>WriteOffForm</w:t>
-      </w:r>
-      <w:proofErr w:type="spellEnd"/>
-      <w:r>
-        <w:rPr>
-          <w:rFonts w:ascii="Times New Roman" w:hAnsi="Times New Roman" w:cs="Times New Roman"/>
-          <w:sz w:val="28"/>
-          <w:szCs w:val="28"/>
-        </w:rPr>
-        <w:t>), База данных (Таблица Products).</w:t>
+        <w:t>Экран «Списание» (WriteOffForm), База данных (Таблица Products).</w:t>
       </w:r>
     </w:p>
     <w:p>
@@ -2055,7 +1234,7 @@
                     <pic:cNvPicPr/>
                   </pic:nvPicPr>
                   <pic:blipFill>
-                    <a:blip r:embed="rId9"/>
+                    <a:blip r:embed="rId11"/>
                     <a:stretch>
                       <a:fillRect/>
                     </a:stretch>
@@ -2140,97 +1319,7 @@
           <w:sz w:val="28"/>
           <w:szCs w:val="28"/>
         </w:rPr>
-        <w:t xml:space="preserve">6.1. Создать новую форму </w:t>
-      </w:r>
-      <w:proofErr w:type="spellStart"/>
-      <w:r>
-        <w:rPr>
-          <w:rFonts w:ascii="Times New Roman" w:hAnsi="Times New Roman" w:cs="Times New Roman"/>
-          <w:sz w:val="28"/>
-          <w:szCs w:val="28"/>
-        </w:rPr>
-        <w:t>WriteOffForm</w:t>
-      </w:r>
-      <w:proofErr w:type="spellEnd"/>
-      <w:r>
-        <w:rPr>
-          <w:rFonts w:ascii="Times New Roman" w:hAnsi="Times New Roman" w:cs="Times New Roman"/>
-          <w:sz w:val="28"/>
-          <w:szCs w:val="28"/>
-        </w:rPr>
-        <w:t xml:space="preserve">. Добавить на нее компонент </w:t>
-      </w:r>
-      <w:proofErr w:type="spellStart"/>
-      <w:r>
-        <w:rPr>
-          <w:rFonts w:ascii="Times New Roman" w:hAnsi="Times New Roman" w:cs="Times New Roman"/>
-          <w:sz w:val="28"/>
-          <w:szCs w:val="28"/>
-        </w:rPr>
-        <w:t>DataGridView</w:t>
-      </w:r>
-      <w:proofErr w:type="spellEnd"/>
-      <w:r>
-        <w:rPr>
-          <w:rFonts w:ascii="Times New Roman" w:hAnsi="Times New Roman" w:cs="Times New Roman"/>
-          <w:sz w:val="28"/>
-          <w:szCs w:val="28"/>
-        </w:rPr>
-        <w:t xml:space="preserve"> (</w:t>
-      </w:r>
-      <w:proofErr w:type="spellStart"/>
-      <w:r>
-        <w:rPr>
-          <w:rFonts w:ascii="Times New Roman" w:hAnsi="Times New Roman" w:cs="Times New Roman"/>
-          <w:sz w:val="28"/>
-          <w:szCs w:val="28"/>
-        </w:rPr>
-        <w:t>dgvWriteOff</w:t>
-      </w:r>
-      <w:proofErr w:type="spellEnd"/>
-      <w:r>
-        <w:rPr>
-          <w:rFonts w:ascii="Times New Roman" w:hAnsi="Times New Roman" w:cs="Times New Roman"/>
-          <w:sz w:val="28"/>
-          <w:szCs w:val="28"/>
-        </w:rPr>
-        <w:t>) для автоматического вывода списка просроченных товаров. Добавить кнопку "Подтвердить списание" (</w:t>
-      </w:r>
-      <w:proofErr w:type="spellStart"/>
-      <w:r>
-        <w:rPr>
-          <w:rFonts w:ascii="Times New Roman" w:hAnsi="Times New Roman" w:cs="Times New Roman"/>
-          <w:sz w:val="28"/>
-          <w:szCs w:val="28"/>
-        </w:rPr>
-        <w:t>btnConfirm</w:t>
-      </w:r>
-      <w:proofErr w:type="spellEnd"/>
-      <w:r>
-        <w:rPr>
-          <w:rFonts w:ascii="Times New Roman" w:hAnsi="Times New Roman" w:cs="Times New Roman"/>
-          <w:sz w:val="28"/>
-          <w:szCs w:val="28"/>
-        </w:rPr>
-        <w:t>) и текстовое поле для вывода итогов (</w:t>
-      </w:r>
-      <w:proofErr w:type="spellStart"/>
-      <w:r>
-        <w:rPr>
-          <w:rFonts w:ascii="Times New Roman" w:hAnsi="Times New Roman" w:cs="Times New Roman"/>
-          <w:sz w:val="28"/>
-          <w:szCs w:val="28"/>
-        </w:rPr>
-        <w:t>txtTotalLoss</w:t>
-      </w:r>
-      <w:proofErr w:type="spellEnd"/>
-      <w:r>
-        <w:rPr>
-          <w:rFonts w:ascii="Times New Roman" w:hAnsi="Times New Roman" w:cs="Times New Roman"/>
-          <w:sz w:val="28"/>
-          <w:szCs w:val="28"/>
-        </w:rPr>
-        <w:t xml:space="preserve">). </w:t>
+        <w:t xml:space="preserve">6.1. Создать новую форму WriteOffForm. Добавить на нее компонент DataGridView (dgvWriteOff) для автоматического вывода списка просроченных товаров. Добавить кнопку "Подтвердить списание" (btnConfirm) и текстовое поле для вывода итогов (txtTotalLoss). </w:t>
       </w:r>
     </w:p>
     <w:p>
@@ -2249,7 +1338,6 @@
         </w:rPr>
         <w:t xml:space="preserve">6.2. В методе загрузки формы выполнить обращение к таблице Products через контекст БД. Применить LINQ-фильтр: </w:t>
       </w:r>
-      <w:proofErr w:type="spellStart"/>
       <w:proofErr w:type="gramStart"/>
       <w:r>
         <w:rPr>
@@ -2257,16 +1345,7 @@
           <w:sz w:val="28"/>
           <w:szCs w:val="28"/>
         </w:rPr>
-        <w:t>Where</w:t>
-      </w:r>
-      <w:proofErr w:type="spellEnd"/>
-      <w:r>
-        <w:rPr>
-          <w:rFonts w:ascii="Times New Roman" w:hAnsi="Times New Roman" w:cs="Times New Roman"/>
-          <w:sz w:val="28"/>
-          <w:szCs w:val="28"/>
-        </w:rPr>
-        <w:t>(</w:t>
+        <w:t>Where(</w:t>
       </w:r>
       <w:proofErr w:type="gramEnd"/>
       <w:r>
@@ -2277,7 +1356,6 @@
         </w:rPr>
         <w:t xml:space="preserve">p =&gt; </w:t>
       </w:r>
-      <w:proofErr w:type="spellStart"/>
       <w:proofErr w:type="gramStart"/>
       <w:r>
         <w:rPr>
@@ -2285,16 +1363,7 @@
           <w:sz w:val="28"/>
           <w:szCs w:val="28"/>
         </w:rPr>
-        <w:t>p.ExpiryDate</w:t>
-      </w:r>
-      <w:proofErr w:type="spellEnd"/>
-      <w:r>
-        <w:rPr>
-          <w:rFonts w:ascii="Times New Roman" w:hAnsi="Times New Roman" w:cs="Times New Roman"/>
-          <w:sz w:val="28"/>
-          <w:szCs w:val="28"/>
-        </w:rPr>
-        <w:t xml:space="preserve"> !</w:t>
+        <w:t>p.ExpiryDate !</w:t>
       </w:r>
       <w:proofErr w:type="gramEnd"/>
       <w:r>
@@ -2303,18 +1372,18 @@
           <w:sz w:val="28"/>
           <w:szCs w:val="28"/>
         </w:rPr>
-        <w:t xml:space="preserve">= </w:t>
-      </w:r>
-      <w:proofErr w:type="spellStart"/>
-      <w:r>
-        <w:rPr>
-          <w:rFonts w:ascii="Times New Roman" w:hAnsi="Times New Roman" w:cs="Times New Roman"/>
-          <w:sz w:val="28"/>
-          <w:szCs w:val="28"/>
-        </w:rPr>
-        <w:t>null</w:t>
-      </w:r>
-      <w:proofErr w:type="spellEnd"/>
+        <w:t xml:space="preserve">= null &amp;&amp; p.ExpiryDate </w:t>
+      </w:r>
+      <w:proofErr w:type="gramStart"/>
+      <w:r>
+        <w:rPr>
+          <w:rFonts w:ascii="Times New Roman" w:hAnsi="Times New Roman" w:cs="Times New Roman"/>
+          <w:sz w:val="28"/>
+          <w:szCs w:val="28"/>
+        </w:rPr>
+        <w:t>&lt; DateTime.Today</w:t>
+      </w:r>
+      <w:proofErr w:type="gramEnd"/>
       <w:r>
         <w:rPr>
           <w:rFonts w:ascii="Times New Roman" w:hAnsi="Times New Roman" w:cs="Times New Roman"/>
@@ -2323,24 +1392,6 @@
         </w:rPr>
         <w:t xml:space="preserve"> &amp;&amp; </w:t>
       </w:r>
-      <w:proofErr w:type="spellStart"/>
-      <w:r>
-        <w:rPr>
-          <w:rFonts w:ascii="Times New Roman" w:hAnsi="Times New Roman" w:cs="Times New Roman"/>
-          <w:sz w:val="28"/>
-          <w:szCs w:val="28"/>
-        </w:rPr>
-        <w:t>p.ExpiryDate</w:t>
-      </w:r>
-      <w:proofErr w:type="spellEnd"/>
-      <w:r>
-        <w:rPr>
-          <w:rFonts w:ascii="Times New Roman" w:hAnsi="Times New Roman" w:cs="Times New Roman"/>
-          <w:sz w:val="28"/>
-          <w:szCs w:val="28"/>
-        </w:rPr>
-        <w:t xml:space="preserve"> </w:t>
-      </w:r>
       <w:proofErr w:type="gramStart"/>
       <w:r>
         <w:rPr>
@@ -2348,18 +1399,8 @@
           <w:sz w:val="28"/>
           <w:szCs w:val="28"/>
         </w:rPr>
-        <w:t xml:space="preserve">&lt; </w:t>
-      </w:r>
-      <w:proofErr w:type="spellStart"/>
-      <w:r>
-        <w:rPr>
-          <w:rFonts w:ascii="Times New Roman" w:hAnsi="Times New Roman" w:cs="Times New Roman"/>
-          <w:sz w:val="28"/>
-          <w:szCs w:val="28"/>
-        </w:rPr>
-        <w:t>DateTime.Today</w:t>
-      </w:r>
-      <w:proofErr w:type="spellEnd"/>
+        <w:t>p.CurrentStock &gt;</w:t>
+      </w:r>
       <w:proofErr w:type="gramEnd"/>
       <w:r>
         <w:rPr>
@@ -2367,9 +1408,42 @@
           <w:sz w:val="28"/>
           <w:szCs w:val="28"/>
         </w:rPr>
-        <w:t xml:space="preserve"> &amp;&amp; </w:t>
-      </w:r>
-      <w:proofErr w:type="spellStart"/>
+        <w:t xml:space="preserve"> 0). Результат преобразовать в список и привязать к источнику данных DataGridView. </w:t>
+      </w:r>
+    </w:p>
+    <w:p>
+      <w:pPr>
+        <w:rPr>
+          <w:rFonts w:ascii="Times New Roman" w:hAnsi="Times New Roman" w:cs="Times New Roman"/>
+          <w:sz w:val="28"/>
+          <w:szCs w:val="28"/>
+        </w:rPr>
+      </w:pPr>
+      <w:r>
+        <w:rPr>
+          <w:rFonts w:ascii="Times New Roman" w:hAnsi="Times New Roman" w:cs="Times New Roman"/>
+          <w:sz w:val="28"/>
+          <w:szCs w:val="28"/>
+        </w:rPr>
+        <w:t xml:space="preserve">6.3. При формировании списка для DataGridView программно рассчитывать колонку "Убыток". Формула: CurrentStock * PurchasePrice, пропущенная через класс CurrencyConverter для отображения в выбранной валюте. В нижней части формы реализовать метод, который циклом суммирует значения убытка и выводит общий итог. </w:t>
+      </w:r>
+    </w:p>
+    <w:p>
+      <w:pPr>
+        <w:rPr>
+          <w:rFonts w:ascii="Times New Roman" w:hAnsi="Times New Roman" w:cs="Times New Roman"/>
+          <w:sz w:val="28"/>
+          <w:szCs w:val="28"/>
+        </w:rPr>
+      </w:pPr>
+      <w:r>
+        <w:rPr>
+          <w:rFonts w:ascii="Times New Roman" w:hAnsi="Times New Roman" w:cs="Times New Roman"/>
+          <w:sz w:val="28"/>
+          <w:szCs w:val="28"/>
+        </w:rPr>
+        <w:t xml:space="preserve">6.4. В обработчике кнопки "Подтвердить списание" добавить диалоговое окно подтверждения операции. При согласии пользователя запустить цикл по всем строкам dgvWriteOff. Для каждой строки найти товар в таблице Products по Артикулу и установить </w:t>
+      </w:r>
       <w:proofErr w:type="gramStart"/>
       <w:r>
         <w:rPr>
@@ -2377,16 +1451,7 @@
           <w:sz w:val="28"/>
           <w:szCs w:val="28"/>
         </w:rPr>
-        <w:t>p.CurrentStock</w:t>
-      </w:r>
-      <w:proofErr w:type="spellEnd"/>
-      <w:r>
-        <w:rPr>
-          <w:rFonts w:ascii="Times New Roman" w:hAnsi="Times New Roman" w:cs="Times New Roman"/>
-          <w:sz w:val="28"/>
-          <w:szCs w:val="28"/>
-        </w:rPr>
-        <w:t xml:space="preserve"> &gt;</w:t>
+        <w:t>product.CurrentStock</w:t>
       </w:r>
       <w:proofErr w:type="gramEnd"/>
       <w:r>
@@ -2395,205 +1460,58 @@
           <w:sz w:val="28"/>
           <w:szCs w:val="28"/>
         </w:rPr>
-        <w:t xml:space="preserve"> 0). Результат преобразовать в список и привязать к источнику данных </w:t>
-      </w:r>
-      <w:proofErr w:type="spellStart"/>
-      <w:r>
-        <w:rPr>
-          <w:rFonts w:ascii="Times New Roman" w:hAnsi="Times New Roman" w:cs="Times New Roman"/>
-          <w:sz w:val="28"/>
-          <w:szCs w:val="28"/>
-        </w:rPr>
-        <w:t>DataGridView</w:t>
-      </w:r>
-      <w:proofErr w:type="spellEnd"/>
-      <w:r>
-        <w:rPr>
-          <w:rFonts w:ascii="Times New Roman" w:hAnsi="Times New Roman" w:cs="Times New Roman"/>
-          <w:sz w:val="28"/>
-          <w:szCs w:val="28"/>
-        </w:rPr>
-        <w:t xml:space="preserve">. </w:t>
-      </w:r>
-    </w:p>
-    <w:p>
-      <w:pPr>
-        <w:rPr>
-          <w:rFonts w:ascii="Times New Roman" w:hAnsi="Times New Roman" w:cs="Times New Roman"/>
-          <w:sz w:val="28"/>
-          <w:szCs w:val="28"/>
-        </w:rPr>
-      </w:pPr>
-      <w:r>
-        <w:rPr>
-          <w:rFonts w:ascii="Times New Roman" w:hAnsi="Times New Roman" w:cs="Times New Roman"/>
-          <w:sz w:val="28"/>
-          <w:szCs w:val="28"/>
-        </w:rPr>
-        <w:t xml:space="preserve">6.3. При формировании списка для </w:t>
-      </w:r>
-      <w:proofErr w:type="spellStart"/>
-      <w:r>
-        <w:rPr>
-          <w:rFonts w:ascii="Times New Roman" w:hAnsi="Times New Roman" w:cs="Times New Roman"/>
-          <w:sz w:val="28"/>
-          <w:szCs w:val="28"/>
-        </w:rPr>
-        <w:t>DataGridView</w:t>
-      </w:r>
-      <w:proofErr w:type="spellEnd"/>
-      <w:r>
-        <w:rPr>
-          <w:rFonts w:ascii="Times New Roman" w:hAnsi="Times New Roman" w:cs="Times New Roman"/>
-          <w:sz w:val="28"/>
-          <w:szCs w:val="28"/>
-        </w:rPr>
-        <w:t xml:space="preserve"> </w:t>
-      </w:r>
-      <w:proofErr w:type="spellStart"/>
-      <w:r>
-        <w:rPr>
-          <w:rFonts w:ascii="Times New Roman" w:hAnsi="Times New Roman" w:cs="Times New Roman"/>
-          <w:sz w:val="28"/>
-          <w:szCs w:val="28"/>
-        </w:rPr>
-        <w:t>программно</w:t>
-      </w:r>
-      <w:proofErr w:type="spellEnd"/>
-      <w:r>
-        <w:rPr>
-          <w:rFonts w:ascii="Times New Roman" w:hAnsi="Times New Roman" w:cs="Times New Roman"/>
-          <w:sz w:val="28"/>
-          <w:szCs w:val="28"/>
-        </w:rPr>
-        <w:t xml:space="preserve"> рассчитывать колонку "Убыток". Формула: </w:t>
-      </w:r>
-      <w:proofErr w:type="spellStart"/>
-      <w:r>
-        <w:rPr>
-          <w:rFonts w:ascii="Times New Roman" w:hAnsi="Times New Roman" w:cs="Times New Roman"/>
-          <w:sz w:val="28"/>
-          <w:szCs w:val="28"/>
-        </w:rPr>
-        <w:t>CurrentStock</w:t>
-      </w:r>
-      <w:proofErr w:type="spellEnd"/>
-      <w:r>
-        <w:rPr>
-          <w:rFonts w:ascii="Times New Roman" w:hAnsi="Times New Roman" w:cs="Times New Roman"/>
-          <w:sz w:val="28"/>
-          <w:szCs w:val="28"/>
-        </w:rPr>
-        <w:t xml:space="preserve"> * </w:t>
-      </w:r>
-      <w:proofErr w:type="spellStart"/>
-      <w:r>
-        <w:rPr>
-          <w:rFonts w:ascii="Times New Roman" w:hAnsi="Times New Roman" w:cs="Times New Roman"/>
-          <w:sz w:val="28"/>
-          <w:szCs w:val="28"/>
-        </w:rPr>
-        <w:t>PurchasePrice</w:t>
-      </w:r>
-      <w:proofErr w:type="spellEnd"/>
-      <w:r>
-        <w:rPr>
-          <w:rFonts w:ascii="Times New Roman" w:hAnsi="Times New Roman" w:cs="Times New Roman"/>
-          <w:sz w:val="28"/>
-          <w:szCs w:val="28"/>
-        </w:rPr>
-        <w:t xml:space="preserve">, пропущенная через класс </w:t>
-      </w:r>
-      <w:proofErr w:type="spellStart"/>
-      <w:r>
-        <w:rPr>
-          <w:rFonts w:ascii="Times New Roman" w:hAnsi="Times New Roman" w:cs="Times New Roman"/>
-          <w:sz w:val="28"/>
-          <w:szCs w:val="28"/>
-        </w:rPr>
-        <w:t>CurrencyConverter</w:t>
-      </w:r>
-      <w:proofErr w:type="spellEnd"/>
-      <w:r>
-        <w:rPr>
-          <w:rFonts w:ascii="Times New Roman" w:hAnsi="Times New Roman" w:cs="Times New Roman"/>
-          <w:sz w:val="28"/>
-          <w:szCs w:val="28"/>
-        </w:rPr>
-        <w:t xml:space="preserve"> для отображения в выбранной валюте. В нижней части формы реализовать метод, который циклом суммирует значения убытка и выводит общий итог. </w:t>
-      </w:r>
-    </w:p>
-    <w:p>
-      <w:pPr>
-        <w:rPr>
-          <w:rFonts w:ascii="Times New Roman" w:hAnsi="Times New Roman" w:cs="Times New Roman"/>
-          <w:sz w:val="28"/>
-          <w:szCs w:val="28"/>
-        </w:rPr>
-      </w:pPr>
-      <w:r>
-        <w:rPr>
-          <w:rFonts w:ascii="Times New Roman" w:hAnsi="Times New Roman" w:cs="Times New Roman"/>
-          <w:sz w:val="28"/>
-          <w:szCs w:val="28"/>
-        </w:rPr>
-        <w:t xml:space="preserve">6.4. В обработчике кнопки "Подтвердить списание" добавить диалоговое окно подтверждения операции. При согласии пользователя запустить цикл по всем строкам </w:t>
-      </w:r>
-      <w:proofErr w:type="spellStart"/>
-      <w:r>
-        <w:rPr>
-          <w:rFonts w:ascii="Times New Roman" w:hAnsi="Times New Roman" w:cs="Times New Roman"/>
-          <w:sz w:val="28"/>
-          <w:szCs w:val="28"/>
-        </w:rPr>
-        <w:t>dgvWriteOff</w:t>
-      </w:r>
-      <w:proofErr w:type="spellEnd"/>
-      <w:r>
-        <w:rPr>
-          <w:rFonts w:ascii="Times New Roman" w:hAnsi="Times New Roman" w:cs="Times New Roman"/>
-          <w:sz w:val="28"/>
-          <w:szCs w:val="28"/>
-        </w:rPr>
-        <w:t xml:space="preserve">. Для каждой строки найти товар в таблице Products по Артикулу и установить </w:t>
-      </w:r>
-      <w:proofErr w:type="spellStart"/>
-      <w:proofErr w:type="gramStart"/>
-      <w:r>
-        <w:rPr>
-          <w:rFonts w:ascii="Times New Roman" w:hAnsi="Times New Roman" w:cs="Times New Roman"/>
-          <w:sz w:val="28"/>
-          <w:szCs w:val="28"/>
-        </w:rPr>
-        <w:t>product.CurrentStock</w:t>
-      </w:r>
-      <w:proofErr w:type="spellEnd"/>
-      <w:proofErr w:type="gramEnd"/>
-      <w:r>
-        <w:rPr>
-          <w:rFonts w:ascii="Times New Roman" w:hAnsi="Times New Roman" w:cs="Times New Roman"/>
-          <w:sz w:val="28"/>
-          <w:szCs w:val="28"/>
-        </w:rPr>
-        <w:t xml:space="preserve"> = 0. Выполнить единое сохранение изменений </w:t>
-      </w:r>
-      <w:proofErr w:type="spellStart"/>
-      <w:r>
-        <w:rPr>
-          <w:rFonts w:ascii="Times New Roman" w:hAnsi="Times New Roman" w:cs="Times New Roman"/>
-          <w:sz w:val="28"/>
-          <w:szCs w:val="28"/>
-        </w:rPr>
-        <w:t>db.SaveChanges</w:t>
-      </w:r>
-      <w:proofErr w:type="spellEnd"/>
-      <w:r>
-        <w:rPr>
-          <w:rFonts w:ascii="Times New Roman" w:hAnsi="Times New Roman" w:cs="Times New Roman"/>
-          <w:sz w:val="28"/>
-          <w:szCs w:val="28"/>
-        </w:rPr>
-        <w:t>().</w:t>
+        <w:t xml:space="preserve"> = 0. Выполнить единое сохранение изменений db.SaveChanges().</w:t>
+      </w:r>
+    </w:p>
+    <w:p>
+      <w:pPr>
+        <w:rPr>
+          <w:rFonts w:ascii="Times New Roman" w:hAnsi="Times New Roman" w:cs="Times New Roman"/>
+          <w:sz w:val="28"/>
+          <w:szCs w:val="28"/>
+        </w:rPr>
+      </w:pPr>
+      <w:r>
+        <w:rPr>
+          <w:rFonts w:ascii="Times New Roman" w:hAnsi="Times New Roman" w:cs="Times New Roman"/>
+          <w:sz w:val="28"/>
+          <w:szCs w:val="28"/>
+        </w:rPr>
+        <w:drawing>
+          <wp:inline distT="0" distB="0" distL="0" distR="0" wp14:anchorId="60D7DC65" wp14:editId="6A5897A5">
+            <wp:extent cx="4820318" cy="3033712"/>
+            <wp:effectExtent l="0" t="0" r="0" b="0"/>
+            <wp:docPr id="1268230472" name="Рисунок 1"/>
+            <wp:cNvGraphicFramePr>
+              <a:graphicFrameLocks xmlns:a="http://schemas.openxmlformats.org/drawingml/2006/main" noChangeAspect="1"/>
+            </wp:cNvGraphicFramePr>
+            <a:graphic xmlns:a="http://schemas.openxmlformats.org/drawingml/2006/main">
+              <a:graphicData uri="http://schemas.openxmlformats.org/drawingml/2006/picture">
+                <pic:pic xmlns:pic="http://schemas.openxmlformats.org/drawingml/2006/picture">
+                  <pic:nvPicPr>
+                    <pic:cNvPr id="1268230472" name=""/>
+                    <pic:cNvPicPr/>
+                  </pic:nvPicPr>
+                  <pic:blipFill>
+                    <a:blip r:embed="rId12"/>
+                    <a:stretch>
+                      <a:fillRect/>
+                    </a:stretch>
+                  </pic:blipFill>
+                  <pic:spPr>
+                    <a:xfrm>
+                      <a:off x="0" y="0"/>
+                      <a:ext cx="4823441" cy="3035677"/>
+                    </a:xfrm>
+                    <a:prstGeom prst="rect">
+                      <a:avLst/>
+                    </a:prstGeom>
+                  </pic:spPr>
+                </pic:pic>
+              </a:graphicData>
+            </a:graphic>
+          </wp:inline>
+        </w:drawing>
       </w:r>
       <w:r>
         <w:rPr>
@@ -2642,29 +1560,7 @@
           <w:sz w:val="28"/>
           <w:szCs w:val="28"/>
         </w:rPr>
-        <w:t xml:space="preserve">1. </w:t>
-      </w:r>
-      <w:proofErr w:type="spellStart"/>
-      <w:r>
-        <w:rPr>
-          <w:rFonts w:ascii="Times New Roman" w:hAnsi="Times New Roman" w:cs="Times New Roman"/>
-          <w:b/>
-          <w:bCs/>
-          <w:sz w:val="28"/>
-          <w:szCs w:val="28"/>
-        </w:rPr>
-        <w:t>Userstory</w:t>
-      </w:r>
-      <w:proofErr w:type="spellEnd"/>
-      <w:r>
-        <w:rPr>
-          <w:rFonts w:ascii="Times New Roman" w:hAnsi="Times New Roman" w:cs="Times New Roman"/>
-          <w:b/>
-          <w:bCs/>
-          <w:sz w:val="28"/>
-          <w:szCs w:val="28"/>
-        </w:rPr>
-        <w:t>:</w:t>
+        <w:t>1. Userstory:</w:t>
       </w:r>
       <w:r>
         <w:rPr>
@@ -2726,97 +1622,7 @@
           <w:sz w:val="28"/>
           <w:szCs w:val="28"/>
         </w:rPr>
-        <w:t xml:space="preserve"> Главная форма (</w:t>
-      </w:r>
-      <w:proofErr w:type="spellStart"/>
-      <w:r>
-        <w:rPr>
-          <w:rFonts w:ascii="Times New Roman" w:hAnsi="Times New Roman" w:cs="Times New Roman"/>
-          <w:sz w:val="28"/>
-          <w:szCs w:val="28"/>
-        </w:rPr>
-        <w:t>MainForm</w:t>
-      </w:r>
-      <w:proofErr w:type="spellEnd"/>
-      <w:r>
-        <w:rPr>
-          <w:rFonts w:ascii="Times New Roman" w:hAnsi="Times New Roman" w:cs="Times New Roman"/>
-          <w:sz w:val="28"/>
-          <w:szCs w:val="28"/>
-        </w:rPr>
-        <w:t>), статический сервис (</w:t>
-      </w:r>
-      <w:proofErr w:type="spellStart"/>
-      <w:r>
-        <w:rPr>
-          <w:rFonts w:ascii="Times New Roman" w:hAnsi="Times New Roman" w:cs="Times New Roman"/>
-          <w:sz w:val="28"/>
-          <w:szCs w:val="28"/>
-        </w:rPr>
-        <w:t>CurrencyConverter</w:t>
-      </w:r>
-      <w:proofErr w:type="spellEnd"/>
-      <w:r>
-        <w:rPr>
-          <w:rFonts w:ascii="Times New Roman" w:hAnsi="Times New Roman" w:cs="Times New Roman"/>
-          <w:sz w:val="28"/>
-          <w:szCs w:val="28"/>
-        </w:rPr>
-        <w:t>), все формы с денежными показателями (</w:t>
-      </w:r>
-      <w:proofErr w:type="spellStart"/>
-      <w:r>
-        <w:rPr>
-          <w:rFonts w:ascii="Times New Roman" w:hAnsi="Times New Roman" w:cs="Times New Roman"/>
-          <w:sz w:val="28"/>
-          <w:szCs w:val="28"/>
-        </w:rPr>
-        <w:t>ShipmentForm</w:t>
-      </w:r>
-      <w:proofErr w:type="spellEnd"/>
-      <w:r>
-        <w:rPr>
-          <w:rFonts w:ascii="Times New Roman" w:hAnsi="Times New Roman" w:cs="Times New Roman"/>
-          <w:sz w:val="28"/>
-          <w:szCs w:val="28"/>
-        </w:rPr>
-        <w:t xml:space="preserve">, </w:t>
-      </w:r>
-      <w:proofErr w:type="spellStart"/>
-      <w:r>
-        <w:rPr>
-          <w:rFonts w:ascii="Times New Roman" w:hAnsi="Times New Roman" w:cs="Times New Roman"/>
-          <w:sz w:val="28"/>
-          <w:szCs w:val="28"/>
-        </w:rPr>
-        <w:t>HistoryForm</w:t>
-      </w:r>
-      <w:proofErr w:type="spellEnd"/>
-      <w:r>
-        <w:rPr>
-          <w:rFonts w:ascii="Times New Roman" w:hAnsi="Times New Roman" w:cs="Times New Roman"/>
-          <w:sz w:val="28"/>
-          <w:szCs w:val="28"/>
-        </w:rPr>
-        <w:t xml:space="preserve">, </w:t>
-      </w:r>
-      <w:proofErr w:type="spellStart"/>
-      <w:r>
-        <w:rPr>
-          <w:rFonts w:ascii="Times New Roman" w:hAnsi="Times New Roman" w:cs="Times New Roman"/>
-          <w:sz w:val="28"/>
-          <w:szCs w:val="28"/>
-        </w:rPr>
-        <w:t>WriteOffForm</w:t>
-      </w:r>
-      <w:proofErr w:type="spellEnd"/>
-      <w:r>
-        <w:rPr>
-          <w:rFonts w:ascii="Times New Roman" w:hAnsi="Times New Roman" w:cs="Times New Roman"/>
-          <w:sz w:val="28"/>
-          <w:szCs w:val="28"/>
-        </w:rPr>
-        <w:t>).</w:t>
+        <w:t xml:space="preserve"> Главная форма (MainForm), статический сервис (CurrencyConverter), все формы с денежными показателями (ShipmentForm, HistoryForm, WriteOffForm).</w:t>
       </w:r>
     </w:p>
     <w:p>
@@ -2909,25 +1715,7 @@
           <w:sz w:val="28"/>
           <w:szCs w:val="28"/>
         </w:rPr>
-        <w:t>4.4. Реализация динамического обновления заголовков таблиц и итоговых меток (</w:t>
-      </w:r>
-      <w:proofErr w:type="spellStart"/>
-      <w:r>
-        <w:rPr>
-          <w:rFonts w:ascii="Times New Roman" w:hAnsi="Times New Roman" w:cs="Times New Roman"/>
-          <w:sz w:val="28"/>
-          <w:szCs w:val="28"/>
-        </w:rPr>
-        <w:t>Labels</w:t>
-      </w:r>
-      <w:proofErr w:type="spellEnd"/>
-      <w:r>
-        <w:rPr>
-          <w:rFonts w:ascii="Times New Roman" w:hAnsi="Times New Roman" w:cs="Times New Roman"/>
-          <w:sz w:val="28"/>
-          <w:szCs w:val="28"/>
-        </w:rPr>
-        <w:t>) с указанием символа текущей валюты.</w:t>
+        <w:t>4.4. Реализация динамического обновления заголовков таблиц и итоговых меток (Labels) с указанием символа текущей валюты.</w:t>
       </w:r>
       <w:r>
         <w:rPr>
@@ -2986,7 +1774,7 @@
                     <pic:cNvPicPr/>
                   </pic:nvPicPr>
                   <pic:blipFill>
-                    <a:blip r:embed="rId10"/>
+                    <a:blip r:embed="rId13"/>
                     <a:stretch>
                       <a:fillRect/>
                     </a:stretch>
@@ -3049,257 +1837,41 @@
           <w:sz w:val="28"/>
           <w:szCs w:val="28"/>
         </w:rPr>
-        <w:t xml:space="preserve">6.1. На форму </w:t>
-      </w:r>
-      <w:proofErr w:type="spellStart"/>
-      <w:r>
-        <w:rPr>
-          <w:rFonts w:ascii="Times New Roman" w:hAnsi="Times New Roman" w:cs="Times New Roman"/>
-          <w:sz w:val="28"/>
-          <w:szCs w:val="28"/>
-        </w:rPr>
-        <w:t>MainForm</w:t>
-      </w:r>
-      <w:proofErr w:type="spellEnd"/>
-      <w:r>
-        <w:rPr>
-          <w:rFonts w:ascii="Times New Roman" w:hAnsi="Times New Roman" w:cs="Times New Roman"/>
-          <w:sz w:val="28"/>
-          <w:szCs w:val="28"/>
-        </w:rPr>
-        <w:t xml:space="preserve"> добавить элемент </w:t>
-      </w:r>
-      <w:proofErr w:type="spellStart"/>
-      <w:r>
-        <w:rPr>
-          <w:rFonts w:ascii="Times New Roman" w:hAnsi="Times New Roman" w:cs="Times New Roman"/>
-          <w:sz w:val="28"/>
-          <w:szCs w:val="28"/>
-        </w:rPr>
-        <w:t>ComboBox</w:t>
-      </w:r>
-      <w:proofErr w:type="spellEnd"/>
-      <w:r>
-        <w:rPr>
-          <w:rFonts w:ascii="Times New Roman" w:hAnsi="Times New Roman" w:cs="Times New Roman"/>
-          <w:sz w:val="28"/>
-          <w:szCs w:val="28"/>
-        </w:rPr>
-        <w:t xml:space="preserve"> (</w:t>
-      </w:r>
-      <w:proofErr w:type="spellStart"/>
-      <w:r>
-        <w:rPr>
-          <w:rFonts w:ascii="Times New Roman" w:hAnsi="Times New Roman" w:cs="Times New Roman"/>
-          <w:sz w:val="28"/>
-          <w:szCs w:val="28"/>
-        </w:rPr>
-        <w:t>cmbCurrency</w:t>
-      </w:r>
-      <w:proofErr w:type="spellEnd"/>
-      <w:r>
-        <w:rPr>
-          <w:rFonts w:ascii="Times New Roman" w:hAnsi="Times New Roman" w:cs="Times New Roman"/>
-          <w:sz w:val="28"/>
-          <w:szCs w:val="28"/>
-        </w:rPr>
-        <w:t xml:space="preserve">) со списком значений: RUB, USD, EUR. Установить значение по умолчанию «RUB». </w:t>
-      </w:r>
-    </w:p>
-    <w:p>
-      <w:pPr>
-        <w:rPr>
-          <w:rFonts w:ascii="Times New Roman" w:hAnsi="Times New Roman" w:cs="Times New Roman"/>
-          <w:sz w:val="28"/>
-          <w:szCs w:val="28"/>
-        </w:rPr>
-      </w:pPr>
-      <w:r>
-        <w:rPr>
-          <w:rFonts w:ascii="Times New Roman" w:hAnsi="Times New Roman" w:cs="Times New Roman"/>
-          <w:sz w:val="28"/>
-          <w:szCs w:val="28"/>
-        </w:rPr>
-        <w:t xml:space="preserve">6.2. Создать статический класс </w:t>
-      </w:r>
-      <w:proofErr w:type="spellStart"/>
-      <w:r>
-        <w:rPr>
-          <w:rFonts w:ascii="Times New Roman" w:hAnsi="Times New Roman" w:cs="Times New Roman"/>
-          <w:sz w:val="28"/>
-          <w:szCs w:val="28"/>
-        </w:rPr>
-        <w:t>CurrencyConverter</w:t>
-      </w:r>
-      <w:proofErr w:type="spellEnd"/>
-      <w:r>
-        <w:rPr>
-          <w:rFonts w:ascii="Times New Roman" w:hAnsi="Times New Roman" w:cs="Times New Roman"/>
-          <w:sz w:val="28"/>
-          <w:szCs w:val="28"/>
-        </w:rPr>
-        <w:t xml:space="preserve">. Реализовать в нём строковую переменную </w:t>
-      </w:r>
-      <w:proofErr w:type="spellStart"/>
-      <w:r>
-        <w:rPr>
-          <w:rFonts w:ascii="Times New Roman" w:hAnsi="Times New Roman" w:cs="Times New Roman"/>
-          <w:sz w:val="28"/>
-          <w:szCs w:val="28"/>
-        </w:rPr>
-        <w:t>CurrentCurrency</w:t>
-      </w:r>
-      <w:proofErr w:type="spellEnd"/>
-      <w:r>
-        <w:rPr>
-          <w:rFonts w:ascii="Times New Roman" w:hAnsi="Times New Roman" w:cs="Times New Roman"/>
-          <w:sz w:val="28"/>
-          <w:szCs w:val="28"/>
-        </w:rPr>
-        <w:t xml:space="preserve"> и метод </w:t>
-      </w:r>
-      <w:proofErr w:type="spellStart"/>
-      <w:r>
-        <w:rPr>
-          <w:rFonts w:ascii="Times New Roman" w:hAnsi="Times New Roman" w:cs="Times New Roman"/>
-          <w:sz w:val="28"/>
-          <w:szCs w:val="28"/>
-        </w:rPr>
-        <w:t>ChangeCurrencyAsync</w:t>
-      </w:r>
-      <w:proofErr w:type="spellEnd"/>
-      <w:r>
-        <w:rPr>
-          <w:rFonts w:ascii="Times New Roman" w:hAnsi="Times New Roman" w:cs="Times New Roman"/>
-          <w:sz w:val="28"/>
-          <w:szCs w:val="28"/>
-        </w:rPr>
-        <w:t xml:space="preserve">. В методе использовать </w:t>
-      </w:r>
-      <w:proofErr w:type="spellStart"/>
-      <w:r>
-        <w:rPr>
-          <w:rFonts w:ascii="Times New Roman" w:hAnsi="Times New Roman" w:cs="Times New Roman"/>
-          <w:sz w:val="28"/>
-          <w:szCs w:val="28"/>
-        </w:rPr>
-        <w:t>HttpClient</w:t>
-      </w:r>
-      <w:proofErr w:type="spellEnd"/>
-      <w:r>
-        <w:rPr>
-          <w:rFonts w:ascii="Times New Roman" w:hAnsi="Times New Roman" w:cs="Times New Roman"/>
-          <w:sz w:val="28"/>
-          <w:szCs w:val="28"/>
-        </w:rPr>
-        <w:t xml:space="preserve"> для получения данных с API курсов валют. Результат </w:t>
-      </w:r>
-      <w:proofErr w:type="spellStart"/>
-      <w:r>
-        <w:rPr>
-          <w:rFonts w:ascii="Times New Roman" w:hAnsi="Times New Roman" w:cs="Times New Roman"/>
-          <w:sz w:val="28"/>
-          <w:szCs w:val="28"/>
-        </w:rPr>
-        <w:t>парсить</w:t>
-      </w:r>
-      <w:proofErr w:type="spellEnd"/>
-      <w:r>
-        <w:rPr>
-          <w:rFonts w:ascii="Times New Roman" w:hAnsi="Times New Roman" w:cs="Times New Roman"/>
-          <w:sz w:val="28"/>
-          <w:szCs w:val="28"/>
-        </w:rPr>
-        <w:t xml:space="preserve"> и сохранять как коэффициент конвертации. </w:t>
-      </w:r>
-    </w:p>
-    <w:p>
-      <w:pPr>
-        <w:rPr>
-          <w:rFonts w:ascii="Times New Roman" w:hAnsi="Times New Roman" w:cs="Times New Roman"/>
-          <w:sz w:val="28"/>
-          <w:szCs w:val="28"/>
-        </w:rPr>
-      </w:pPr>
-      <w:r>
-        <w:rPr>
-          <w:rFonts w:ascii="Times New Roman" w:hAnsi="Times New Roman" w:cs="Times New Roman"/>
-          <w:sz w:val="28"/>
-          <w:szCs w:val="28"/>
-        </w:rPr>
-        <w:t>6.3. Во всех методах загрузки данных (</w:t>
-      </w:r>
-      <w:proofErr w:type="spellStart"/>
-      <w:r>
-        <w:rPr>
-          <w:rFonts w:ascii="Times New Roman" w:hAnsi="Times New Roman" w:cs="Times New Roman"/>
-          <w:sz w:val="28"/>
-          <w:szCs w:val="28"/>
-        </w:rPr>
-        <w:t>LoadData</w:t>
-      </w:r>
-      <w:proofErr w:type="spellEnd"/>
-      <w:r>
-        <w:rPr>
-          <w:rFonts w:ascii="Times New Roman" w:hAnsi="Times New Roman" w:cs="Times New Roman"/>
-          <w:sz w:val="28"/>
-          <w:szCs w:val="28"/>
-        </w:rPr>
-        <w:t xml:space="preserve">) во всём приложении заменить прямое отображение цены на вызов </w:t>
-      </w:r>
-      <w:proofErr w:type="spellStart"/>
-      <w:r>
-        <w:rPr>
-          <w:rFonts w:ascii="Times New Roman" w:hAnsi="Times New Roman" w:cs="Times New Roman"/>
-          <w:sz w:val="28"/>
-          <w:szCs w:val="28"/>
-        </w:rPr>
-        <w:t>CurrencyConverter.ConvertPrice</w:t>
-      </w:r>
-      <w:proofErr w:type="spellEnd"/>
-      <w:r>
-        <w:rPr>
-          <w:rFonts w:ascii="Times New Roman" w:hAnsi="Times New Roman" w:cs="Times New Roman"/>
-          <w:sz w:val="28"/>
-          <w:szCs w:val="28"/>
-        </w:rPr>
-        <w:t>(</w:t>
-      </w:r>
-      <w:proofErr w:type="spellStart"/>
-      <w:r>
-        <w:rPr>
-          <w:rFonts w:ascii="Times New Roman" w:hAnsi="Times New Roman" w:cs="Times New Roman"/>
-          <w:sz w:val="28"/>
-          <w:szCs w:val="28"/>
-        </w:rPr>
-        <w:t>originalPrice</w:t>
-      </w:r>
-      <w:proofErr w:type="spellEnd"/>
-      <w:r>
-        <w:rPr>
-          <w:rFonts w:ascii="Times New Roman" w:hAnsi="Times New Roman" w:cs="Times New Roman"/>
-          <w:sz w:val="28"/>
-          <w:szCs w:val="28"/>
-        </w:rPr>
-        <w:t xml:space="preserve">). Конвертация должна происходить в памяти приложения непосредственно перед привязкой к </w:t>
-      </w:r>
-      <w:proofErr w:type="spellStart"/>
-      <w:r>
-        <w:rPr>
-          <w:rFonts w:ascii="Times New Roman" w:hAnsi="Times New Roman" w:cs="Times New Roman"/>
-          <w:sz w:val="28"/>
-          <w:szCs w:val="28"/>
-        </w:rPr>
-        <w:t>DataGridView</w:t>
-      </w:r>
-      <w:proofErr w:type="spellEnd"/>
-      <w:r>
-        <w:rPr>
-          <w:rFonts w:ascii="Times New Roman" w:hAnsi="Times New Roman" w:cs="Times New Roman"/>
-          <w:sz w:val="28"/>
-          <w:szCs w:val="28"/>
-        </w:rPr>
-        <w:t xml:space="preserve">. </w:t>
+        <w:t xml:space="preserve">6.1. На форму MainForm добавить элемент ComboBox (cmbCurrency) со списком значений: RUB, USD, EUR. Установить значение по умолчанию «RUB». </w:t>
+      </w:r>
+    </w:p>
+    <w:p>
+      <w:pPr>
+        <w:rPr>
+          <w:rFonts w:ascii="Times New Roman" w:hAnsi="Times New Roman" w:cs="Times New Roman"/>
+          <w:sz w:val="28"/>
+          <w:szCs w:val="28"/>
+        </w:rPr>
+      </w:pPr>
+      <w:r>
+        <w:rPr>
+          <w:rFonts w:ascii="Times New Roman" w:hAnsi="Times New Roman" w:cs="Times New Roman"/>
+          <w:sz w:val="28"/>
+          <w:szCs w:val="28"/>
+        </w:rPr>
+        <w:t xml:space="preserve">6.2. Создать статический класс CurrencyConverter. Реализовать в нём строковую переменную CurrentCurrency и метод ChangeCurrencyAsync. В методе использовать HttpClient для получения данных с API курсов валют. Результат парсить и сохранять как коэффициент конвертации. </w:t>
+      </w:r>
+    </w:p>
+    <w:p>
+      <w:pPr>
+        <w:rPr>
+          <w:rFonts w:ascii="Times New Roman" w:hAnsi="Times New Roman" w:cs="Times New Roman"/>
+          <w:sz w:val="28"/>
+          <w:szCs w:val="28"/>
+        </w:rPr>
+      </w:pPr>
+      <w:r>
+        <w:rPr>
+          <w:rFonts w:ascii="Times New Roman" w:hAnsi="Times New Roman" w:cs="Times New Roman"/>
+          <w:sz w:val="28"/>
+          <w:szCs w:val="28"/>
+        </w:rPr>
+        <w:t xml:space="preserve">6.3. Во всех методах загрузки данных (LoadData) во всём приложении заменить прямое отображение цены на вызов CurrencyConverter.ConvertPrice(originalPrice). Конвертация должна происходить в памяти приложения непосредственно перед привязкой к DataGridView. </w:t>
       </w:r>
     </w:p>
     <w:p>
@@ -3318,7 +1890,6 @@
         </w:rPr>
         <w:t xml:space="preserve">6.4. Реализовать обновление визуальных заголовков. В коде каждой формы, где есть колонки с ценами, прописать условие обновления: </w:t>
       </w:r>
-      <w:proofErr w:type="spellStart"/>
       <w:proofErr w:type="gramStart"/>
       <w:r>
         <w:rPr>
@@ -3328,7 +1899,6 @@
         </w:rPr>
         <w:t>dgv.Columns</w:t>
       </w:r>
-      <w:proofErr w:type="spellEnd"/>
       <w:proofErr w:type="gramEnd"/>
       <w:r>
         <w:rPr>
@@ -3345,18 +1915,8 @@
           <w:sz w:val="28"/>
           <w:szCs w:val="28"/>
         </w:rPr>
-        <w:t>].</w:t>
-      </w:r>
-      <w:proofErr w:type="spellStart"/>
-      <w:r>
-        <w:rPr>
-          <w:rFonts w:ascii="Times New Roman" w:hAnsi="Times New Roman" w:cs="Times New Roman"/>
-          <w:sz w:val="28"/>
-          <w:szCs w:val="28"/>
-        </w:rPr>
-        <w:t>HeaderText</w:t>
-      </w:r>
-      <w:proofErr w:type="spellEnd"/>
+        <w:t>].HeaderText</w:t>
+      </w:r>
       <w:proofErr w:type="gramEnd"/>
       <w:r>
         <w:rPr>
@@ -3364,25 +1924,55 @@
           <w:sz w:val="28"/>
           <w:szCs w:val="28"/>
         </w:rPr>
-        <w:t xml:space="preserve"> = $"Цена ({</w:t>
-      </w:r>
-      <w:proofErr w:type="spellStart"/>
-      <w:r>
-        <w:rPr>
-          <w:rFonts w:ascii="Times New Roman" w:hAnsi="Times New Roman" w:cs="Times New Roman"/>
-          <w:sz w:val="28"/>
-          <w:szCs w:val="28"/>
-        </w:rPr>
-        <w:t>CurrencyConverter.CurrentCurrency</w:t>
-      </w:r>
-      <w:proofErr w:type="spellEnd"/>
-      <w:r>
-        <w:rPr>
-          <w:rFonts w:ascii="Times New Roman" w:hAnsi="Times New Roman" w:cs="Times New Roman"/>
-          <w:sz w:val="28"/>
-          <w:szCs w:val="28"/>
-        </w:rPr>
-        <w:t>})". Аналогично обновлять текстовые метки итоговых сумм внизу форм.</w:t>
+        <w:t xml:space="preserve"> = $"Цена ({CurrencyConverter.CurrentCurrency})". Аналогично обновлять текстовые метки итоговых сумм внизу форм.</w:t>
+      </w:r>
+      <w:r>
+        <w:rPr>
+          <w:noProof/>
+        </w:rPr>
+        <w:t xml:space="preserve"> </w:t>
+      </w:r>
+      <w:r>
+        <w:rPr>
+          <w:rFonts w:ascii="Times New Roman" w:hAnsi="Times New Roman" w:cs="Times New Roman"/>
+          <w:sz w:val="28"/>
+          <w:szCs w:val="28"/>
+        </w:rPr>
+        <w:drawing>
+          <wp:inline distT="0" distB="0" distL="0" distR="0" wp14:anchorId="6126559F" wp14:editId="62AE483F">
+            <wp:extent cx="4415839" cy="2876550"/>
+            <wp:effectExtent l="0" t="0" r="3810" b="0"/>
+            <wp:docPr id="1617328158" name="Рисунок 1"/>
+            <wp:cNvGraphicFramePr>
+              <a:graphicFrameLocks xmlns:a="http://schemas.openxmlformats.org/drawingml/2006/main" noChangeAspect="1"/>
+            </wp:cNvGraphicFramePr>
+            <a:graphic xmlns:a="http://schemas.openxmlformats.org/drawingml/2006/main">
+              <a:graphicData uri="http://schemas.openxmlformats.org/drawingml/2006/picture">
+                <pic:pic xmlns:pic="http://schemas.openxmlformats.org/drawingml/2006/picture">
+                  <pic:nvPicPr>
+                    <pic:cNvPr id="1617328158" name=""/>
+                    <pic:cNvPicPr/>
+                  </pic:nvPicPr>
+                  <pic:blipFill>
+                    <a:blip r:embed="rId14"/>
+                    <a:stretch>
+                      <a:fillRect/>
+                    </a:stretch>
+                  </pic:blipFill>
+                  <pic:spPr>
+                    <a:xfrm>
+                      <a:off x="0" y="0"/>
+                      <a:ext cx="4424713" cy="2882331"/>
+                    </a:xfrm>
+                    <a:prstGeom prst="rect">
+                      <a:avLst/>
+                    </a:prstGeom>
+                  </pic:spPr>
+                </pic:pic>
+              </a:graphicData>
+            </a:graphic>
+          </wp:inline>
+        </w:drawing>
       </w:r>
       <w:r>
         <w:rPr>
@@ -3431,20 +2021,8 @@
           <w:sz w:val="28"/>
           <w:szCs w:val="28"/>
         </w:rPr>
-        <w:t xml:space="preserve">1. </w:t>
-      </w:r>
-      <w:proofErr w:type="spellStart"/>
-      <w:r>
-        <w:rPr>
-          <w:rFonts w:ascii="Times New Roman" w:hAnsi="Times New Roman" w:cs="Times New Roman"/>
-          <w:b/>
-          <w:bCs/>
-          <w:sz w:val="28"/>
-          <w:szCs w:val="28"/>
-        </w:rPr>
-        <w:t>Userstory</w:t>
-      </w:r>
-      <w:proofErr w:type="spellEnd"/>
+        <w:t>1. Userstory</w:t>
+      </w:r>
       <w:r>
         <w:rPr>
           <w:rFonts w:ascii="Times New Roman" w:hAnsi="Times New Roman" w:cs="Times New Roman"/>
@@ -3509,43 +2087,7 @@
           <w:sz w:val="28"/>
           <w:szCs w:val="28"/>
         </w:rPr>
-        <w:t>Экран «Поставки» (</w:t>
-      </w:r>
-      <w:proofErr w:type="spellStart"/>
-      <w:r>
-        <w:rPr>
-          <w:rFonts w:ascii="Times New Roman" w:hAnsi="Times New Roman" w:cs="Times New Roman"/>
-          <w:sz w:val="28"/>
-          <w:szCs w:val="28"/>
-        </w:rPr>
-        <w:t>DeliveryForm</w:t>
-      </w:r>
-      <w:proofErr w:type="spellEnd"/>
-      <w:r>
-        <w:rPr>
-          <w:rFonts w:ascii="Times New Roman" w:hAnsi="Times New Roman" w:cs="Times New Roman"/>
-          <w:sz w:val="28"/>
-          <w:szCs w:val="28"/>
-        </w:rPr>
-        <w:t>), Вспомогательная модель (</w:t>
-      </w:r>
-      <w:proofErr w:type="spellStart"/>
-      <w:r>
-        <w:rPr>
-          <w:rFonts w:ascii="Times New Roman" w:hAnsi="Times New Roman" w:cs="Times New Roman"/>
-          <w:sz w:val="28"/>
-          <w:szCs w:val="28"/>
-        </w:rPr>
-        <w:t>ImportItem</w:t>
-      </w:r>
-      <w:proofErr w:type="spellEnd"/>
-      <w:r>
-        <w:rPr>
-          <w:rFonts w:ascii="Times New Roman" w:hAnsi="Times New Roman" w:cs="Times New Roman"/>
-          <w:sz w:val="28"/>
-          <w:szCs w:val="28"/>
-        </w:rPr>
-        <w:t>).</w:t>
+        <w:t>Экран «Поставки» (DeliveryForm), Вспомогательная модель (ImportItem).</w:t>
       </w:r>
     </w:p>
     <w:p>
@@ -3600,25 +2142,7 @@
           <w:sz w:val="28"/>
           <w:szCs w:val="28"/>
         </w:rPr>
-        <w:t xml:space="preserve">4.2. Разработка логики чтения файла и </w:t>
-      </w:r>
-      <w:proofErr w:type="spellStart"/>
-      <w:r>
-        <w:rPr>
-          <w:rFonts w:ascii="Times New Roman" w:hAnsi="Times New Roman" w:cs="Times New Roman"/>
-          <w:sz w:val="28"/>
-          <w:szCs w:val="28"/>
-        </w:rPr>
-        <w:t>десериализации</w:t>
-      </w:r>
-      <w:proofErr w:type="spellEnd"/>
-      <w:r>
-        <w:rPr>
-          <w:rFonts w:ascii="Times New Roman" w:hAnsi="Times New Roman" w:cs="Times New Roman"/>
-          <w:sz w:val="28"/>
-          <w:szCs w:val="28"/>
-        </w:rPr>
-        <w:t xml:space="preserve"> структурированных данных из формата JSON. </w:t>
+        <w:t xml:space="preserve">4.2. Разработка логики чтения файла и десериализации структурированных данных из формата JSON. </w:t>
       </w:r>
     </w:p>
     <w:p>
@@ -3707,7 +2231,7 @@
                     <pic:cNvPicPr/>
                   </pic:nvPicPr>
                   <pic:blipFill>
-                    <a:blip r:embed="rId11"/>
+                    <a:blip r:embed="rId15"/>
                     <a:stretch>
                       <a:fillRect/>
                     </a:stretch>
@@ -3764,61 +2288,7 @@
           <w:sz w:val="28"/>
           <w:szCs w:val="28"/>
         </w:rPr>
-        <w:t xml:space="preserve">6.1. На форму </w:t>
-      </w:r>
-      <w:proofErr w:type="spellStart"/>
-      <w:r>
-        <w:rPr>
-          <w:rFonts w:ascii="Times New Roman" w:hAnsi="Times New Roman" w:cs="Times New Roman"/>
-          <w:sz w:val="28"/>
-          <w:szCs w:val="28"/>
-        </w:rPr>
-        <w:t>DeliveryForm</w:t>
-      </w:r>
-      <w:proofErr w:type="spellEnd"/>
-      <w:r>
-        <w:rPr>
-          <w:rFonts w:ascii="Times New Roman" w:hAnsi="Times New Roman" w:cs="Times New Roman"/>
-          <w:sz w:val="28"/>
-          <w:szCs w:val="28"/>
-        </w:rPr>
-        <w:t xml:space="preserve"> добавить кнопку "Импорт" (</w:t>
-      </w:r>
-      <w:proofErr w:type="spellStart"/>
-      <w:r>
-        <w:rPr>
-          <w:rFonts w:ascii="Times New Roman" w:hAnsi="Times New Roman" w:cs="Times New Roman"/>
-          <w:sz w:val="28"/>
-          <w:szCs w:val="28"/>
-        </w:rPr>
-        <w:t>btnImport</w:t>
-      </w:r>
-      <w:proofErr w:type="spellEnd"/>
-      <w:r>
-        <w:rPr>
-          <w:rFonts w:ascii="Times New Roman" w:hAnsi="Times New Roman" w:cs="Times New Roman"/>
-          <w:sz w:val="28"/>
-          <w:szCs w:val="28"/>
-        </w:rPr>
-        <w:t xml:space="preserve">). В обработчике события клика инициализировать диалоговое окно </w:t>
-      </w:r>
-      <w:proofErr w:type="spellStart"/>
-      <w:r>
-        <w:rPr>
-          <w:rFonts w:ascii="Times New Roman" w:hAnsi="Times New Roman" w:cs="Times New Roman"/>
-          <w:sz w:val="28"/>
-          <w:szCs w:val="28"/>
-        </w:rPr>
-        <w:t>OpenFileDialog</w:t>
-      </w:r>
-      <w:proofErr w:type="spellEnd"/>
-      <w:r>
-        <w:rPr>
-          <w:rFonts w:ascii="Times New Roman" w:hAnsi="Times New Roman" w:cs="Times New Roman"/>
-          <w:sz w:val="28"/>
-          <w:szCs w:val="28"/>
-        </w:rPr>
-        <w:t xml:space="preserve"> и задать ему свойство Filter со значением "JSON файлы (</w:t>
+        <w:t>6.1. На форму DeliveryForm добавить кнопку "Импорт" (btnImport). В обработчике события клика инициализировать диалоговое окно OpenFileDialog и задать ему свойство Filter со значением "JSON файлы (</w:t>
       </w:r>
       <w:proofErr w:type="gramStart"/>
       <w:r>
@@ -3827,18 +2297,8 @@
           <w:sz w:val="28"/>
           <w:szCs w:val="28"/>
         </w:rPr>
-        <w:t>*.</w:t>
-      </w:r>
-      <w:proofErr w:type="spellStart"/>
-      <w:r>
-        <w:rPr>
-          <w:rFonts w:ascii="Times New Roman" w:hAnsi="Times New Roman" w:cs="Times New Roman"/>
-          <w:sz w:val="28"/>
-          <w:szCs w:val="28"/>
-        </w:rPr>
-        <w:t>json</w:t>
-      </w:r>
-      <w:proofErr w:type="spellEnd"/>
+        <w:t>*.json</w:t>
+      </w:r>
       <w:proofErr w:type="gramEnd"/>
       <w:r>
         <w:rPr>
@@ -3855,16 +2315,7 @@
           <w:sz w:val="28"/>
           <w:szCs w:val="28"/>
         </w:rPr>
-        <w:t>*.</w:t>
-      </w:r>
-      <w:proofErr w:type="spellStart"/>
-      <w:r>
-        <w:rPr>
-          <w:rFonts w:ascii="Times New Roman" w:hAnsi="Times New Roman" w:cs="Times New Roman"/>
-          <w:sz w:val="28"/>
-          <w:szCs w:val="28"/>
-        </w:rPr>
-        <w:t>json</w:t>
+        <w:t>*.json</w:t>
       </w:r>
       <w:proofErr w:type="gramEnd"/>
       <w:r>
@@ -3873,16 +2324,7 @@
           <w:sz w:val="28"/>
           <w:szCs w:val="28"/>
         </w:rPr>
-        <w:t>|Все</w:t>
-      </w:r>
-      <w:proofErr w:type="spellEnd"/>
-      <w:r>
-        <w:rPr>
-          <w:rFonts w:ascii="Times New Roman" w:hAnsi="Times New Roman" w:cs="Times New Roman"/>
-          <w:sz w:val="28"/>
-          <w:szCs w:val="28"/>
-        </w:rPr>
-        <w:t xml:space="preserve"> файлы (</w:t>
+        <w:t>|Все файлы (</w:t>
       </w:r>
       <w:proofErr w:type="gramStart"/>
       <w:r>
@@ -3935,169 +2377,7 @@
           <w:sz w:val="28"/>
           <w:szCs w:val="28"/>
         </w:rPr>
-        <w:t xml:space="preserve">6.2. Создать класс </w:t>
-      </w:r>
-      <w:proofErr w:type="spellStart"/>
-      <w:r>
-        <w:rPr>
-          <w:rFonts w:ascii="Times New Roman" w:hAnsi="Times New Roman" w:cs="Times New Roman"/>
-          <w:sz w:val="28"/>
-          <w:szCs w:val="28"/>
-        </w:rPr>
-        <w:t>ImportItem</w:t>
-      </w:r>
-      <w:proofErr w:type="spellEnd"/>
-      <w:r>
-        <w:rPr>
-          <w:rFonts w:ascii="Times New Roman" w:hAnsi="Times New Roman" w:cs="Times New Roman"/>
-          <w:sz w:val="28"/>
-          <w:szCs w:val="28"/>
-        </w:rPr>
-        <w:t xml:space="preserve"> со строковыми и числовыми </w:t>
-      </w:r>
-      <w:proofErr w:type="spellStart"/>
-      <w:r>
-        <w:rPr>
-          <w:rFonts w:ascii="Times New Roman" w:hAnsi="Times New Roman" w:cs="Times New Roman"/>
-          <w:sz w:val="28"/>
-          <w:szCs w:val="28"/>
-        </w:rPr>
-        <w:t>автосвойствами</w:t>
-      </w:r>
-      <w:proofErr w:type="spellEnd"/>
-      <w:r>
-        <w:rPr>
-          <w:rFonts w:ascii="Times New Roman" w:hAnsi="Times New Roman" w:cs="Times New Roman"/>
-          <w:sz w:val="28"/>
-          <w:szCs w:val="28"/>
-        </w:rPr>
-        <w:t xml:space="preserve"> (</w:t>
-      </w:r>
-      <w:proofErr w:type="spellStart"/>
-      <w:r>
-        <w:rPr>
-          <w:rFonts w:ascii="Times New Roman" w:hAnsi="Times New Roman" w:cs="Times New Roman"/>
-          <w:sz w:val="28"/>
-          <w:szCs w:val="28"/>
-        </w:rPr>
-        <w:t>Article</w:t>
-      </w:r>
-      <w:proofErr w:type="spellEnd"/>
-      <w:r>
-        <w:rPr>
-          <w:rFonts w:ascii="Times New Roman" w:hAnsi="Times New Roman" w:cs="Times New Roman"/>
-          <w:sz w:val="28"/>
-          <w:szCs w:val="28"/>
-        </w:rPr>
-        <w:t xml:space="preserve">, Name, </w:t>
-      </w:r>
-      <w:proofErr w:type="spellStart"/>
-      <w:r>
-        <w:rPr>
-          <w:rFonts w:ascii="Times New Roman" w:hAnsi="Times New Roman" w:cs="Times New Roman"/>
-          <w:sz w:val="28"/>
-          <w:szCs w:val="28"/>
-        </w:rPr>
-        <w:t>Size</w:t>
-      </w:r>
-      <w:proofErr w:type="spellEnd"/>
-      <w:r>
-        <w:rPr>
-          <w:rFonts w:ascii="Times New Roman" w:hAnsi="Times New Roman" w:cs="Times New Roman"/>
-          <w:sz w:val="28"/>
-          <w:szCs w:val="28"/>
-        </w:rPr>
-        <w:t xml:space="preserve">, </w:t>
-      </w:r>
-      <w:proofErr w:type="spellStart"/>
-      <w:r>
-        <w:rPr>
-          <w:rFonts w:ascii="Times New Roman" w:hAnsi="Times New Roman" w:cs="Times New Roman"/>
-          <w:sz w:val="28"/>
-          <w:szCs w:val="28"/>
-        </w:rPr>
-        <w:t>Quantity</w:t>
-      </w:r>
-      <w:proofErr w:type="spellEnd"/>
-      <w:r>
-        <w:rPr>
-          <w:rFonts w:ascii="Times New Roman" w:hAnsi="Times New Roman" w:cs="Times New Roman"/>
-          <w:sz w:val="28"/>
-          <w:szCs w:val="28"/>
-        </w:rPr>
-        <w:t xml:space="preserve">, Price, </w:t>
-      </w:r>
-      <w:proofErr w:type="spellStart"/>
-      <w:r>
-        <w:rPr>
-          <w:rFonts w:ascii="Times New Roman" w:hAnsi="Times New Roman" w:cs="Times New Roman"/>
-          <w:sz w:val="28"/>
-          <w:szCs w:val="28"/>
-        </w:rPr>
-        <w:t>ExpiryDate</w:t>
-      </w:r>
-      <w:proofErr w:type="spellEnd"/>
-      <w:r>
-        <w:rPr>
-          <w:rFonts w:ascii="Times New Roman" w:hAnsi="Times New Roman" w:cs="Times New Roman"/>
-          <w:sz w:val="28"/>
-          <w:szCs w:val="28"/>
-        </w:rPr>
-        <w:t>). Прочитать содержимое выбранного файла в строку (</w:t>
-      </w:r>
-      <w:proofErr w:type="spellStart"/>
-      <w:r>
-        <w:rPr>
-          <w:rFonts w:ascii="Times New Roman" w:hAnsi="Times New Roman" w:cs="Times New Roman"/>
-          <w:sz w:val="28"/>
-          <w:szCs w:val="28"/>
-        </w:rPr>
-        <w:t>File.ReadAllText</w:t>
-      </w:r>
-      <w:proofErr w:type="spellEnd"/>
-      <w:r>
-        <w:rPr>
-          <w:rFonts w:ascii="Times New Roman" w:hAnsi="Times New Roman" w:cs="Times New Roman"/>
-          <w:sz w:val="28"/>
-          <w:szCs w:val="28"/>
-        </w:rPr>
-        <w:t xml:space="preserve">) и использовать </w:t>
-      </w:r>
-      <w:proofErr w:type="spellStart"/>
-      <w:r>
-        <w:rPr>
-          <w:rFonts w:ascii="Times New Roman" w:hAnsi="Times New Roman" w:cs="Times New Roman"/>
-          <w:sz w:val="28"/>
-          <w:szCs w:val="28"/>
-        </w:rPr>
-        <w:t>System.Text.Json.JsonSerializer</w:t>
-      </w:r>
-      <w:proofErr w:type="spellEnd"/>
-      <w:r>
-        <w:rPr>
-          <w:rFonts w:ascii="Times New Roman" w:hAnsi="Times New Roman" w:cs="Times New Roman"/>
-          <w:sz w:val="28"/>
-          <w:szCs w:val="28"/>
-        </w:rPr>
-        <w:t xml:space="preserve"> для </w:t>
-      </w:r>
-      <w:proofErr w:type="spellStart"/>
-      <w:r>
-        <w:rPr>
-          <w:rFonts w:ascii="Times New Roman" w:hAnsi="Times New Roman" w:cs="Times New Roman"/>
-          <w:sz w:val="28"/>
-          <w:szCs w:val="28"/>
-        </w:rPr>
-        <w:t>десериализации</w:t>
-      </w:r>
-      <w:proofErr w:type="spellEnd"/>
-      <w:r>
-        <w:rPr>
-          <w:rFonts w:ascii="Times New Roman" w:hAnsi="Times New Roman" w:cs="Times New Roman"/>
-          <w:sz w:val="28"/>
-          <w:szCs w:val="28"/>
-        </w:rPr>
-        <w:t xml:space="preserve"> строки в коллекцию </w:t>
+        <w:t xml:space="preserve">6.2. Создать класс ImportItem со строковыми и числовыми автосвойствами (Article, Name, Size, Quantity, Price, ExpiryDate). Прочитать содержимое выбранного файла в строку (File.ReadAllText) и использовать System.Text.Json.JsonSerializer для десериализации строки в коллекцию </w:t>
       </w:r>
       <w:proofErr w:type="gramStart"/>
       <w:r>
@@ -4108,7 +2388,6 @@
         </w:rPr>
         <w:t>List&lt;</w:t>
       </w:r>
-      <w:proofErr w:type="spellStart"/>
       <w:proofErr w:type="gramEnd"/>
       <w:r>
         <w:rPr>
@@ -4116,143 +2395,25 @@
           <w:sz w:val="28"/>
           <w:szCs w:val="28"/>
         </w:rPr>
-        <w:t>ImportItem</w:t>
-      </w:r>
-      <w:proofErr w:type="spellEnd"/>
-      <w:r>
-        <w:rPr>
-          <w:rFonts w:ascii="Times New Roman" w:hAnsi="Times New Roman" w:cs="Times New Roman"/>
-          <w:sz w:val="28"/>
-          <w:szCs w:val="28"/>
-        </w:rPr>
-        <w:t xml:space="preserve">&gt;. </w:t>
-      </w:r>
-    </w:p>
-    <w:p>
-      <w:pPr>
-        <w:rPr>
-          <w:rFonts w:ascii="Times New Roman" w:hAnsi="Times New Roman" w:cs="Times New Roman"/>
-          <w:sz w:val="28"/>
-          <w:szCs w:val="28"/>
-        </w:rPr>
-      </w:pPr>
-      <w:r>
-        <w:rPr>
-          <w:rFonts w:ascii="Times New Roman" w:hAnsi="Times New Roman" w:cs="Times New Roman"/>
-          <w:sz w:val="28"/>
-          <w:szCs w:val="28"/>
-        </w:rPr>
-        <w:t xml:space="preserve">6.3. Если </w:t>
-      </w:r>
-      <w:proofErr w:type="spellStart"/>
-      <w:r>
-        <w:rPr>
-          <w:rFonts w:ascii="Times New Roman" w:hAnsi="Times New Roman" w:cs="Times New Roman"/>
-          <w:sz w:val="28"/>
-          <w:szCs w:val="28"/>
-        </w:rPr>
-        <w:t>десериализованный</w:t>
-      </w:r>
-      <w:proofErr w:type="spellEnd"/>
-      <w:r>
-        <w:rPr>
-          <w:rFonts w:ascii="Times New Roman" w:hAnsi="Times New Roman" w:cs="Times New Roman"/>
-          <w:sz w:val="28"/>
-          <w:szCs w:val="28"/>
-        </w:rPr>
-        <w:t xml:space="preserve"> список не равен </w:t>
-      </w:r>
-      <w:proofErr w:type="spellStart"/>
-      <w:r>
-        <w:rPr>
-          <w:rFonts w:ascii="Times New Roman" w:hAnsi="Times New Roman" w:cs="Times New Roman"/>
-          <w:sz w:val="28"/>
-          <w:szCs w:val="28"/>
-        </w:rPr>
-        <w:t>null</w:t>
-      </w:r>
-      <w:proofErr w:type="spellEnd"/>
-      <w:r>
-        <w:rPr>
-          <w:rFonts w:ascii="Times New Roman" w:hAnsi="Times New Roman" w:cs="Times New Roman"/>
-          <w:sz w:val="28"/>
-          <w:szCs w:val="28"/>
-        </w:rPr>
-        <w:t xml:space="preserve">, запустить цикл </w:t>
-      </w:r>
-      <w:proofErr w:type="spellStart"/>
-      <w:r>
-        <w:rPr>
-          <w:rFonts w:ascii="Times New Roman" w:hAnsi="Times New Roman" w:cs="Times New Roman"/>
-          <w:sz w:val="28"/>
-          <w:szCs w:val="28"/>
-        </w:rPr>
-        <w:t>foreach</w:t>
-      </w:r>
-      <w:proofErr w:type="spellEnd"/>
-      <w:r>
-        <w:rPr>
-          <w:rFonts w:ascii="Times New Roman" w:hAnsi="Times New Roman" w:cs="Times New Roman"/>
-          <w:sz w:val="28"/>
-          <w:szCs w:val="28"/>
-        </w:rPr>
-        <w:t xml:space="preserve">. Внутри цикла для каждого элемента выполнить конвертацию цены в текущую валюту: </w:t>
-      </w:r>
-      <w:proofErr w:type="spellStart"/>
-      <w:r>
-        <w:rPr>
-          <w:rFonts w:ascii="Times New Roman" w:hAnsi="Times New Roman" w:cs="Times New Roman"/>
-          <w:sz w:val="28"/>
-          <w:szCs w:val="28"/>
-        </w:rPr>
-        <w:t>decimal</w:t>
-      </w:r>
-      <w:proofErr w:type="spellEnd"/>
-      <w:r>
-        <w:rPr>
-          <w:rFonts w:ascii="Times New Roman" w:hAnsi="Times New Roman" w:cs="Times New Roman"/>
-          <w:sz w:val="28"/>
-          <w:szCs w:val="28"/>
-        </w:rPr>
-        <w:t xml:space="preserve"> </w:t>
-      </w:r>
-      <w:proofErr w:type="spellStart"/>
-      <w:r>
-        <w:rPr>
-          <w:rFonts w:ascii="Times New Roman" w:hAnsi="Times New Roman" w:cs="Times New Roman"/>
-          <w:sz w:val="28"/>
-          <w:szCs w:val="28"/>
-        </w:rPr>
-        <w:t>displayPrice</w:t>
-      </w:r>
-      <w:proofErr w:type="spellEnd"/>
-      <w:r>
-        <w:rPr>
-          <w:rFonts w:ascii="Times New Roman" w:hAnsi="Times New Roman" w:cs="Times New Roman"/>
-          <w:sz w:val="28"/>
-          <w:szCs w:val="28"/>
-        </w:rPr>
-        <w:t xml:space="preserve"> = </w:t>
-      </w:r>
-      <w:proofErr w:type="spellStart"/>
-      <w:r>
-        <w:rPr>
-          <w:rFonts w:ascii="Times New Roman" w:hAnsi="Times New Roman" w:cs="Times New Roman"/>
-          <w:sz w:val="28"/>
-          <w:szCs w:val="28"/>
-        </w:rPr>
-        <w:t>CurrencyConverter.ConvertPrice</w:t>
-      </w:r>
-      <w:proofErr w:type="spellEnd"/>
-      <w:r>
-        <w:rPr>
-          <w:rFonts w:ascii="Times New Roman" w:hAnsi="Times New Roman" w:cs="Times New Roman"/>
-          <w:sz w:val="28"/>
-          <w:szCs w:val="28"/>
-        </w:rPr>
-        <w:t>(</w:t>
-      </w:r>
-      <w:proofErr w:type="spellStart"/>
+        <w:t xml:space="preserve">ImportItem&gt;. </w:t>
+      </w:r>
+    </w:p>
+    <w:p>
+      <w:pPr>
+        <w:rPr>
+          <w:rFonts w:ascii="Times New Roman" w:hAnsi="Times New Roman" w:cs="Times New Roman"/>
+          <w:sz w:val="28"/>
+          <w:szCs w:val="28"/>
+        </w:rPr>
+      </w:pPr>
+      <w:r>
+        <w:rPr>
+          <w:rFonts w:ascii="Times New Roman" w:hAnsi="Times New Roman" w:cs="Times New Roman"/>
+          <w:sz w:val="28"/>
+          <w:szCs w:val="28"/>
+        </w:rPr>
+        <w:t>6.3. Если десериализованный список не равен null, запустить цикл foreach. Внутри цикла для каждого элемента выполнить конвертацию цены в текущую валюту: decimal displayPrice = CurrencyConverter.ConvertPrice(</w:t>
+      </w:r>
       <w:proofErr w:type="gramStart"/>
       <w:r>
         <w:rPr>
@@ -4262,7 +2423,6 @@
         </w:rPr>
         <w:t>item.Price</w:t>
       </w:r>
-      <w:proofErr w:type="spellEnd"/>
       <w:proofErr w:type="gramEnd"/>
       <w:r>
         <w:rPr>
@@ -4270,150 +2430,75 @@
           <w:sz w:val="28"/>
           <w:szCs w:val="28"/>
         </w:rPr>
-        <w:t xml:space="preserve">), после чего добавить значения элемента новой строкой в </w:t>
-      </w:r>
-      <w:proofErr w:type="spellStart"/>
-      <w:r>
-        <w:rPr>
-          <w:rFonts w:ascii="Times New Roman" w:hAnsi="Times New Roman" w:cs="Times New Roman"/>
-          <w:sz w:val="28"/>
-          <w:szCs w:val="28"/>
-        </w:rPr>
-        <w:t>dgvPreview</w:t>
-      </w:r>
-      <w:proofErr w:type="spellEnd"/>
-      <w:r>
-        <w:rPr>
-          <w:rFonts w:ascii="Times New Roman" w:hAnsi="Times New Roman" w:cs="Times New Roman"/>
-          <w:sz w:val="28"/>
-          <w:szCs w:val="28"/>
-        </w:rPr>
-        <w:t xml:space="preserve">. </w:t>
-      </w:r>
-    </w:p>
-    <w:p>
-      <w:pPr>
-        <w:rPr>
-          <w:rFonts w:ascii="Times New Roman" w:hAnsi="Times New Roman" w:cs="Times New Roman"/>
-          <w:sz w:val="28"/>
-          <w:szCs w:val="28"/>
-        </w:rPr>
-      </w:pPr>
-      <w:r>
-        <w:rPr>
-          <w:rFonts w:ascii="Times New Roman" w:hAnsi="Times New Roman" w:cs="Times New Roman"/>
-          <w:sz w:val="28"/>
-          <w:szCs w:val="28"/>
-        </w:rPr>
-        <w:t xml:space="preserve">6.4. Весь процесс чтения и </w:t>
-      </w:r>
-      <w:proofErr w:type="spellStart"/>
-      <w:r>
-        <w:rPr>
-          <w:rFonts w:ascii="Times New Roman" w:hAnsi="Times New Roman" w:cs="Times New Roman"/>
-          <w:sz w:val="28"/>
-          <w:szCs w:val="28"/>
-        </w:rPr>
-        <w:t>десериализации</w:t>
-      </w:r>
-      <w:proofErr w:type="spellEnd"/>
-      <w:r>
-        <w:rPr>
-          <w:rFonts w:ascii="Times New Roman" w:hAnsi="Times New Roman" w:cs="Times New Roman"/>
-          <w:sz w:val="28"/>
-          <w:szCs w:val="28"/>
-        </w:rPr>
-        <w:t xml:space="preserve"> (пункты 6.2 и 6.3) обернуть в конструкцию </w:t>
-      </w:r>
-      <w:proofErr w:type="spellStart"/>
-      <w:r>
-        <w:rPr>
-          <w:rFonts w:ascii="Times New Roman" w:hAnsi="Times New Roman" w:cs="Times New Roman"/>
-          <w:sz w:val="28"/>
-          <w:szCs w:val="28"/>
-        </w:rPr>
-        <w:t>try-catch</w:t>
-      </w:r>
-      <w:proofErr w:type="spellEnd"/>
-      <w:r>
-        <w:rPr>
-          <w:rFonts w:ascii="Times New Roman" w:hAnsi="Times New Roman" w:cs="Times New Roman"/>
-          <w:sz w:val="28"/>
-          <w:szCs w:val="28"/>
-        </w:rPr>
-        <w:t xml:space="preserve">. В блоке </w:t>
-      </w:r>
-      <w:proofErr w:type="spellStart"/>
-      <w:r>
-        <w:rPr>
-          <w:rFonts w:ascii="Times New Roman" w:hAnsi="Times New Roman" w:cs="Times New Roman"/>
-          <w:sz w:val="28"/>
-          <w:szCs w:val="28"/>
-        </w:rPr>
-        <w:t>catch</w:t>
-      </w:r>
-      <w:proofErr w:type="spellEnd"/>
-      <w:r>
-        <w:rPr>
-          <w:rFonts w:ascii="Times New Roman" w:hAnsi="Times New Roman" w:cs="Times New Roman"/>
-          <w:sz w:val="28"/>
-          <w:szCs w:val="28"/>
-        </w:rPr>
-        <w:t xml:space="preserve"> (</w:t>
-      </w:r>
-      <w:proofErr w:type="spellStart"/>
-      <w:r>
-        <w:rPr>
-          <w:rFonts w:ascii="Times New Roman" w:hAnsi="Times New Roman" w:cs="Times New Roman"/>
-          <w:sz w:val="28"/>
-          <w:szCs w:val="28"/>
-        </w:rPr>
-        <w:t>Exception</w:t>
-      </w:r>
-      <w:proofErr w:type="spellEnd"/>
-      <w:r>
-        <w:rPr>
-          <w:rFonts w:ascii="Times New Roman" w:hAnsi="Times New Roman" w:cs="Times New Roman"/>
-          <w:sz w:val="28"/>
-          <w:szCs w:val="28"/>
-        </w:rPr>
-        <w:t xml:space="preserve"> </w:t>
-      </w:r>
-      <w:proofErr w:type="spellStart"/>
-      <w:r>
-        <w:rPr>
-          <w:rFonts w:ascii="Times New Roman" w:hAnsi="Times New Roman" w:cs="Times New Roman"/>
-          <w:sz w:val="28"/>
-          <w:szCs w:val="28"/>
-        </w:rPr>
-        <w:t>ex</w:t>
-      </w:r>
-      <w:proofErr w:type="spellEnd"/>
-      <w:r>
-        <w:rPr>
-          <w:rFonts w:ascii="Times New Roman" w:hAnsi="Times New Roman" w:cs="Times New Roman"/>
-          <w:sz w:val="28"/>
-          <w:szCs w:val="28"/>
-        </w:rPr>
-        <w:t xml:space="preserve">) реализовать вывод модального окна </w:t>
-      </w:r>
-      <w:proofErr w:type="spellStart"/>
-      <w:r>
-        <w:rPr>
-          <w:rFonts w:ascii="Times New Roman" w:hAnsi="Times New Roman" w:cs="Times New Roman"/>
-          <w:sz w:val="28"/>
-          <w:szCs w:val="28"/>
-        </w:rPr>
-        <w:t>MessageBox</w:t>
-      </w:r>
-      <w:proofErr w:type="spellEnd"/>
-      <w:r>
-        <w:rPr>
-          <w:rFonts w:ascii="Times New Roman" w:hAnsi="Times New Roman" w:cs="Times New Roman"/>
-          <w:sz w:val="28"/>
-          <w:szCs w:val="28"/>
-        </w:rPr>
-        <w:t xml:space="preserve"> с иконкой ошибки и текстом: "Ошибка при чтении или обработке JSON файла: " плюс сообщение самого исключения.</w:t>
+        <w:t xml:space="preserve">), после чего добавить значения элемента новой строкой в dgvPreview. </w:t>
+      </w:r>
+    </w:p>
+    <w:p>
+      <w:pPr>
+        <w:rPr>
+          <w:rFonts w:ascii="Times New Roman" w:hAnsi="Times New Roman" w:cs="Times New Roman"/>
+          <w:sz w:val="28"/>
+          <w:szCs w:val="28"/>
+        </w:rPr>
+      </w:pPr>
+      <w:r>
+        <w:rPr>
+          <w:rFonts w:ascii="Times New Roman" w:hAnsi="Times New Roman" w:cs="Times New Roman"/>
+          <w:sz w:val="28"/>
+          <w:szCs w:val="28"/>
+        </w:rPr>
+        <w:t>6.4. Весь процесс чтения и десериализации (пункты 6.2 и 6.3) обернуть в конструкцию try-catch. В блоке catch (Exception ex) реализовать вывод модального окна MessageBox с иконкой ошибки и текстом: "Ошибка при чтении или обработке JSON файла: " плюс сообщение самого исключения.</w:t>
+      </w:r>
+    </w:p>
+    <w:p>
+      <w:pPr>
+        <w:rPr>
+          <w:rFonts w:ascii="Times New Roman" w:hAnsi="Times New Roman" w:cs="Times New Roman"/>
+          <w:sz w:val="28"/>
+          <w:szCs w:val="28"/>
+        </w:rPr>
+      </w:pPr>
+      <w:r>
+        <w:rPr>
+          <w:rFonts w:ascii="Times New Roman" w:hAnsi="Times New Roman" w:cs="Times New Roman"/>
+          <w:sz w:val="28"/>
+          <w:szCs w:val="28"/>
+        </w:rPr>
+        <w:drawing>
+          <wp:inline distT="0" distB="0" distL="0" distR="0" wp14:anchorId="27AC16BC" wp14:editId="0FF0F4C7">
+            <wp:extent cx="4642159" cy="2928937"/>
+            <wp:effectExtent l="0" t="0" r="6350" b="5080"/>
+            <wp:docPr id="1022199517" name="Рисунок 1"/>
+            <wp:cNvGraphicFramePr>
+              <a:graphicFrameLocks xmlns:a="http://schemas.openxmlformats.org/drawingml/2006/main" noChangeAspect="1"/>
+            </wp:cNvGraphicFramePr>
+            <a:graphic xmlns:a="http://schemas.openxmlformats.org/drawingml/2006/main">
+              <a:graphicData uri="http://schemas.openxmlformats.org/drawingml/2006/picture">
+                <pic:pic xmlns:pic="http://schemas.openxmlformats.org/drawingml/2006/picture">
+                  <pic:nvPicPr>
+                    <pic:cNvPr id="551191462" name=""/>
+                    <pic:cNvPicPr/>
+                  </pic:nvPicPr>
+                  <pic:blipFill>
+                    <a:blip r:embed="rId8"/>
+                    <a:stretch>
+                      <a:fillRect/>
+                    </a:stretch>
+                  </pic:blipFill>
+                  <pic:spPr>
+                    <a:xfrm>
+                      <a:off x="0" y="0"/>
+                      <a:ext cx="4651961" cy="2935122"/>
+                    </a:xfrm>
+                    <a:prstGeom prst="rect">
+                      <a:avLst/>
+                    </a:prstGeom>
+                  </pic:spPr>
+                </pic:pic>
+              </a:graphicData>
+            </a:graphic>
+          </wp:inline>
+        </w:drawing>
       </w:r>
       <w:r>
         <w:rPr>
@@ -4462,29 +2547,7 @@
           <w:sz w:val="28"/>
           <w:szCs w:val="28"/>
         </w:rPr>
-        <w:t xml:space="preserve">1. </w:t>
-      </w:r>
-      <w:proofErr w:type="spellStart"/>
-      <w:r>
-        <w:rPr>
-          <w:rFonts w:ascii="Times New Roman" w:hAnsi="Times New Roman" w:cs="Times New Roman"/>
-          <w:b/>
-          <w:bCs/>
-          <w:sz w:val="28"/>
-          <w:szCs w:val="28"/>
-        </w:rPr>
-        <w:t>Userstory</w:t>
-      </w:r>
-      <w:proofErr w:type="spellEnd"/>
-      <w:r>
-        <w:rPr>
-          <w:rFonts w:ascii="Times New Roman" w:hAnsi="Times New Roman" w:cs="Times New Roman"/>
-          <w:b/>
-          <w:bCs/>
-          <w:sz w:val="28"/>
-          <w:szCs w:val="28"/>
-        </w:rPr>
-        <w:t xml:space="preserve">: </w:t>
+        <w:t xml:space="preserve">1. Userstory: </w:t>
       </w:r>
       <w:r>
         <w:rPr>
@@ -4550,25 +2613,7 @@
           <w:sz w:val="28"/>
           <w:szCs w:val="28"/>
         </w:rPr>
-        <w:t>Экран «История отгрузок» (</w:t>
-      </w:r>
-      <w:proofErr w:type="spellStart"/>
-      <w:r>
-        <w:rPr>
-          <w:rFonts w:ascii="Times New Roman" w:hAnsi="Times New Roman" w:cs="Times New Roman"/>
-          <w:sz w:val="28"/>
-          <w:szCs w:val="28"/>
-        </w:rPr>
-        <w:t>HistoryForm</w:t>
-      </w:r>
-      <w:proofErr w:type="spellEnd"/>
-      <w:r>
-        <w:rPr>
-          <w:rFonts w:ascii="Times New Roman" w:hAnsi="Times New Roman" w:cs="Times New Roman"/>
-          <w:sz w:val="28"/>
-          <w:szCs w:val="28"/>
-        </w:rPr>
-        <w:t>), Файловая система.</w:t>
+        <w:t>Экран «История отгрузок» (HistoryForm), Файловая система.</w:t>
       </w:r>
     </w:p>
     <w:p>
@@ -4705,7 +2750,7 @@
                     <pic:cNvPicPr/>
                   </pic:nvPicPr>
                   <pic:blipFill>
-                    <a:blip r:embed="rId12"/>
+                    <a:blip r:embed="rId16"/>
                     <a:stretch>
                       <a:fillRect/>
                     </a:stretch>
@@ -4762,168 +2807,24 @@
           <w:sz w:val="28"/>
           <w:szCs w:val="28"/>
         </w:rPr>
-        <w:t xml:space="preserve">6.1. На форму </w:t>
-      </w:r>
-      <w:proofErr w:type="spellStart"/>
-      <w:r>
-        <w:rPr>
-          <w:rFonts w:ascii="Times New Roman" w:hAnsi="Times New Roman" w:cs="Times New Roman"/>
-          <w:sz w:val="28"/>
-          <w:szCs w:val="28"/>
-        </w:rPr>
-        <w:t>HistoryForm</w:t>
-      </w:r>
-      <w:proofErr w:type="spellEnd"/>
-      <w:r>
-        <w:rPr>
-          <w:rFonts w:ascii="Times New Roman" w:hAnsi="Times New Roman" w:cs="Times New Roman"/>
-          <w:sz w:val="28"/>
-          <w:szCs w:val="28"/>
-        </w:rPr>
-        <w:t xml:space="preserve"> добавить кнопку "Экспорт CSV" (</w:t>
-      </w:r>
-      <w:proofErr w:type="spellStart"/>
-      <w:r>
-        <w:rPr>
-          <w:rFonts w:ascii="Times New Roman" w:hAnsi="Times New Roman" w:cs="Times New Roman"/>
-          <w:sz w:val="28"/>
-          <w:szCs w:val="28"/>
-        </w:rPr>
-        <w:t>btnExportCSV</w:t>
-      </w:r>
-      <w:proofErr w:type="spellEnd"/>
-      <w:r>
-        <w:rPr>
-          <w:rFonts w:ascii="Times New Roman" w:hAnsi="Times New Roman" w:cs="Times New Roman"/>
-          <w:sz w:val="28"/>
-          <w:szCs w:val="28"/>
-        </w:rPr>
-        <w:t xml:space="preserve">). В обработчике клика инициализировать компонент </w:t>
-      </w:r>
-      <w:proofErr w:type="spellStart"/>
-      <w:r>
-        <w:rPr>
-          <w:rFonts w:ascii="Times New Roman" w:hAnsi="Times New Roman" w:cs="Times New Roman"/>
-          <w:sz w:val="28"/>
-          <w:szCs w:val="28"/>
-        </w:rPr>
-        <w:t>SaveFileDialog</w:t>
-      </w:r>
-      <w:proofErr w:type="spellEnd"/>
-      <w:r>
-        <w:rPr>
-          <w:rFonts w:ascii="Times New Roman" w:hAnsi="Times New Roman" w:cs="Times New Roman"/>
-          <w:sz w:val="28"/>
-          <w:szCs w:val="28"/>
-        </w:rPr>
-        <w:t xml:space="preserve"> с фильтром файлов *.</w:t>
-      </w:r>
-      <w:proofErr w:type="spellStart"/>
-      <w:r>
-        <w:rPr>
-          <w:rFonts w:ascii="Times New Roman" w:hAnsi="Times New Roman" w:cs="Times New Roman"/>
-          <w:sz w:val="28"/>
-          <w:szCs w:val="28"/>
-        </w:rPr>
-        <w:t>csv</w:t>
-      </w:r>
-      <w:proofErr w:type="spellEnd"/>
-      <w:r>
-        <w:rPr>
-          <w:rFonts w:ascii="Times New Roman" w:hAnsi="Times New Roman" w:cs="Times New Roman"/>
-          <w:sz w:val="28"/>
-          <w:szCs w:val="28"/>
-        </w:rPr>
-        <w:t xml:space="preserve"> и автоматической генерацией имени файла (например, с текущей датой </w:t>
-      </w:r>
-      <w:proofErr w:type="spellStart"/>
-      <w:r>
-        <w:rPr>
-          <w:rFonts w:ascii="Times New Roman" w:hAnsi="Times New Roman" w:cs="Times New Roman"/>
-          <w:sz w:val="28"/>
-          <w:szCs w:val="28"/>
-        </w:rPr>
-        <w:t>DateTime.Now</w:t>
-      </w:r>
-      <w:proofErr w:type="spellEnd"/>
-      <w:r>
-        <w:rPr>
-          <w:rFonts w:ascii="Times New Roman" w:hAnsi="Times New Roman" w:cs="Times New Roman"/>
-          <w:sz w:val="28"/>
-          <w:szCs w:val="28"/>
-        </w:rPr>
-        <w:t xml:space="preserve">). </w:t>
-      </w:r>
-    </w:p>
-    <w:p>
-      <w:pPr>
-        <w:rPr>
-          <w:rFonts w:ascii="Times New Roman" w:hAnsi="Times New Roman" w:cs="Times New Roman"/>
-          <w:sz w:val="28"/>
-          <w:szCs w:val="28"/>
-        </w:rPr>
-      </w:pPr>
-      <w:r>
-        <w:rPr>
-          <w:rFonts w:ascii="Times New Roman" w:hAnsi="Times New Roman" w:cs="Times New Roman"/>
-          <w:sz w:val="28"/>
-          <w:szCs w:val="28"/>
-        </w:rPr>
-        <w:t xml:space="preserve">6.2. Перед открытием диалога сохранения реализовать валидацию: </w:t>
-      </w:r>
-      <w:proofErr w:type="spellStart"/>
-      <w:r>
-        <w:rPr>
-          <w:rFonts w:ascii="Times New Roman" w:hAnsi="Times New Roman" w:cs="Times New Roman"/>
-          <w:sz w:val="28"/>
-          <w:szCs w:val="28"/>
-        </w:rPr>
-        <w:t>if</w:t>
-      </w:r>
-      <w:proofErr w:type="spellEnd"/>
-      <w:r>
-        <w:rPr>
-          <w:rFonts w:ascii="Times New Roman" w:hAnsi="Times New Roman" w:cs="Times New Roman"/>
-          <w:sz w:val="28"/>
-          <w:szCs w:val="28"/>
-        </w:rPr>
-        <w:t xml:space="preserve"> (</w:t>
-      </w:r>
-      <w:proofErr w:type="spellStart"/>
-      <w:r>
-        <w:rPr>
-          <w:rFonts w:ascii="Times New Roman" w:hAnsi="Times New Roman" w:cs="Times New Roman"/>
-          <w:sz w:val="28"/>
-          <w:szCs w:val="28"/>
-        </w:rPr>
-        <w:t>dgvHistory.Rows.Count</w:t>
-      </w:r>
-      <w:proofErr w:type="spellEnd"/>
-      <w:r>
-        <w:rPr>
-          <w:rFonts w:ascii="Times New Roman" w:hAnsi="Times New Roman" w:cs="Times New Roman"/>
-          <w:sz w:val="28"/>
-          <w:szCs w:val="28"/>
-        </w:rPr>
-        <w:t xml:space="preserve"> == 0 || </w:t>
-      </w:r>
-      <w:proofErr w:type="spellStart"/>
-      <w:r>
-        <w:rPr>
-          <w:rFonts w:ascii="Times New Roman" w:hAnsi="Times New Roman" w:cs="Times New Roman"/>
-          <w:sz w:val="28"/>
-          <w:szCs w:val="28"/>
-        </w:rPr>
-        <w:t>dgvHistory.Rows</w:t>
-      </w:r>
-      <w:proofErr w:type="spellEnd"/>
-      <w:r>
-        <w:rPr>
-          <w:rFonts w:ascii="Times New Roman" w:hAnsi="Times New Roman" w:cs="Times New Roman"/>
-          <w:sz w:val="28"/>
-          <w:szCs w:val="28"/>
-        </w:rPr>
-        <w:t>[0</w:t>
+        <w:t xml:space="preserve">6.1. На форму HistoryForm добавить кнопку "Экспорт CSV" (btnExportCSV). В обработчике клика инициализировать компонент SaveFileDialog с фильтром файлов *.csv и автоматической генерацией имени файла (например, с текущей датой DateTime.Now). </w:t>
+      </w:r>
+    </w:p>
+    <w:p>
+      <w:pPr>
+        <w:rPr>
+          <w:rFonts w:ascii="Times New Roman" w:hAnsi="Times New Roman" w:cs="Times New Roman"/>
+          <w:sz w:val="28"/>
+          <w:szCs w:val="28"/>
+        </w:rPr>
+      </w:pPr>
+      <w:r>
+        <w:rPr>
+          <w:rFonts w:ascii="Times New Roman" w:hAnsi="Times New Roman" w:cs="Times New Roman"/>
+          <w:sz w:val="28"/>
+          <w:szCs w:val="28"/>
+        </w:rPr>
+        <w:t>6.2. Перед открытием диалога сохранения реализовать валидацию: if (dgvHistory.Rows.Count == 0 || dgvHistory.Rows[0</w:t>
       </w:r>
       <w:proofErr w:type="gramStart"/>
       <w:r>
@@ -4932,18 +2833,8 @@
           <w:sz w:val="28"/>
           <w:szCs w:val="28"/>
         </w:rPr>
-        <w:t>].</w:t>
-      </w:r>
-      <w:proofErr w:type="spellStart"/>
-      <w:r>
-        <w:rPr>
-          <w:rFonts w:ascii="Times New Roman" w:hAnsi="Times New Roman" w:cs="Times New Roman"/>
-          <w:sz w:val="28"/>
-          <w:szCs w:val="28"/>
-        </w:rPr>
-        <w:t>IsNewRow</w:t>
-      </w:r>
-      <w:proofErr w:type="spellEnd"/>
+        <w:t>].IsNewRow</w:t>
+      </w:r>
       <w:proofErr w:type="gramEnd"/>
       <w:r>
         <w:rPr>
@@ -4951,132 +2842,24 @@
           <w:sz w:val="28"/>
           <w:szCs w:val="28"/>
         </w:rPr>
-        <w:t>). Если условие выполняется, прервать метод (</w:t>
-      </w:r>
-      <w:proofErr w:type="spellStart"/>
-      <w:r>
-        <w:rPr>
-          <w:rFonts w:ascii="Times New Roman" w:hAnsi="Times New Roman" w:cs="Times New Roman"/>
-          <w:sz w:val="28"/>
-          <w:szCs w:val="28"/>
-        </w:rPr>
-        <w:t>return</w:t>
-      </w:r>
-      <w:proofErr w:type="spellEnd"/>
-      <w:r>
-        <w:rPr>
-          <w:rFonts w:ascii="Times New Roman" w:hAnsi="Times New Roman" w:cs="Times New Roman"/>
-          <w:sz w:val="28"/>
-          <w:szCs w:val="28"/>
-        </w:rPr>
-        <w:t xml:space="preserve">) и вывести </w:t>
-      </w:r>
-      <w:proofErr w:type="spellStart"/>
-      <w:r>
-        <w:rPr>
-          <w:rFonts w:ascii="Times New Roman" w:hAnsi="Times New Roman" w:cs="Times New Roman"/>
-          <w:sz w:val="28"/>
-          <w:szCs w:val="28"/>
-        </w:rPr>
-        <w:t>MessageBox</w:t>
-      </w:r>
-      <w:proofErr w:type="spellEnd"/>
-      <w:r>
-        <w:rPr>
-          <w:rFonts w:ascii="Times New Roman" w:hAnsi="Times New Roman" w:cs="Times New Roman"/>
-          <w:sz w:val="28"/>
-          <w:szCs w:val="28"/>
-        </w:rPr>
-        <w:t xml:space="preserve"> с предупреждением "Нет данных для экспорта!". </w:t>
-      </w:r>
-    </w:p>
-    <w:p>
-      <w:pPr>
-        <w:rPr>
-          <w:rFonts w:ascii="Times New Roman" w:hAnsi="Times New Roman" w:cs="Times New Roman"/>
-          <w:sz w:val="28"/>
-          <w:szCs w:val="28"/>
-        </w:rPr>
-      </w:pPr>
-      <w:r>
-        <w:rPr>
-          <w:rFonts w:ascii="Times New Roman" w:hAnsi="Times New Roman" w:cs="Times New Roman"/>
-          <w:sz w:val="28"/>
-          <w:szCs w:val="28"/>
-        </w:rPr>
-        <w:t xml:space="preserve">6.3. Использовать класс </w:t>
-      </w:r>
-      <w:proofErr w:type="spellStart"/>
-      <w:r>
-        <w:rPr>
-          <w:rFonts w:ascii="Times New Roman" w:hAnsi="Times New Roman" w:cs="Times New Roman"/>
-          <w:sz w:val="28"/>
-          <w:szCs w:val="28"/>
-        </w:rPr>
-        <w:t>StreamWriter</w:t>
-      </w:r>
-      <w:proofErr w:type="spellEnd"/>
-      <w:r>
-        <w:rPr>
-          <w:rFonts w:ascii="Times New Roman" w:hAnsi="Times New Roman" w:cs="Times New Roman"/>
-          <w:sz w:val="28"/>
-          <w:szCs w:val="28"/>
-        </w:rPr>
-        <w:t xml:space="preserve"> с кодировкой UTF-8. Реализовать цикл по коллекции </w:t>
-      </w:r>
-      <w:proofErr w:type="spellStart"/>
-      <w:r>
-        <w:rPr>
-          <w:rFonts w:ascii="Times New Roman" w:hAnsi="Times New Roman" w:cs="Times New Roman"/>
-          <w:sz w:val="28"/>
-          <w:szCs w:val="28"/>
-        </w:rPr>
-        <w:t>dgvHistory.Columns</w:t>
-      </w:r>
-      <w:proofErr w:type="spellEnd"/>
-      <w:r>
-        <w:rPr>
-          <w:rFonts w:ascii="Times New Roman" w:hAnsi="Times New Roman" w:cs="Times New Roman"/>
-          <w:sz w:val="28"/>
-          <w:szCs w:val="28"/>
-        </w:rPr>
-        <w:t xml:space="preserve"> для формирования первой строки файла (шапки с названиями колонок). Затем реализовать вложенный цикл по видимым строкам </w:t>
-      </w:r>
-      <w:proofErr w:type="spellStart"/>
-      <w:r>
-        <w:rPr>
-          <w:rFonts w:ascii="Times New Roman" w:hAnsi="Times New Roman" w:cs="Times New Roman"/>
-          <w:sz w:val="28"/>
-          <w:szCs w:val="28"/>
-        </w:rPr>
-        <w:t>dgvHistory.Rows</w:t>
-      </w:r>
-      <w:proofErr w:type="spellEnd"/>
-      <w:r>
-        <w:rPr>
-          <w:rFonts w:ascii="Times New Roman" w:hAnsi="Times New Roman" w:cs="Times New Roman"/>
-          <w:sz w:val="28"/>
-          <w:szCs w:val="28"/>
-        </w:rPr>
-        <w:t xml:space="preserve"> для записи данных ячеек, </w:t>
-      </w:r>
-      <w:proofErr w:type="spellStart"/>
-      <w:r>
-        <w:rPr>
-          <w:rFonts w:ascii="Times New Roman" w:hAnsi="Times New Roman" w:cs="Times New Roman"/>
-          <w:sz w:val="28"/>
-          <w:szCs w:val="28"/>
-        </w:rPr>
-        <w:t>программно</w:t>
-      </w:r>
-      <w:proofErr w:type="spellEnd"/>
-      <w:r>
-        <w:rPr>
-          <w:rFonts w:ascii="Times New Roman" w:hAnsi="Times New Roman" w:cs="Times New Roman"/>
-          <w:sz w:val="28"/>
-          <w:szCs w:val="28"/>
-        </w:rPr>
-        <w:t xml:space="preserve"> заменяя </w:t>
+        <w:t xml:space="preserve">). Если условие выполняется, прервать метод (return) и вывести MessageBox с предупреждением "Нет данных для экспорта!". </w:t>
+      </w:r>
+    </w:p>
+    <w:p>
+      <w:pPr>
+        <w:rPr>
+          <w:rFonts w:ascii="Times New Roman" w:hAnsi="Times New Roman" w:cs="Times New Roman"/>
+          <w:sz w:val="28"/>
+          <w:szCs w:val="28"/>
+        </w:rPr>
+      </w:pPr>
+      <w:r>
+        <w:rPr>
+          <w:rFonts w:ascii="Times New Roman" w:hAnsi="Times New Roman" w:cs="Times New Roman"/>
+          <w:sz w:val="28"/>
+          <w:szCs w:val="28"/>
+        </w:rPr>
+        <w:t xml:space="preserve">6.3. Использовать класс StreamWriter с кодировкой UTF-8. Реализовать цикл по коллекции dgvHistory.Columns для формирования первой строки файла (шапки с названиями колонок). Затем реализовать вложенный цикл по видимым строкам dgvHistory.Rows для записи данных ячеек, программно заменяя </w:t>
       </w:r>
       <w:proofErr w:type="gramStart"/>
       <w:r>
@@ -5129,79 +2912,55 @@
           <w:sz w:val="28"/>
           <w:szCs w:val="28"/>
         </w:rPr>
-        <w:t xml:space="preserve">6.4. Весь блок работы с файловой системой обернуть в конструкцию </w:t>
-      </w:r>
-      <w:proofErr w:type="spellStart"/>
-      <w:r>
-        <w:rPr>
-          <w:rFonts w:ascii="Times New Roman" w:hAnsi="Times New Roman" w:cs="Times New Roman"/>
-          <w:sz w:val="28"/>
-          <w:szCs w:val="28"/>
-        </w:rPr>
-        <w:t>try-catch</w:t>
-      </w:r>
-      <w:proofErr w:type="spellEnd"/>
-      <w:r>
-        <w:rPr>
-          <w:rFonts w:ascii="Times New Roman" w:hAnsi="Times New Roman" w:cs="Times New Roman"/>
-          <w:sz w:val="28"/>
-          <w:szCs w:val="28"/>
-        </w:rPr>
-        <w:t>. Перехватывать исключения доступа (</w:t>
-      </w:r>
-      <w:proofErr w:type="spellStart"/>
-      <w:r>
-        <w:rPr>
-          <w:rFonts w:ascii="Times New Roman" w:hAnsi="Times New Roman" w:cs="Times New Roman"/>
-          <w:sz w:val="28"/>
-          <w:szCs w:val="28"/>
-        </w:rPr>
-        <w:t>Exception</w:t>
-      </w:r>
-      <w:proofErr w:type="spellEnd"/>
-      <w:r>
-        <w:rPr>
-          <w:rFonts w:ascii="Times New Roman" w:hAnsi="Times New Roman" w:cs="Times New Roman"/>
-          <w:sz w:val="28"/>
-          <w:szCs w:val="28"/>
-        </w:rPr>
-        <w:t xml:space="preserve"> / </w:t>
-      </w:r>
-      <w:proofErr w:type="spellStart"/>
-      <w:r>
-        <w:rPr>
-          <w:rFonts w:ascii="Times New Roman" w:hAnsi="Times New Roman" w:cs="Times New Roman"/>
-          <w:sz w:val="28"/>
-          <w:szCs w:val="28"/>
-        </w:rPr>
-        <w:t>IOException</w:t>
-      </w:r>
-      <w:proofErr w:type="spellEnd"/>
-      <w:r>
-        <w:rPr>
-          <w:rFonts w:ascii="Times New Roman" w:hAnsi="Times New Roman" w:cs="Times New Roman"/>
-          <w:sz w:val="28"/>
-          <w:szCs w:val="28"/>
-        </w:rPr>
-        <w:t xml:space="preserve">) и выводить их пользователю через </w:t>
-      </w:r>
-      <w:proofErr w:type="spellStart"/>
-      <w:r>
-        <w:rPr>
-          <w:rFonts w:ascii="Times New Roman" w:hAnsi="Times New Roman" w:cs="Times New Roman"/>
-          <w:sz w:val="28"/>
-          <w:szCs w:val="28"/>
-        </w:rPr>
-        <w:t>MessageBox</w:t>
-      </w:r>
-      <w:proofErr w:type="spellEnd"/>
-      <w:r>
-        <w:rPr>
-          <w:rFonts w:ascii="Times New Roman" w:hAnsi="Times New Roman" w:cs="Times New Roman"/>
-          <w:sz w:val="28"/>
-          <w:szCs w:val="28"/>
-        </w:rPr>
-        <w:t xml:space="preserve"> ("Ошибка при сохранении файла"), гарантируя, что программа продолжит работу без аварийного завершения.</w:t>
+        <w:t>6.4. Весь блок работы с файловой системой обернуть в конструкцию try-catch. Перехватывать исключения доступа (Exception / IOException) и выводить их пользователю через MessageBox ("Ошибка при сохранении файла"), гарантируя, что программа продолжит работу без аварийного завершения.</w:t>
+      </w:r>
+      <w:r>
+        <w:rPr>
+          <w:noProof/>
+        </w:rPr>
+        <w:t xml:space="preserve"> </w:t>
+      </w:r>
+      <w:r>
+        <w:rPr>
+          <w:rFonts w:ascii="Times New Roman" w:hAnsi="Times New Roman" w:cs="Times New Roman"/>
+          <w:sz w:val="28"/>
+          <w:szCs w:val="28"/>
+        </w:rPr>
+        <w:drawing>
+          <wp:inline distT="0" distB="0" distL="0" distR="0" wp14:anchorId="081FE0E4" wp14:editId="14ED4A87">
+            <wp:extent cx="4986337" cy="3160767"/>
+            <wp:effectExtent l="0" t="0" r="5080" b="1905"/>
+            <wp:docPr id="1804673725" name="Рисунок 1"/>
+            <wp:cNvGraphicFramePr>
+              <a:graphicFrameLocks xmlns:a="http://schemas.openxmlformats.org/drawingml/2006/main" noChangeAspect="1"/>
+            </wp:cNvGraphicFramePr>
+            <a:graphic xmlns:a="http://schemas.openxmlformats.org/drawingml/2006/main">
+              <a:graphicData uri="http://schemas.openxmlformats.org/drawingml/2006/picture">
+                <pic:pic xmlns:pic="http://schemas.openxmlformats.org/drawingml/2006/picture">
+                  <pic:nvPicPr>
+                    <pic:cNvPr id="1804673725" name=""/>
+                    <pic:cNvPicPr/>
+                  </pic:nvPicPr>
+                  <pic:blipFill>
+                    <a:blip r:embed="rId17"/>
+                    <a:stretch>
+                      <a:fillRect/>
+                    </a:stretch>
+                  </pic:blipFill>
+                  <pic:spPr>
+                    <a:xfrm>
+                      <a:off x="0" y="0"/>
+                      <a:ext cx="4990048" cy="3163119"/>
+                    </a:xfrm>
+                    <a:prstGeom prst="rect">
+                      <a:avLst/>
+                    </a:prstGeom>
+                  </pic:spPr>
+                </pic:pic>
+              </a:graphicData>
+            </a:graphic>
+          </wp:inline>
+        </w:drawing>
       </w:r>
     </w:p>
     <w:sectPr>
